--- a/TCC II/Escrita/TCC II - IasminMarques.docx
+++ b/TCC II/Escrita/TCC II - IasminMarques.docx
@@ -4769,31 +4769,36 @@
       <w:pPr>
         <w:pStyle w:val="Sumrio1"/>
         <w:rPr>
-          <w:rStyle w:val="Hyperlink"/>
-        </w:rPr>
-      </w:pPr>
-      <w:r>
-        <w:rPr>
+          <w:rFonts w:asciiTheme="minorHAnsi" w:eastAsiaTheme="minorEastAsia" w:hAnsiTheme="minorHAnsi" w:cstheme="minorBidi"/>
           <w:b w:val="0"/>
           <w:caps w:val="0"/>
-        </w:rPr>
-        <w:fldChar w:fldCharType="begin"/>
-      </w:r>
+          <w:kern w:val="0"/>
+          <w:sz w:val="22"/>
+          <w:szCs w:val="22"/>
+        </w:rPr>
+      </w:pPr>
       <w:r>
         <w:rPr>
           <w:b w:val="0"/>
           <w:caps w:val="0"/>
         </w:rPr>
-        <w:instrText xml:space="preserve"> TOC \o \h \z \u </w:instrText>
+        <w:fldChar w:fldCharType="begin"/>
       </w:r>
       <w:r>
         <w:rPr>
           <w:b w:val="0"/>
           <w:caps w:val="0"/>
         </w:rPr>
+        <w:instrText xml:space="preserve"> TOC \o \h \z \u </w:instrText>
+      </w:r>
+      <w:r>
+        <w:rPr>
+          <w:b w:val="0"/>
+          <w:caps w:val="0"/>
+        </w:rPr>
         <w:fldChar w:fldCharType="separate"/>
       </w:r>
-      <w:hyperlink w:anchor="_Toc202896291" w:history="1">
+      <w:hyperlink w:anchor="_Toc203431567" w:history="1">
         <w:r>
           <w:rPr>
             <w:rStyle w:val="Hyperlink"/>
@@ -4833,7 +4838,7 @@
           <w:rPr>
             <w:webHidden/>
           </w:rPr>
-          <w:instrText xml:space="preserve"> PAGEREF _Toc202896291 \h </w:instrText>
+          <w:instrText xml:space="preserve"> PAGEREF _Toc203431567 \h </w:instrText>
         </w:r>
         <w:r>
           <w:rPr>
@@ -4862,78 +4867,17 @@
     </w:p>
     <w:p>
       <w:pPr>
-        <w:rPr>
-          <w:b/>
-          <w:noProof/>
-        </w:rPr>
-      </w:pPr>
-      <w:r>
-        <w:rPr>
-          <w:b/>
-          <w:noProof/>
-        </w:rPr>
-        <w:t>1</w:t>
-      </w:r>
-      <w:r>
-        <w:rPr>
-          <w:b/>
-          <w:noProof/>
-        </w:rPr>
-        <w:t xml:space="preserve">.1 </w:t>
-      </w:r>
-      <w:r>
-        <w:rPr>
-          <w:b/>
-          <w:noProof/>
-        </w:rPr>
-        <w:t>Problema</w:t>
-      </w:r>
-    </w:p>
-    <w:p>
-      <w:pPr>
-        <w:rPr>
-          <w:b/>
-          <w:noProof/>
-        </w:rPr>
-      </w:pPr>
-      <w:r>
-        <w:rPr>
-          <w:b/>
-          <w:noProof/>
-        </w:rPr>
-        <w:t xml:space="preserve">1.2 </w:t>
-      </w:r>
-      <w:r>
-        <w:rPr>
-          <w:b/>
-          <w:noProof/>
-        </w:rPr>
-        <w:t>Objetivos</w:t>
-      </w:r>
-    </w:p>
-    <w:p>
-      <w:pPr>
-        <w:rPr>
-          <w:b/>
-          <w:noProof/>
-        </w:rPr>
-      </w:pPr>
-      <w:r>
-        <w:rPr>
-          <w:b/>
-          <w:noProof/>
-        </w:rPr>
-        <w:t>1.3 Organização do Trabalho</w:t>
-      </w:r>
-    </w:p>
-    <w:p>
-      <w:pPr>
         <w:pStyle w:val="Sumrio1"/>
         <w:rPr>
-          <w:rStyle w:val="Hyperlink"/>
-        </w:rPr>
-      </w:pPr>
-      <w:hyperlink w:anchor="_Toc202896292" w:history="1">
+          <w:rFonts w:asciiTheme="minorHAnsi" w:eastAsiaTheme="minorEastAsia" w:hAnsiTheme="minorHAnsi" w:cstheme="minorBidi"/>
+          <w:b w:val="0"/>
+          <w:caps w:val="0"/>
+          <w:kern w:val="0"/>
+          <w:sz w:val="22"/>
+          <w:szCs w:val="22"/>
+        </w:rPr>
+      </w:pPr>
+      <w:hyperlink w:anchor="_Toc203431568" w:history="1">
         <w:r>
           <w:rPr>
             <w:rStyle w:val="Hyperlink"/>
@@ -4959,47 +4903,1526 @@
         </w:r>
         <w:r>
           <w:rPr>
+            <w:webHidden/>
+          </w:rPr>
+          <w:tab/>
+        </w:r>
+        <w:r>
+          <w:rPr>
+            <w:webHidden/>
+          </w:rPr>
+          <w:fldChar w:fldCharType="begin"/>
+        </w:r>
+        <w:r>
+          <w:rPr>
+            <w:webHidden/>
+          </w:rPr>
+          <w:instrText xml:space="preserve"> PAGEREF _Toc203431568 \h </w:instrText>
+        </w:r>
+        <w:r>
+          <w:rPr>
+            <w:webHidden/>
+          </w:rPr>
+        </w:r>
+        <w:r>
+          <w:rPr>
+            <w:webHidden/>
+          </w:rPr>
+          <w:fldChar w:fldCharType="separate"/>
+        </w:r>
+        <w:r>
+          <w:rPr>
+            <w:webHidden/>
+          </w:rPr>
+          <w:t>16</w:t>
+        </w:r>
+        <w:r>
+          <w:rPr>
+            <w:webHidden/>
+          </w:rPr>
+          <w:fldChar w:fldCharType="end"/>
+        </w:r>
+      </w:hyperlink>
+    </w:p>
+    <w:p>
+      <w:pPr>
+        <w:pStyle w:val="Sumrio2"/>
+        <w:rPr>
+          <w:rFonts w:asciiTheme="minorHAnsi" w:eastAsiaTheme="minorEastAsia" w:hAnsiTheme="minorHAnsi" w:cstheme="minorBidi"/>
+          <w:b w:val="0"/>
+          <w:noProof/>
+          <w:sz w:val="22"/>
+          <w:szCs w:val="22"/>
+        </w:rPr>
+      </w:pPr>
+      <w:hyperlink w:anchor="_Toc203431569" w:history="1">
+        <w:r>
+          <w:rPr>
             <w:rStyle w:val="Hyperlink"/>
+            <w:noProof/>
+          </w:rPr>
+          <w:t>1.1</w:t>
+        </w:r>
+        <w:r>
+          <w:rPr>
+            <w:rFonts w:asciiTheme="minorHAnsi" w:eastAsiaTheme="minorEastAsia" w:hAnsiTheme="minorHAnsi" w:cstheme="minorBidi"/>
+            <w:b w:val="0"/>
+            <w:noProof/>
+            <w:sz w:val="22"/>
+            <w:szCs w:val="22"/>
+          </w:rPr>
+          <w:tab/>
+        </w:r>
+        <w:r>
+          <w:rPr>
+            <w:rStyle w:val="Hyperlink"/>
+            <w:noProof/>
+          </w:rPr>
+          <w:t>SRAG (Sindrome Respiratoria Aguda Grave)</w:t>
+        </w:r>
+        <w:r>
+          <w:rPr>
+            <w:noProof/>
+            <w:webHidden/>
+          </w:rPr>
+          <w:tab/>
+        </w:r>
+        <w:r>
+          <w:rPr>
+            <w:noProof/>
+            <w:webHidden/>
+          </w:rPr>
+          <w:fldChar w:fldCharType="begin"/>
+        </w:r>
+        <w:r>
+          <w:rPr>
+            <w:noProof/>
+            <w:webHidden/>
+          </w:rPr>
+          <w:instrText xml:space="preserve"> PAGEREF _Toc203431569 \h </w:instrText>
+        </w:r>
+        <w:r>
+          <w:rPr>
+            <w:noProof/>
+            <w:webHidden/>
+          </w:rPr>
+        </w:r>
+        <w:r>
+          <w:rPr>
+            <w:noProof/>
+            <w:webHidden/>
+          </w:rPr>
+          <w:fldChar w:fldCharType="separate"/>
+        </w:r>
+        <w:r>
+          <w:rPr>
+            <w:noProof/>
+            <w:webHidden/>
+          </w:rPr>
+          <w:t>16</w:t>
+        </w:r>
+        <w:r>
+          <w:rPr>
+            <w:noProof/>
+            <w:webHidden/>
+          </w:rPr>
+          <w:fldChar w:fldCharType="end"/>
+        </w:r>
+      </w:hyperlink>
+    </w:p>
+    <w:p>
+      <w:pPr>
+        <w:pStyle w:val="Sumrio2"/>
+        <w:rPr>
+          <w:rFonts w:asciiTheme="minorHAnsi" w:eastAsiaTheme="minorEastAsia" w:hAnsiTheme="minorHAnsi" w:cstheme="minorBidi"/>
+          <w:b w:val="0"/>
+          <w:noProof/>
+          <w:sz w:val="22"/>
+          <w:szCs w:val="22"/>
+        </w:rPr>
+      </w:pPr>
+      <w:hyperlink w:anchor="_Toc203431570" w:history="1">
+        <w:r>
+          <w:rPr>
+            <w:rStyle w:val="Hyperlink"/>
+            <w:noProof/>
+            <w:highlight w:val="lightGray"/>
+          </w:rPr>
+          <w:t>1.2</w:t>
+        </w:r>
+        <w:r>
+          <w:rPr>
+            <w:rFonts w:asciiTheme="minorHAnsi" w:eastAsiaTheme="minorEastAsia" w:hAnsiTheme="minorHAnsi" w:cstheme="minorBidi"/>
+            <w:b w:val="0"/>
+            <w:noProof/>
+            <w:sz w:val="22"/>
+            <w:szCs w:val="22"/>
+          </w:rPr>
+          <w:tab/>
+        </w:r>
+        <w:r>
+          <w:rPr>
+            <w:rStyle w:val="Hyperlink"/>
+            <w:noProof/>
+            <w:highlight w:val="lightGray"/>
+          </w:rPr>
+          <w:t>Algoritmos</w:t>
+        </w:r>
+        <w:r>
+          <w:rPr>
+            <w:noProof/>
+            <w:webHidden/>
+          </w:rPr>
+          <w:tab/>
+        </w:r>
+        <w:r>
+          <w:rPr>
+            <w:noProof/>
+            <w:webHidden/>
+          </w:rPr>
+          <w:fldChar w:fldCharType="begin"/>
+        </w:r>
+        <w:r>
+          <w:rPr>
+            <w:noProof/>
+            <w:webHidden/>
+          </w:rPr>
+          <w:instrText xml:space="preserve"> PAGEREF _Toc203431570 \h </w:instrText>
+        </w:r>
+        <w:r>
+          <w:rPr>
+            <w:noProof/>
+            <w:webHidden/>
+          </w:rPr>
+        </w:r>
+        <w:r>
+          <w:rPr>
+            <w:noProof/>
+            <w:webHidden/>
+          </w:rPr>
+          <w:fldChar w:fldCharType="separate"/>
+        </w:r>
+        <w:r>
+          <w:rPr>
+            <w:noProof/>
+            <w:webHidden/>
+          </w:rPr>
+          <w:t>20</w:t>
+        </w:r>
+        <w:r>
+          <w:rPr>
+            <w:noProof/>
+            <w:webHidden/>
+          </w:rPr>
+          <w:fldChar w:fldCharType="end"/>
+        </w:r>
+      </w:hyperlink>
+    </w:p>
+    <w:p>
+      <w:pPr>
+        <w:pStyle w:val="Sumrio3"/>
+        <w:rPr>
+          <w:rFonts w:asciiTheme="minorHAnsi" w:eastAsiaTheme="minorEastAsia" w:hAnsiTheme="minorHAnsi" w:cstheme="minorBidi"/>
+          <w:noProof/>
+          <w:sz w:val="22"/>
+          <w:szCs w:val="22"/>
+        </w:rPr>
+      </w:pPr>
+      <w:hyperlink w:anchor="_Toc203431571" w:history="1">
+        <w:r>
+          <w:rPr>
+            <w:rStyle w:val="Hyperlink"/>
+            <w:noProof/>
+          </w:rPr>
+          <w:t>1.2.1</w:t>
+        </w:r>
+        <w:r>
+          <w:rPr>
+            <w:rFonts w:asciiTheme="minorHAnsi" w:eastAsiaTheme="minorEastAsia" w:hAnsiTheme="minorHAnsi" w:cstheme="minorBidi"/>
+            <w:noProof/>
+            <w:sz w:val="22"/>
+            <w:szCs w:val="22"/>
+          </w:rPr>
+          <w:tab/>
+        </w:r>
+        <w:r>
+          <w:rPr>
+            <w:rStyle w:val="Hyperlink"/>
+            <w:noProof/>
+          </w:rPr>
+          <w:t>ANÁLISE ESTATÍSTICA</w:t>
+        </w:r>
+        <w:r>
+          <w:rPr>
+            <w:noProof/>
+            <w:webHidden/>
+          </w:rPr>
+          <w:tab/>
+        </w:r>
+        <w:r>
+          <w:rPr>
+            <w:noProof/>
+            <w:webHidden/>
+          </w:rPr>
+          <w:fldChar w:fldCharType="begin"/>
+        </w:r>
+        <w:r>
+          <w:rPr>
+            <w:noProof/>
+            <w:webHidden/>
+          </w:rPr>
+          <w:instrText xml:space="preserve"> PAGEREF _Toc203431571 \h </w:instrText>
+        </w:r>
+        <w:r>
+          <w:rPr>
+            <w:noProof/>
+            <w:webHidden/>
+          </w:rPr>
+        </w:r>
+        <w:r>
+          <w:rPr>
+            <w:noProof/>
+            <w:webHidden/>
+          </w:rPr>
+          <w:fldChar w:fldCharType="separate"/>
+        </w:r>
+        <w:r>
+          <w:rPr>
+            <w:noProof/>
+            <w:webHidden/>
+          </w:rPr>
+          <w:t>21</w:t>
+        </w:r>
+        <w:r>
+          <w:rPr>
+            <w:noProof/>
+            <w:webHidden/>
+          </w:rPr>
+          <w:fldChar w:fldCharType="end"/>
+        </w:r>
+      </w:hyperlink>
+    </w:p>
+    <w:p>
+      <w:pPr>
+        <w:pStyle w:val="Sumrio4"/>
+        <w:tabs>
+          <w:tab w:val="left" w:pos="1320"/>
+        </w:tabs>
+        <w:rPr>
+          <w:rFonts w:asciiTheme="minorHAnsi" w:eastAsiaTheme="minorEastAsia" w:hAnsiTheme="minorHAnsi" w:cstheme="minorBidi"/>
+          <w:i w:val="0"/>
+          <w:noProof/>
+          <w:sz w:val="22"/>
+          <w:szCs w:val="22"/>
+        </w:rPr>
+      </w:pPr>
+      <w:hyperlink w:anchor="_Toc203431572" w:history="1">
+        <w:r>
+          <w:rPr>
+            <w:rStyle w:val="Hyperlink"/>
+            <w:noProof/>
+          </w:rPr>
+          <w:t>1.2.1.1</w:t>
+        </w:r>
+        <w:r>
+          <w:rPr>
+            <w:rFonts w:asciiTheme="minorHAnsi" w:eastAsiaTheme="minorEastAsia" w:hAnsiTheme="minorHAnsi" w:cstheme="minorBidi"/>
+            <w:i w:val="0"/>
+            <w:noProof/>
+            <w:sz w:val="22"/>
+            <w:szCs w:val="22"/>
+          </w:rPr>
+          <w:tab/>
+        </w:r>
+        <w:r>
+          <w:rPr>
+            <w:rStyle w:val="Hyperlink"/>
+            <w:noProof/>
+          </w:rPr>
+          <w:t>Regressão Linear</w:t>
+        </w:r>
+        <w:r>
+          <w:rPr>
+            <w:noProof/>
+            <w:webHidden/>
+          </w:rPr>
+          <w:tab/>
+        </w:r>
+        <w:r>
+          <w:rPr>
+            <w:noProof/>
+            <w:webHidden/>
+          </w:rPr>
+          <w:fldChar w:fldCharType="begin"/>
+        </w:r>
+        <w:r>
+          <w:rPr>
+            <w:noProof/>
+            <w:webHidden/>
+          </w:rPr>
+          <w:instrText xml:space="preserve"> PAGEREF _Toc203431572 \h </w:instrText>
+        </w:r>
+        <w:r>
+          <w:rPr>
+            <w:noProof/>
+            <w:webHidden/>
+          </w:rPr>
+        </w:r>
+        <w:r>
+          <w:rPr>
+            <w:noProof/>
+            <w:webHidden/>
+          </w:rPr>
+          <w:fldChar w:fldCharType="separate"/>
+        </w:r>
+        <w:r>
+          <w:rPr>
+            <w:noProof/>
+            <w:webHidden/>
+          </w:rPr>
+          <w:t>21</w:t>
+        </w:r>
+        <w:r>
+          <w:rPr>
+            <w:noProof/>
+            <w:webHidden/>
+          </w:rPr>
+          <w:fldChar w:fldCharType="end"/>
+        </w:r>
+      </w:hyperlink>
+    </w:p>
+    <w:p>
+      <w:pPr>
+        <w:pStyle w:val="Sumrio4"/>
+        <w:tabs>
+          <w:tab w:val="left" w:pos="1320"/>
+        </w:tabs>
+        <w:rPr>
+          <w:rFonts w:asciiTheme="minorHAnsi" w:eastAsiaTheme="minorEastAsia" w:hAnsiTheme="minorHAnsi" w:cstheme="minorBidi"/>
+          <w:i w:val="0"/>
+          <w:noProof/>
+          <w:sz w:val="22"/>
+          <w:szCs w:val="22"/>
+        </w:rPr>
+      </w:pPr>
+      <w:hyperlink w:anchor="_Toc203431573" w:history="1">
+        <w:r>
+          <w:rPr>
+            <w:rStyle w:val="Hyperlink"/>
+            <w:noProof/>
+          </w:rPr>
+          <w:t>1.2.1.2</w:t>
+        </w:r>
+        <w:r>
+          <w:rPr>
+            <w:rFonts w:asciiTheme="minorHAnsi" w:eastAsiaTheme="minorEastAsia" w:hAnsiTheme="minorHAnsi" w:cstheme="minorBidi"/>
+            <w:i w:val="0"/>
+            <w:noProof/>
+            <w:sz w:val="22"/>
+            <w:szCs w:val="22"/>
+          </w:rPr>
+          <w:tab/>
+        </w:r>
+        <w:r>
+          <w:rPr>
+            <w:rStyle w:val="Hyperlink"/>
+            <w:noProof/>
+          </w:rPr>
+          <w:t>Regressão Logística</w:t>
+        </w:r>
+        <w:r>
+          <w:rPr>
+            <w:noProof/>
+            <w:webHidden/>
+          </w:rPr>
+          <w:tab/>
+        </w:r>
+        <w:r>
+          <w:rPr>
+            <w:noProof/>
+            <w:webHidden/>
+          </w:rPr>
+          <w:fldChar w:fldCharType="begin"/>
+        </w:r>
+        <w:r>
+          <w:rPr>
+            <w:noProof/>
+            <w:webHidden/>
+          </w:rPr>
+          <w:instrText xml:space="preserve"> PAGEREF _Toc203431573 \h </w:instrText>
+        </w:r>
+        <w:r>
+          <w:rPr>
+            <w:noProof/>
+            <w:webHidden/>
+          </w:rPr>
+        </w:r>
+        <w:r>
+          <w:rPr>
+            <w:noProof/>
+            <w:webHidden/>
+          </w:rPr>
+          <w:fldChar w:fldCharType="separate"/>
+        </w:r>
+        <w:r>
+          <w:rPr>
+            <w:noProof/>
+            <w:webHidden/>
+          </w:rPr>
+          <w:t>21</w:t>
+        </w:r>
+        <w:r>
+          <w:rPr>
+            <w:noProof/>
+            <w:webHidden/>
+          </w:rPr>
+          <w:fldChar w:fldCharType="end"/>
+        </w:r>
+      </w:hyperlink>
+    </w:p>
+    <w:p>
+      <w:pPr>
+        <w:pStyle w:val="Sumrio3"/>
+        <w:rPr>
+          <w:rFonts w:asciiTheme="minorHAnsi" w:eastAsiaTheme="minorEastAsia" w:hAnsiTheme="minorHAnsi" w:cstheme="minorBidi"/>
+          <w:noProof/>
+          <w:sz w:val="22"/>
+          <w:szCs w:val="22"/>
+        </w:rPr>
+      </w:pPr>
+      <w:hyperlink w:anchor="_Toc203431574" w:history="1">
+        <w:r>
+          <w:rPr>
+            <w:rStyle w:val="Hyperlink"/>
+            <w:noProof/>
+          </w:rPr>
+          <w:t>1.2.2</w:t>
+        </w:r>
+        <w:r>
+          <w:rPr>
+            <w:rFonts w:asciiTheme="minorHAnsi" w:eastAsiaTheme="minorEastAsia" w:hAnsiTheme="minorHAnsi" w:cstheme="minorBidi"/>
+            <w:noProof/>
+            <w:sz w:val="22"/>
+            <w:szCs w:val="22"/>
+          </w:rPr>
+          <w:tab/>
+        </w:r>
+        <w:r>
+          <w:rPr>
+            <w:rStyle w:val="Hyperlink"/>
+            <w:noProof/>
+          </w:rPr>
+          <w:t>MINERAÇÃO DE DADOS</w:t>
+        </w:r>
+        <w:r>
+          <w:rPr>
+            <w:noProof/>
+            <w:webHidden/>
+          </w:rPr>
+          <w:tab/>
+        </w:r>
+        <w:r>
+          <w:rPr>
+            <w:noProof/>
+            <w:webHidden/>
+          </w:rPr>
+          <w:fldChar w:fldCharType="begin"/>
+        </w:r>
+        <w:r>
+          <w:rPr>
+            <w:noProof/>
+            <w:webHidden/>
+          </w:rPr>
+          <w:instrText xml:space="preserve"> PAGEREF _Toc203431574 \h </w:instrText>
+        </w:r>
+        <w:r>
+          <w:rPr>
+            <w:noProof/>
+            <w:webHidden/>
+          </w:rPr>
+        </w:r>
+        <w:r>
+          <w:rPr>
+            <w:noProof/>
+            <w:webHidden/>
+          </w:rPr>
+          <w:fldChar w:fldCharType="separate"/>
+        </w:r>
+        <w:r>
+          <w:rPr>
+            <w:noProof/>
+            <w:webHidden/>
+          </w:rPr>
+          <w:t>22</w:t>
+        </w:r>
+        <w:r>
+          <w:rPr>
+            <w:noProof/>
+            <w:webHidden/>
+          </w:rPr>
+          <w:fldChar w:fldCharType="end"/>
+        </w:r>
+      </w:hyperlink>
+    </w:p>
+    <w:p>
+      <w:pPr>
+        <w:pStyle w:val="Sumrio4"/>
+        <w:tabs>
+          <w:tab w:val="left" w:pos="1320"/>
+        </w:tabs>
+        <w:rPr>
+          <w:rFonts w:asciiTheme="minorHAnsi" w:eastAsiaTheme="minorEastAsia" w:hAnsiTheme="minorHAnsi" w:cstheme="minorBidi"/>
+          <w:i w:val="0"/>
+          <w:noProof/>
+          <w:sz w:val="22"/>
+          <w:szCs w:val="22"/>
+        </w:rPr>
+      </w:pPr>
+      <w:hyperlink w:anchor="_Toc203431575" w:history="1">
+        <w:r>
+          <w:rPr>
+            <w:rStyle w:val="Hyperlink"/>
+            <w:noProof/>
+          </w:rPr>
+          <w:t>1.2.2.1</w:t>
+        </w:r>
+        <w:r>
+          <w:rPr>
+            <w:rFonts w:asciiTheme="minorHAnsi" w:eastAsiaTheme="minorEastAsia" w:hAnsiTheme="minorHAnsi" w:cstheme="minorBidi"/>
+            <w:i w:val="0"/>
+            <w:noProof/>
+            <w:sz w:val="22"/>
+            <w:szCs w:val="22"/>
+          </w:rPr>
+          <w:tab/>
+        </w:r>
+        <w:r>
+          <w:rPr>
+            <w:rStyle w:val="Hyperlink"/>
+            <w:noProof/>
+          </w:rPr>
+          <w:t>Apriori</w:t>
+        </w:r>
+        <w:r>
+          <w:rPr>
+            <w:noProof/>
+            <w:webHidden/>
+          </w:rPr>
+          <w:tab/>
+        </w:r>
+        <w:r>
+          <w:rPr>
+            <w:noProof/>
+            <w:webHidden/>
+          </w:rPr>
+          <w:fldChar w:fldCharType="begin"/>
+        </w:r>
+        <w:r>
+          <w:rPr>
+            <w:noProof/>
+            <w:webHidden/>
+          </w:rPr>
+          <w:instrText xml:space="preserve"> PAGEREF _Toc203431575 \h </w:instrText>
+        </w:r>
+        <w:r>
+          <w:rPr>
+            <w:noProof/>
+            <w:webHidden/>
+          </w:rPr>
+        </w:r>
+        <w:r>
+          <w:rPr>
+            <w:noProof/>
+            <w:webHidden/>
+          </w:rPr>
+          <w:fldChar w:fldCharType="separate"/>
+        </w:r>
+        <w:r>
+          <w:rPr>
+            <w:noProof/>
+            <w:webHidden/>
+          </w:rPr>
+          <w:t>22</w:t>
+        </w:r>
+        <w:r>
+          <w:rPr>
+            <w:noProof/>
+            <w:webHidden/>
+          </w:rPr>
+          <w:fldChar w:fldCharType="end"/>
+        </w:r>
+      </w:hyperlink>
+    </w:p>
+    <w:p>
+      <w:pPr>
+        <w:pStyle w:val="Sumrio4"/>
+        <w:rPr>
+          <w:rFonts w:asciiTheme="minorHAnsi" w:eastAsiaTheme="minorEastAsia" w:hAnsiTheme="minorHAnsi" w:cstheme="minorBidi"/>
+          <w:i w:val="0"/>
+          <w:noProof/>
+          <w:sz w:val="22"/>
+          <w:szCs w:val="22"/>
+        </w:rPr>
+      </w:pPr>
+      <w:hyperlink w:anchor="_Toc203431576" w:history="1">
+        <w:r>
+          <w:rPr>
+            <w:rStyle w:val="Hyperlink"/>
+            <w:iCs/>
+            <w:noProof/>
+          </w:rPr>
+          <w:t>Apriori</w:t>
+        </w:r>
+        <w:r>
+          <w:rPr>
+            <w:rStyle w:val="Hyperlink"/>
+            <w:noProof/>
+          </w:rPr>
+          <w:t xml:space="preserve"> é um algoritmo utilizado para encontrar padrões frequentes em bases de dados transacionais, alguns casos de uso comuns são sistemas de previsão e recomendação de doenças, como análise de cestas de mercado para plataformas de comércio eletrônico (IBM,  2024).</w:t>
+        </w:r>
+        <w:r>
+          <w:rPr>
+            <w:noProof/>
+            <w:webHidden/>
+          </w:rPr>
+          <w:tab/>
+        </w:r>
+        <w:r>
+          <w:rPr>
+            <w:noProof/>
+            <w:webHidden/>
+          </w:rPr>
+          <w:fldChar w:fldCharType="begin"/>
+        </w:r>
+        <w:r>
+          <w:rPr>
+            <w:noProof/>
+            <w:webHidden/>
+          </w:rPr>
+          <w:instrText xml:space="preserve"> PAGEREF _Toc203431576 \h </w:instrText>
+        </w:r>
+        <w:r>
+          <w:rPr>
+            <w:noProof/>
+            <w:webHidden/>
+          </w:rPr>
+        </w:r>
+        <w:r>
+          <w:rPr>
+            <w:noProof/>
+            <w:webHidden/>
+          </w:rPr>
+          <w:fldChar w:fldCharType="separate"/>
+        </w:r>
+        <w:r>
+          <w:rPr>
+            <w:noProof/>
+            <w:webHidden/>
+          </w:rPr>
+          <w:t>22</w:t>
+        </w:r>
+        <w:r>
+          <w:rPr>
+            <w:noProof/>
+            <w:webHidden/>
+          </w:rPr>
+          <w:fldChar w:fldCharType="end"/>
+        </w:r>
+      </w:hyperlink>
+    </w:p>
+    <w:p>
+      <w:pPr>
+        <w:pStyle w:val="Sumrio4"/>
+        <w:tabs>
+          <w:tab w:val="left" w:pos="1320"/>
+        </w:tabs>
+        <w:rPr>
+          <w:rFonts w:asciiTheme="minorHAnsi" w:eastAsiaTheme="minorEastAsia" w:hAnsiTheme="minorHAnsi" w:cstheme="minorBidi"/>
+          <w:i w:val="0"/>
+          <w:noProof/>
+          <w:sz w:val="22"/>
+          <w:szCs w:val="22"/>
+        </w:rPr>
+      </w:pPr>
+      <w:hyperlink w:anchor="_Toc203431577" w:history="1">
+        <w:r>
+          <w:rPr>
+            <w:rStyle w:val="Hyperlink"/>
+            <w:noProof/>
+          </w:rPr>
+          <w:t>1.2.2.2</w:t>
+        </w:r>
+        <w:r>
+          <w:rPr>
+            <w:rFonts w:asciiTheme="minorHAnsi" w:eastAsiaTheme="minorEastAsia" w:hAnsiTheme="minorHAnsi" w:cstheme="minorBidi"/>
+            <w:i w:val="0"/>
+            <w:noProof/>
+            <w:sz w:val="22"/>
+            <w:szCs w:val="22"/>
+          </w:rPr>
+          <w:tab/>
+        </w:r>
+        <w:r>
+          <w:rPr>
+            <w:rStyle w:val="Hyperlink"/>
+            <w:noProof/>
+          </w:rPr>
+          <w:t>K-Means</w:t>
+        </w:r>
+        <w:r>
+          <w:rPr>
+            <w:noProof/>
+            <w:webHidden/>
+          </w:rPr>
+          <w:tab/>
+        </w:r>
+        <w:r>
+          <w:rPr>
+            <w:noProof/>
+            <w:webHidden/>
+          </w:rPr>
+          <w:fldChar w:fldCharType="begin"/>
+        </w:r>
+        <w:r>
+          <w:rPr>
+            <w:noProof/>
+            <w:webHidden/>
+          </w:rPr>
+          <w:instrText xml:space="preserve"> PAGEREF _Toc203431577 \h </w:instrText>
+        </w:r>
+        <w:r>
+          <w:rPr>
+            <w:noProof/>
+            <w:webHidden/>
+          </w:rPr>
+        </w:r>
+        <w:r>
+          <w:rPr>
+            <w:noProof/>
+            <w:webHidden/>
+          </w:rPr>
+          <w:fldChar w:fldCharType="separate"/>
+        </w:r>
+        <w:r>
+          <w:rPr>
+            <w:noProof/>
+            <w:webHidden/>
+          </w:rPr>
+          <w:t>22</w:t>
+        </w:r>
+        <w:r>
+          <w:rPr>
+            <w:noProof/>
+            <w:webHidden/>
+          </w:rPr>
+          <w:fldChar w:fldCharType="end"/>
+        </w:r>
+      </w:hyperlink>
+    </w:p>
+    <w:p>
+      <w:pPr>
+        <w:pStyle w:val="Sumrio3"/>
+        <w:rPr>
+          <w:rFonts w:asciiTheme="minorHAnsi" w:eastAsiaTheme="minorEastAsia" w:hAnsiTheme="minorHAnsi" w:cstheme="minorBidi"/>
+          <w:noProof/>
+          <w:sz w:val="22"/>
+          <w:szCs w:val="22"/>
+        </w:rPr>
+      </w:pPr>
+      <w:hyperlink w:anchor="_Toc203431578" w:history="1">
+        <w:r>
+          <w:rPr>
+            <w:rStyle w:val="Hyperlink"/>
+            <w:noProof/>
+          </w:rPr>
+          <w:t>1.2.3</w:t>
+        </w:r>
+        <w:r>
+          <w:rPr>
+            <w:rFonts w:asciiTheme="minorHAnsi" w:eastAsiaTheme="minorEastAsia" w:hAnsiTheme="minorHAnsi" w:cstheme="minorBidi"/>
+            <w:noProof/>
+            <w:sz w:val="22"/>
+            <w:szCs w:val="22"/>
+          </w:rPr>
+          <w:tab/>
+        </w:r>
+        <w:r>
+          <w:rPr>
+            <w:rStyle w:val="Hyperlink"/>
+            <w:noProof/>
+          </w:rPr>
+          <w:t>APRENDIZADO DE MÁQUINA</w:t>
+        </w:r>
+        <w:r>
+          <w:rPr>
+            <w:noProof/>
+            <w:webHidden/>
+          </w:rPr>
+          <w:tab/>
+        </w:r>
+        <w:r>
+          <w:rPr>
+            <w:noProof/>
+            <w:webHidden/>
+          </w:rPr>
+          <w:fldChar w:fldCharType="begin"/>
+        </w:r>
+        <w:r>
+          <w:rPr>
+            <w:noProof/>
+            <w:webHidden/>
+          </w:rPr>
+          <w:instrText xml:space="preserve"> PAGEREF _Toc203431578 \h </w:instrText>
+        </w:r>
+        <w:r>
+          <w:rPr>
+            <w:noProof/>
+            <w:webHidden/>
+          </w:rPr>
+        </w:r>
+        <w:r>
+          <w:rPr>
+            <w:noProof/>
+            <w:webHidden/>
+          </w:rPr>
+          <w:fldChar w:fldCharType="separate"/>
+        </w:r>
+        <w:r>
+          <w:rPr>
+            <w:noProof/>
+            <w:webHidden/>
+          </w:rPr>
+          <w:t>22</w:t>
+        </w:r>
+        <w:r>
+          <w:rPr>
+            <w:noProof/>
+            <w:webHidden/>
+          </w:rPr>
+          <w:fldChar w:fldCharType="end"/>
+        </w:r>
+      </w:hyperlink>
+    </w:p>
+    <w:p>
+      <w:pPr>
+        <w:pStyle w:val="Sumrio4"/>
+        <w:tabs>
+          <w:tab w:val="left" w:pos="1320"/>
+        </w:tabs>
+        <w:rPr>
+          <w:rFonts w:asciiTheme="minorHAnsi" w:eastAsiaTheme="minorEastAsia" w:hAnsiTheme="minorHAnsi" w:cstheme="minorBidi"/>
+          <w:i w:val="0"/>
+          <w:noProof/>
+          <w:sz w:val="22"/>
+          <w:szCs w:val="22"/>
+        </w:rPr>
+      </w:pPr>
+      <w:hyperlink w:anchor="_Toc203431579" w:history="1">
+        <w:r>
+          <w:rPr>
+            <w:rStyle w:val="Hyperlink"/>
+            <w:noProof/>
+          </w:rPr>
+          <w:t>1.2.3.1</w:t>
+        </w:r>
+        <w:r>
+          <w:rPr>
+            <w:rFonts w:asciiTheme="minorHAnsi" w:eastAsiaTheme="minorEastAsia" w:hAnsiTheme="minorHAnsi" w:cstheme="minorBidi"/>
+            <w:i w:val="0"/>
+            <w:noProof/>
+            <w:sz w:val="22"/>
+            <w:szCs w:val="22"/>
+          </w:rPr>
+          <w:tab/>
+        </w:r>
+        <w:r>
+          <w:rPr>
+            <w:rStyle w:val="Hyperlink"/>
+            <w:noProof/>
+          </w:rPr>
+          <w:t>Random Forest</w:t>
+        </w:r>
+        <w:r>
+          <w:rPr>
+            <w:noProof/>
+            <w:webHidden/>
+          </w:rPr>
+          <w:tab/>
+        </w:r>
+        <w:r>
+          <w:rPr>
+            <w:noProof/>
+            <w:webHidden/>
+          </w:rPr>
+          <w:fldChar w:fldCharType="begin"/>
+        </w:r>
+        <w:r>
+          <w:rPr>
+            <w:noProof/>
+            <w:webHidden/>
+          </w:rPr>
+          <w:instrText xml:space="preserve"> PAGEREF _Toc203431579 \h </w:instrText>
+        </w:r>
+        <w:r>
+          <w:rPr>
+            <w:noProof/>
+            <w:webHidden/>
+          </w:rPr>
+        </w:r>
+        <w:r>
+          <w:rPr>
+            <w:noProof/>
+            <w:webHidden/>
+          </w:rPr>
+          <w:fldChar w:fldCharType="separate"/>
+        </w:r>
+        <w:r>
+          <w:rPr>
+            <w:noProof/>
+            <w:webHidden/>
+          </w:rPr>
+          <w:t>23</w:t>
+        </w:r>
+        <w:r>
+          <w:rPr>
+            <w:noProof/>
+            <w:webHidden/>
+          </w:rPr>
+          <w:fldChar w:fldCharType="end"/>
+        </w:r>
+      </w:hyperlink>
+    </w:p>
+    <w:p>
+      <w:pPr>
+        <w:pStyle w:val="Sumrio4"/>
+        <w:tabs>
+          <w:tab w:val="left" w:pos="1320"/>
+        </w:tabs>
+        <w:rPr>
+          <w:rFonts w:asciiTheme="minorHAnsi" w:eastAsiaTheme="minorEastAsia" w:hAnsiTheme="minorHAnsi" w:cstheme="minorBidi"/>
+          <w:i w:val="0"/>
+          <w:noProof/>
+          <w:sz w:val="22"/>
+          <w:szCs w:val="22"/>
+        </w:rPr>
+      </w:pPr>
+      <w:hyperlink w:anchor="_Toc203431580" w:history="1">
+        <w:r>
+          <w:rPr>
+            <w:rStyle w:val="Hyperlink"/>
+            <w:noProof/>
+          </w:rPr>
+          <w:t>1.2.3.2</w:t>
+        </w:r>
+        <w:r>
+          <w:rPr>
+            <w:rFonts w:asciiTheme="minorHAnsi" w:eastAsiaTheme="minorEastAsia" w:hAnsiTheme="minorHAnsi" w:cstheme="minorBidi"/>
+            <w:i w:val="0"/>
+            <w:noProof/>
+            <w:sz w:val="22"/>
+            <w:szCs w:val="22"/>
+          </w:rPr>
+          <w:tab/>
+        </w:r>
+        <w:r>
+          <w:rPr>
+            <w:rStyle w:val="Hyperlink"/>
+            <w:noProof/>
+          </w:rPr>
+          <w:t>XGBoost</w:t>
+        </w:r>
+        <w:r>
+          <w:rPr>
+            <w:noProof/>
+            <w:webHidden/>
+          </w:rPr>
+          <w:tab/>
+        </w:r>
+        <w:r>
+          <w:rPr>
+            <w:noProof/>
+            <w:webHidden/>
+          </w:rPr>
+          <w:fldChar w:fldCharType="begin"/>
+        </w:r>
+        <w:r>
+          <w:rPr>
+            <w:noProof/>
+            <w:webHidden/>
+          </w:rPr>
+          <w:instrText xml:space="preserve"> PAGEREF _Toc203431580 \h </w:instrText>
+        </w:r>
+        <w:r>
+          <w:rPr>
+            <w:noProof/>
+            <w:webHidden/>
+          </w:rPr>
+        </w:r>
+        <w:r>
+          <w:rPr>
+            <w:noProof/>
+            <w:webHidden/>
+          </w:rPr>
+          <w:fldChar w:fldCharType="separate"/>
+        </w:r>
+        <w:r>
+          <w:rPr>
+            <w:noProof/>
+            <w:webHidden/>
+          </w:rPr>
+          <w:t>23</w:t>
+        </w:r>
+        <w:r>
+          <w:rPr>
+            <w:noProof/>
+            <w:webHidden/>
+          </w:rPr>
+          <w:fldChar w:fldCharType="end"/>
+        </w:r>
+      </w:hyperlink>
+    </w:p>
+    <w:p>
+      <w:pPr>
+        <w:pStyle w:val="Sumrio4"/>
+        <w:tabs>
+          <w:tab w:val="left" w:pos="1320"/>
+        </w:tabs>
+        <w:rPr>
+          <w:rFonts w:asciiTheme="minorHAnsi" w:eastAsiaTheme="minorEastAsia" w:hAnsiTheme="minorHAnsi" w:cstheme="minorBidi"/>
+          <w:i w:val="0"/>
+          <w:noProof/>
+          <w:sz w:val="22"/>
+          <w:szCs w:val="22"/>
+        </w:rPr>
+      </w:pPr>
+      <w:hyperlink w:anchor="_Toc203431581" w:history="1">
+        <w:r>
+          <w:rPr>
+            <w:rStyle w:val="Hyperlink"/>
+            <w:noProof/>
+          </w:rPr>
+          <w:t>1.2.3.3</w:t>
+        </w:r>
+        <w:r>
+          <w:rPr>
+            <w:rFonts w:asciiTheme="minorHAnsi" w:eastAsiaTheme="minorEastAsia" w:hAnsiTheme="minorHAnsi" w:cstheme="minorBidi"/>
+            <w:i w:val="0"/>
+            <w:noProof/>
+            <w:sz w:val="22"/>
+            <w:szCs w:val="22"/>
+          </w:rPr>
+          <w:tab/>
+        </w:r>
+        <w:r>
+          <w:rPr>
+            <w:rStyle w:val="Hyperlink"/>
+            <w:noProof/>
+          </w:rPr>
+          <w:t>K -Nearest Neighbors (KNN)</w:t>
+        </w:r>
+        <w:r>
+          <w:rPr>
+            <w:noProof/>
+            <w:webHidden/>
+          </w:rPr>
+          <w:tab/>
+        </w:r>
+        <w:r>
+          <w:rPr>
+            <w:noProof/>
+            <w:webHidden/>
+          </w:rPr>
+          <w:fldChar w:fldCharType="begin"/>
+        </w:r>
+        <w:r>
+          <w:rPr>
+            <w:noProof/>
+            <w:webHidden/>
+          </w:rPr>
+          <w:instrText xml:space="preserve"> PAGEREF _Toc203431581 \h </w:instrText>
+        </w:r>
+        <w:r>
+          <w:rPr>
+            <w:noProof/>
+            <w:webHidden/>
+          </w:rPr>
+        </w:r>
+        <w:r>
+          <w:rPr>
+            <w:noProof/>
+            <w:webHidden/>
+          </w:rPr>
+          <w:fldChar w:fldCharType="separate"/>
+        </w:r>
+        <w:r>
+          <w:rPr>
+            <w:noProof/>
+            <w:webHidden/>
+          </w:rPr>
+          <w:t>23</w:t>
+        </w:r>
+        <w:r>
+          <w:rPr>
+            <w:noProof/>
+            <w:webHidden/>
+          </w:rPr>
+          <w:fldChar w:fldCharType="end"/>
+        </w:r>
+      </w:hyperlink>
+    </w:p>
+    <w:p>
+      <w:pPr>
+        <w:pStyle w:val="Sumrio4"/>
+        <w:tabs>
+          <w:tab w:val="left" w:pos="1320"/>
+        </w:tabs>
+        <w:rPr>
+          <w:rFonts w:asciiTheme="minorHAnsi" w:eastAsiaTheme="minorEastAsia" w:hAnsiTheme="minorHAnsi" w:cstheme="minorBidi"/>
+          <w:i w:val="0"/>
+          <w:noProof/>
+          <w:sz w:val="22"/>
+          <w:szCs w:val="22"/>
+        </w:rPr>
+      </w:pPr>
+      <w:hyperlink w:anchor="_Toc203431582" w:history="1">
+        <w:r>
+          <w:rPr>
+            <w:rStyle w:val="Hyperlink"/>
+            <w:noProof/>
+          </w:rPr>
+          <w:t>1.2.3.4</w:t>
+        </w:r>
+        <w:r>
+          <w:rPr>
+            <w:rFonts w:asciiTheme="minorHAnsi" w:eastAsiaTheme="minorEastAsia" w:hAnsiTheme="minorHAnsi" w:cstheme="minorBidi"/>
+            <w:i w:val="0"/>
+            <w:noProof/>
+            <w:sz w:val="22"/>
+            <w:szCs w:val="22"/>
+          </w:rPr>
+          <w:tab/>
+        </w:r>
+        <w:r>
+          <w:rPr>
+            <w:rStyle w:val="Hyperlink"/>
+            <w:noProof/>
+          </w:rPr>
+          <w:t>Support Vector Machine (SVM)</w:t>
+        </w:r>
+        <w:r>
+          <w:rPr>
+            <w:noProof/>
+            <w:webHidden/>
+          </w:rPr>
+          <w:tab/>
+        </w:r>
+        <w:r>
+          <w:rPr>
+            <w:noProof/>
+            <w:webHidden/>
+          </w:rPr>
+          <w:fldChar w:fldCharType="begin"/>
+        </w:r>
+        <w:r>
+          <w:rPr>
+            <w:noProof/>
+            <w:webHidden/>
+          </w:rPr>
+          <w:instrText xml:space="preserve"> PAGEREF _Toc203431582 \h </w:instrText>
+        </w:r>
+        <w:r>
+          <w:rPr>
+            <w:noProof/>
+            <w:webHidden/>
+          </w:rPr>
+        </w:r>
+        <w:r>
+          <w:rPr>
+            <w:noProof/>
+            <w:webHidden/>
+          </w:rPr>
+          <w:fldChar w:fldCharType="separate"/>
+        </w:r>
+        <w:r>
+          <w:rPr>
+            <w:noProof/>
+            <w:webHidden/>
+          </w:rPr>
+          <w:t>23</w:t>
+        </w:r>
+        <w:r>
+          <w:rPr>
+            <w:noProof/>
+            <w:webHidden/>
+          </w:rPr>
+          <w:fldChar w:fldCharType="end"/>
+        </w:r>
+      </w:hyperlink>
+    </w:p>
+    <w:p>
+      <w:pPr>
+        <w:pStyle w:val="Sumrio3"/>
+        <w:rPr>
+          <w:rFonts w:asciiTheme="minorHAnsi" w:eastAsiaTheme="minorEastAsia" w:hAnsiTheme="minorHAnsi" w:cstheme="minorBidi"/>
+          <w:noProof/>
+          <w:sz w:val="22"/>
+          <w:szCs w:val="22"/>
+        </w:rPr>
+      </w:pPr>
+      <w:hyperlink w:anchor="_Toc203431583" w:history="1">
+        <w:r>
+          <w:rPr>
+            <w:rStyle w:val="Hyperlink"/>
+            <w:noProof/>
+          </w:rPr>
+          <w:t>1.2.4</w:t>
+        </w:r>
+        <w:r>
+          <w:rPr>
+            <w:rFonts w:asciiTheme="minorHAnsi" w:eastAsiaTheme="minorEastAsia" w:hAnsiTheme="minorHAnsi" w:cstheme="minorBidi"/>
+            <w:noProof/>
+            <w:sz w:val="22"/>
+            <w:szCs w:val="22"/>
+          </w:rPr>
+          <w:tab/>
+        </w:r>
+        <w:r>
+          <w:rPr>
+            <w:rStyle w:val="Hyperlink"/>
+            <w:noProof/>
+          </w:rPr>
+          <w:t>REDES NEURAIS E DEEP LEARNING</w:t>
+        </w:r>
+        <w:r>
+          <w:rPr>
+            <w:noProof/>
+            <w:webHidden/>
+          </w:rPr>
+          <w:tab/>
+        </w:r>
+        <w:r>
+          <w:rPr>
+            <w:noProof/>
+            <w:webHidden/>
+          </w:rPr>
+          <w:fldChar w:fldCharType="begin"/>
+        </w:r>
+        <w:r>
+          <w:rPr>
+            <w:noProof/>
+            <w:webHidden/>
+          </w:rPr>
+          <w:instrText xml:space="preserve"> PAGEREF _Toc203431583 \h </w:instrText>
+        </w:r>
+        <w:r>
+          <w:rPr>
+            <w:noProof/>
+            <w:webHidden/>
+          </w:rPr>
+        </w:r>
+        <w:r>
+          <w:rPr>
+            <w:noProof/>
+            <w:webHidden/>
+          </w:rPr>
+          <w:fldChar w:fldCharType="separate"/>
+        </w:r>
+        <w:r>
+          <w:rPr>
+            <w:noProof/>
+            <w:webHidden/>
+          </w:rPr>
+          <w:t>24</w:t>
+        </w:r>
+        <w:r>
+          <w:rPr>
+            <w:noProof/>
+            <w:webHidden/>
+          </w:rPr>
+          <w:fldChar w:fldCharType="end"/>
+        </w:r>
+      </w:hyperlink>
+    </w:p>
+    <w:p>
+      <w:pPr>
+        <w:pStyle w:val="Sumrio4"/>
+        <w:tabs>
+          <w:tab w:val="left" w:pos="1320"/>
+        </w:tabs>
+        <w:rPr>
+          <w:rFonts w:asciiTheme="minorHAnsi" w:eastAsiaTheme="minorEastAsia" w:hAnsiTheme="minorHAnsi" w:cstheme="minorBidi"/>
+          <w:i w:val="0"/>
+          <w:noProof/>
+          <w:sz w:val="22"/>
+          <w:szCs w:val="22"/>
+        </w:rPr>
+      </w:pPr>
+      <w:hyperlink w:anchor="_Toc203431584" w:history="1">
+        <w:r>
+          <w:rPr>
+            <w:rStyle w:val="Hyperlink"/>
+            <w:noProof/>
+          </w:rPr>
+          <w:t>1.2.4.1</w:t>
+        </w:r>
+        <w:r>
+          <w:rPr>
+            <w:rFonts w:asciiTheme="minorHAnsi" w:eastAsiaTheme="minorEastAsia" w:hAnsiTheme="minorHAnsi" w:cstheme="minorBidi"/>
+            <w:i w:val="0"/>
+            <w:noProof/>
+            <w:sz w:val="22"/>
+            <w:szCs w:val="22"/>
+          </w:rPr>
+          <w:tab/>
+        </w:r>
+        <w:r>
+          <w:rPr>
+            <w:rStyle w:val="Hyperlink"/>
+            <w:noProof/>
+          </w:rPr>
+          <w:t>Artificial Neural Networks (ANNs)</w:t>
+        </w:r>
+        <w:r>
+          <w:rPr>
+            <w:noProof/>
+            <w:webHidden/>
+          </w:rPr>
+          <w:tab/>
+        </w:r>
+        <w:r>
+          <w:rPr>
+            <w:noProof/>
+            <w:webHidden/>
+          </w:rPr>
+          <w:fldChar w:fldCharType="begin"/>
+        </w:r>
+        <w:r>
+          <w:rPr>
+            <w:noProof/>
+            <w:webHidden/>
+          </w:rPr>
+          <w:instrText xml:space="preserve"> PAGEREF _Toc203431584 \h </w:instrText>
+        </w:r>
+        <w:r>
+          <w:rPr>
+            <w:noProof/>
+            <w:webHidden/>
+          </w:rPr>
+        </w:r>
+        <w:r>
+          <w:rPr>
+            <w:noProof/>
+            <w:webHidden/>
+          </w:rPr>
+          <w:fldChar w:fldCharType="separate"/>
+        </w:r>
+        <w:r>
+          <w:rPr>
+            <w:noProof/>
+            <w:webHidden/>
+          </w:rPr>
+          <w:t>24</w:t>
+        </w:r>
+        <w:r>
+          <w:rPr>
+            <w:noProof/>
+            <w:webHidden/>
+          </w:rPr>
+          <w:fldChar w:fldCharType="end"/>
+        </w:r>
+      </w:hyperlink>
+    </w:p>
+    <w:p>
+      <w:pPr>
+        <w:pStyle w:val="Sumrio4"/>
+        <w:tabs>
+          <w:tab w:val="left" w:pos="1320"/>
+        </w:tabs>
+        <w:rPr>
+          <w:rFonts w:asciiTheme="minorHAnsi" w:eastAsiaTheme="minorEastAsia" w:hAnsiTheme="minorHAnsi" w:cstheme="minorBidi"/>
+          <w:i w:val="0"/>
+          <w:noProof/>
+          <w:sz w:val="22"/>
+          <w:szCs w:val="22"/>
+        </w:rPr>
+      </w:pPr>
+      <w:hyperlink w:anchor="_Toc203431585" w:history="1">
+        <w:r>
+          <w:rPr>
+            <w:rStyle w:val="Hyperlink"/>
+            <w:noProof/>
+          </w:rPr>
+          <w:t>1.2.4.2</w:t>
+        </w:r>
+        <w:r>
+          <w:rPr>
+            <w:rFonts w:asciiTheme="minorHAnsi" w:eastAsiaTheme="minorEastAsia" w:hAnsiTheme="minorHAnsi" w:cstheme="minorBidi"/>
+            <w:i w:val="0"/>
+            <w:noProof/>
+            <w:sz w:val="22"/>
+            <w:szCs w:val="22"/>
+          </w:rPr>
+          <w:tab/>
+        </w:r>
+        <w:r>
+          <w:rPr>
+            <w:rStyle w:val="Hyperlink"/>
+            <w:noProof/>
+          </w:rPr>
+          <w:t>Redes Neurais Convolucionais (CNNs)</w:t>
+        </w:r>
+        <w:r>
+          <w:rPr>
+            <w:rStyle w:val="Hyperlink"/>
+            <w:noProof/>
+            <w:highlight w:val="yellow"/>
           </w:rPr>
           <w:t xml:space="preserve"> </w:t>
         </w:r>
         <w:r>
           <w:rPr>
+            <w:noProof/>
             <w:webHidden/>
           </w:rPr>
           <w:tab/>
         </w:r>
         <w:r>
           <w:rPr>
+            <w:noProof/>
             <w:webHidden/>
           </w:rPr>
           <w:fldChar w:fldCharType="begin"/>
         </w:r>
         <w:r>
           <w:rPr>
+            <w:noProof/>
             <w:webHidden/>
           </w:rPr>
-          <w:instrText xml:space="preserve"> PAGEREF _Toc202896292 \h </w:instrText>
-        </w:r>
-        <w:r>
-          <w:rPr>
+          <w:instrText xml:space="preserve"> PAGEREF _Toc203431585 \h </w:instrText>
+        </w:r>
+        <w:r>
+          <w:rPr>
+            <w:noProof/>
             <w:webHidden/>
           </w:rPr>
         </w:r>
         <w:r>
           <w:rPr>
+            <w:noProof/>
             <w:webHidden/>
           </w:rPr>
           <w:fldChar w:fldCharType="separate"/>
         </w:r>
         <w:r>
           <w:rPr>
+            <w:noProof/>
             <w:webHidden/>
           </w:rPr>
-          <w:t>13</w:t>
-        </w:r>
-        <w:r>
-          <w:rPr>
+          <w:t>24</w:t>
+        </w:r>
+        <w:r>
+          <w:rPr>
+            <w:noProof/>
             <w:webHidden/>
           </w:rPr>
           <w:fldChar w:fldCharType="end"/>
@@ -5008,162 +6431,106 @@
     </w:p>
     <w:p>
       <w:pPr>
-        <w:rPr>
-          <w:b/>
+        <w:pStyle w:val="Sumrio4"/>
+        <w:tabs>
+          <w:tab w:val="left" w:pos="1320"/>
+        </w:tabs>
+        <w:rPr>
+          <w:rFonts w:asciiTheme="minorHAnsi" w:eastAsiaTheme="minorEastAsia" w:hAnsiTheme="minorHAnsi" w:cstheme="minorBidi"/>
+          <w:i w:val="0"/>
           <w:noProof/>
-        </w:rPr>
-      </w:pPr>
-      <w:r>
-        <w:rPr>
-          <w:b/>
-          <w:noProof/>
-        </w:rPr>
-        <w:t>2.1 SRAG (Sindrome Respiratoria Aguda Grave)</w:t>
-      </w:r>
-    </w:p>
-    <w:p>
-      <w:pPr>
-        <w:rPr>
-          <w:b/>
-          <w:noProof/>
-        </w:rPr>
-      </w:pPr>
-      <w:r>
-        <w:rPr>
-          <w:b/>
-          <w:noProof/>
-        </w:rPr>
-        <w:t>2.2 Dados</w:t>
-      </w:r>
-    </w:p>
-    <w:p>
-      <w:pPr>
-        <w:rPr>
-          <w:b/>
-          <w:noProof/>
-        </w:rPr>
-      </w:pPr>
-      <w:r>
-        <w:rPr>
-          <w:b/>
-          <w:noProof/>
-        </w:rPr>
-        <w:t>2.3 Analise de Dados</w:t>
-      </w:r>
-    </w:p>
-    <w:p>
-      <w:pPr>
-        <w:rPr>
-          <w:b/>
-          <w:noProof/>
-        </w:rPr>
-      </w:pPr>
-      <w:r>
-        <w:rPr>
-          <w:b/>
-          <w:noProof/>
-        </w:rPr>
-        <w:t>2.4 Técnicas de Analise/ Aprendizado</w:t>
-      </w:r>
-    </w:p>
-    <w:p>
-      <w:pPr>
-        <w:rPr>
-          <w:b/>
-          <w:noProof/>
-        </w:rPr>
-      </w:pPr>
-      <w:r>
-        <w:rPr>
-          <w:b/>
-          <w:noProof/>
-        </w:rPr>
-        <w:t>2.5 Algoritmos</w:t>
-      </w:r>
-    </w:p>
-    <w:p>
-      <w:pPr>
-        <w:rPr>
-          <w:b/>
-          <w:noProof/>
-        </w:rPr>
-      </w:pPr>
-      <w:r>
-        <w:rPr>
-          <w:b/>
-          <w:noProof/>
-        </w:rPr>
-        <w:t>2.6 Árvore de Decisão</w:t>
-      </w:r>
-    </w:p>
-    <w:p>
-      <w:pPr>
-        <w:rPr>
-          <w:b/>
-          <w:noProof/>
-        </w:rPr>
-      </w:pPr>
-      <w:r>
-        <w:rPr>
-          <w:b/>
-          <w:noProof/>
-        </w:rPr>
-        <w:t>2.7 Aprendizado de Maquina</w:t>
-      </w:r>
-    </w:p>
-    <w:p>
-      <w:pPr>
-        <w:rPr>
-          <w:b/>
-          <w:noProof/>
-        </w:rPr>
-      </w:pPr>
-      <w:r>
-        <w:rPr>
-          <w:b/>
-          <w:noProof/>
-        </w:rPr>
-        <w:t>2.8 Métricas de Avaliação Preditiva</w:t>
-      </w:r>
-    </w:p>
-    <w:p>
-      <w:pPr>
-        <w:rPr>
-          <w:b/>
-          <w:noProof/>
-        </w:rPr>
-      </w:pPr>
-      <w:r>
-        <w:rPr>
-          <w:b/>
-          <w:noProof/>
-        </w:rPr>
-        <w:t>2.9 Eficiência Computacional</w:t>
-      </w:r>
-    </w:p>
-    <w:p>
-      <w:pPr>
-        <w:rPr>
-          <w:b/>
-          <w:noProof/>
-        </w:rPr>
-      </w:pPr>
-      <w:r>
-        <w:rPr>
-          <w:b/>
-          <w:noProof/>
-        </w:rPr>
-        <w:t>2.10 Trabalhos Relacionados</w:t>
-      </w:r>
+          <w:sz w:val="22"/>
+          <w:szCs w:val="22"/>
+        </w:rPr>
+      </w:pPr>
+      <w:hyperlink w:anchor="_Toc203431586" w:history="1">
+        <w:r>
+          <w:rPr>
+            <w:rStyle w:val="Hyperlink"/>
+            <w:noProof/>
+          </w:rPr>
+          <w:t>1.2.4.3</w:t>
+        </w:r>
+        <w:r>
+          <w:rPr>
+            <w:rFonts w:asciiTheme="minorHAnsi" w:eastAsiaTheme="minorEastAsia" w:hAnsiTheme="minorHAnsi" w:cstheme="minorBidi"/>
+            <w:i w:val="0"/>
+            <w:noProof/>
+            <w:sz w:val="22"/>
+            <w:szCs w:val="22"/>
+          </w:rPr>
+          <w:tab/>
+        </w:r>
+        <w:r>
+          <w:rPr>
+            <w:rStyle w:val="Hyperlink"/>
+            <w:noProof/>
+          </w:rPr>
+          <w:t>Redes Neurais Recorrentes (RNNs)</w:t>
+        </w:r>
+        <w:r>
+          <w:rPr>
+            <w:noProof/>
+            <w:webHidden/>
+          </w:rPr>
+          <w:tab/>
+        </w:r>
+        <w:r>
+          <w:rPr>
+            <w:noProof/>
+            <w:webHidden/>
+          </w:rPr>
+          <w:fldChar w:fldCharType="begin"/>
+        </w:r>
+        <w:r>
+          <w:rPr>
+            <w:noProof/>
+            <w:webHidden/>
+          </w:rPr>
+          <w:instrText xml:space="preserve"> PAGEREF _Toc203431586 \h </w:instrText>
+        </w:r>
+        <w:r>
+          <w:rPr>
+            <w:noProof/>
+            <w:webHidden/>
+          </w:rPr>
+        </w:r>
+        <w:r>
+          <w:rPr>
+            <w:noProof/>
+            <w:webHidden/>
+          </w:rPr>
+          <w:fldChar w:fldCharType="separate"/>
+        </w:r>
+        <w:r>
+          <w:rPr>
+            <w:noProof/>
+            <w:webHidden/>
+          </w:rPr>
+          <w:t>24</w:t>
+        </w:r>
+        <w:r>
+          <w:rPr>
+            <w:noProof/>
+            <w:webHidden/>
+          </w:rPr>
+          <w:fldChar w:fldCharType="end"/>
+        </w:r>
+      </w:hyperlink>
     </w:p>
     <w:p>
       <w:pPr>
         <w:pStyle w:val="Sumrio1"/>
         <w:rPr>
-          <w:rStyle w:val="Hyperlink"/>
-        </w:rPr>
-      </w:pPr>
-      <w:hyperlink w:anchor="_Toc202896293" w:history="1">
+          <w:rFonts w:asciiTheme="minorHAnsi" w:eastAsiaTheme="minorEastAsia" w:hAnsiTheme="minorHAnsi" w:cstheme="minorBidi"/>
+          <w:b w:val="0"/>
+          <w:caps w:val="0"/>
+          <w:kern w:val="0"/>
+          <w:sz w:val="22"/>
+          <w:szCs w:val="22"/>
+        </w:rPr>
+      </w:pPr>
+      <w:hyperlink w:anchor="_Toc203431587" w:history="1">
         <w:r>
           <w:rPr>
             <w:rStyle w:val="Hyperlink"/>
@@ -5185,13 +6552,7 @@
           <w:rPr>
             <w:rStyle w:val="Hyperlink"/>
           </w:rPr>
-          <w:t>METODOLOGIA</w:t>
-        </w:r>
-        <w:r>
-          <w:rPr>
-            <w:rStyle w:val="Hyperlink"/>
-          </w:rPr>
-          <w:t xml:space="preserve"> </w:t>
+          <w:t>Metodologia</w:t>
         </w:r>
         <w:r>
           <w:rPr>
@@ -5209,7 +6570,7 @@
           <w:rPr>
             <w:webHidden/>
           </w:rPr>
-          <w:instrText xml:space="preserve"> PAGEREF _Toc202896293 \h </w:instrText>
+          <w:instrText xml:space="preserve"> PAGEREF _Toc203431587 \h </w:instrText>
         </w:r>
         <w:r>
           <w:rPr>
@@ -5226,7 +6587,7 @@
           <w:rPr>
             <w:webHidden/>
           </w:rPr>
-          <w:t>14</w:t>
+          <w:t>26</w:t>
         </w:r>
         <w:r>
           <w:rPr>
@@ -5238,124 +6599,17 @@
     </w:p>
     <w:p>
       <w:pPr>
-        <w:rPr>
-          <w:b/>
-          <w:noProof/>
-        </w:rPr>
-      </w:pPr>
-      <w:r>
-        <w:rPr>
-          <w:b/>
-          <w:noProof/>
-        </w:rPr>
-        <w:t xml:space="preserve">3.1 </w:t>
-      </w:r>
-      <w:r>
-        <w:rPr>
-          <w:b/>
-          <w:noProof/>
-        </w:rPr>
-        <w:t>Dados</w:t>
-      </w:r>
-    </w:p>
-    <w:p>
-      <w:pPr>
-        <w:rPr>
-          <w:b/>
-          <w:noProof/>
-        </w:rPr>
-      </w:pPr>
-      <w:r>
-        <w:rPr>
-          <w:b/>
-          <w:noProof/>
-        </w:rPr>
-        <w:t>3.2 Pré-processamento</w:t>
-      </w:r>
-    </w:p>
-    <w:p>
-      <w:pPr>
-        <w:rPr>
-          <w:b/>
-          <w:noProof/>
-        </w:rPr>
-      </w:pPr>
-      <w:r>
-        <w:rPr>
-          <w:b/>
-          <w:noProof/>
-        </w:rPr>
-        <w:t>3.3 Ferramentas e Tecnologias</w:t>
-      </w:r>
-    </w:p>
-    <w:p>
-      <w:pPr>
-        <w:rPr>
-          <w:b/>
-          <w:noProof/>
-        </w:rPr>
-      </w:pPr>
-      <w:r>
-        <w:rPr>
-          <w:b/>
-          <w:noProof/>
-        </w:rPr>
-        <w:t>3.4 Implementação dos modelos</w:t>
-      </w:r>
-    </w:p>
-    <w:p>
-      <w:pPr>
-        <w:rPr>
-          <w:b/>
-          <w:noProof/>
-        </w:rPr>
-      </w:pPr>
-      <w:r>
-        <w:rPr>
-          <w:b/>
-          <w:noProof/>
-        </w:rPr>
-        <w:t>3.5 Ambientes de Execução</w:t>
-      </w:r>
-    </w:p>
-    <w:p>
-      <w:pPr>
-        <w:rPr>
-          <w:b/>
-          <w:noProof/>
-        </w:rPr>
-      </w:pPr>
-      <w:r>
-        <w:rPr>
-          <w:b/>
-          <w:noProof/>
-        </w:rPr>
-        <w:t>3.6 Algoritmos Avaliados</w:t>
-      </w:r>
-    </w:p>
-    <w:p>
-      <w:pPr>
-        <w:rPr>
-          <w:b/>
-          <w:noProof/>
-        </w:rPr>
-      </w:pPr>
-      <w:r>
-        <w:rPr>
-          <w:b/>
-          <w:noProof/>
-        </w:rPr>
-        <w:t>3.7 Avaliação de Desempenho Computacional</w:t>
-      </w:r>
-    </w:p>
-    <w:p>
-      <w:pPr>
         <w:pStyle w:val="Sumrio1"/>
         <w:rPr>
-          <w:rStyle w:val="Hyperlink"/>
-        </w:rPr>
-      </w:pPr>
-      <w:hyperlink w:anchor="_Toc202896294" w:history="1">
+          <w:rFonts w:asciiTheme="minorHAnsi" w:eastAsiaTheme="minorEastAsia" w:hAnsiTheme="minorHAnsi" w:cstheme="minorBidi"/>
+          <w:b w:val="0"/>
+          <w:caps w:val="0"/>
+          <w:kern w:val="0"/>
+          <w:sz w:val="22"/>
+          <w:szCs w:val="22"/>
+        </w:rPr>
+      </w:pPr>
+      <w:hyperlink w:anchor="_Toc203431588" w:history="1">
         <w:r>
           <w:rPr>
             <w:rStyle w:val="Hyperlink"/>
@@ -5381,12 +6635,6 @@
         </w:r>
         <w:r>
           <w:rPr>
-            <w:rStyle w:val="Hyperlink"/>
-          </w:rPr>
-          <w:t xml:space="preserve"> </w:t>
-        </w:r>
-        <w:r>
-          <w:rPr>
             <w:webHidden/>
           </w:rPr>
           <w:tab/>
@@ -5401,7 +6649,7 @@
           <w:rPr>
             <w:webHidden/>
           </w:rPr>
-          <w:instrText xml:space="preserve"> PAGEREF _Toc202896294 \h </w:instrText>
+          <w:instrText xml:space="preserve"> PAGEREF _Toc203431588 \h </w:instrText>
         </w:r>
         <w:r>
           <w:rPr>
@@ -5418,7 +6666,7 @@
           <w:rPr>
             <w:webHidden/>
           </w:rPr>
-          <w:t>15</w:t>
+          <w:t>27</w:t>
         </w:r>
         <w:r>
           <w:rPr>
@@ -5427,36 +6675,6 @@
           <w:fldChar w:fldCharType="end"/>
         </w:r>
       </w:hyperlink>
-    </w:p>
-    <w:p>
-      <w:pPr>
-        <w:rPr>
-          <w:b/>
-          <w:noProof/>
-        </w:rPr>
-      </w:pPr>
-      <w:r>
-        <w:rPr>
-          <w:b/>
-          <w:noProof/>
-        </w:rPr>
-        <w:t>4.1 Comparação dos Modelos Preditivos</w:t>
-      </w:r>
-    </w:p>
-    <w:p>
-      <w:pPr>
-        <w:rPr>
-          <w:b/>
-          <w:noProof/>
-        </w:rPr>
-      </w:pPr>
-      <w:r>
-        <w:rPr>
-          <w:b/>
-          <w:noProof/>
-        </w:rPr>
-        <w:t>4.2 Comparação de Tempo de Execução</w:t>
-      </w:r>
     </w:p>
     <w:p>
       <w:pPr>
@@ -5470,7 +6688,7 @@
           <w:szCs w:val="22"/>
         </w:rPr>
       </w:pPr>
-      <w:hyperlink w:anchor="_Toc202896295" w:history="1">
+      <w:hyperlink w:anchor="_Toc203431589" w:history="1">
         <w:r>
           <w:rPr>
             <w:rStyle w:val="Hyperlink"/>
@@ -5496,12 +6714,6 @@
         </w:r>
         <w:r>
           <w:rPr>
-            <w:rStyle w:val="Hyperlink"/>
-          </w:rPr>
-          <w:t xml:space="preserve"> </w:t>
-        </w:r>
-        <w:r>
-          <w:rPr>
             <w:webHidden/>
           </w:rPr>
           <w:tab/>
@@ -5516,7 +6728,7 @@
           <w:rPr>
             <w:webHidden/>
           </w:rPr>
-          <w:instrText xml:space="preserve"> PAGEREF _Toc202896295 \h </w:instrText>
+          <w:instrText xml:space="preserve"> PAGEREF _Toc203431589 \h </w:instrText>
         </w:r>
         <w:r>
           <w:rPr>
@@ -5533,7 +6745,7 @@
           <w:rPr>
             <w:webHidden/>
           </w:rPr>
-          <w:t>16</w:t>
+          <w:t>28</w:t>
         </w:r>
         <w:r>
           <w:rPr>
@@ -5542,110 +6754,6 @@
           <w:fldChar w:fldCharType="end"/>
         </w:r>
       </w:hyperlink>
-    </w:p>
-    <w:p>
-      <w:pPr>
-        <w:pStyle w:val="Sumrio1"/>
-        <w:rPr>
-          <w:rStyle w:val="Hyperlink"/>
-        </w:rPr>
-      </w:pPr>
-      <w:hyperlink w:anchor="_Toc202896296" w:history="1">
-        <w:r>
-          <w:rPr>
-            <w:rStyle w:val="Hyperlink"/>
-          </w:rPr>
-          <w:t xml:space="preserve">6 </w:t>
-        </w:r>
-        <w:r>
-          <w:rPr>
-            <w:rStyle w:val="Hyperlink"/>
-          </w:rPr>
-          <w:t xml:space="preserve"> </w:t>
-        </w:r>
-        <w:r>
-          <w:rPr>
-            <w:rStyle w:val="Hyperlink"/>
-          </w:rPr>
-          <w:t>Conclusão</w:t>
-        </w:r>
-        <w:r>
-          <w:rPr>
-            <w:webHidden/>
-          </w:rPr>
-          <w:tab/>
-        </w:r>
-        <w:r>
-          <w:rPr>
-            <w:webHidden/>
-          </w:rPr>
-          <w:fldChar w:fldCharType="begin"/>
-        </w:r>
-        <w:r>
-          <w:rPr>
-            <w:webHidden/>
-          </w:rPr>
-          <w:instrText xml:space="preserve"> PAGEREF _Toc202896296 \h </w:instrText>
-        </w:r>
-        <w:r>
-          <w:rPr>
-            <w:webHidden/>
-          </w:rPr>
-        </w:r>
-        <w:r>
-          <w:rPr>
-            <w:webHidden/>
-          </w:rPr>
-          <w:fldChar w:fldCharType="separate"/>
-        </w:r>
-        <w:r>
-          <w:rPr>
-            <w:webHidden/>
-          </w:rPr>
-          <w:t>17</w:t>
-        </w:r>
-        <w:r>
-          <w:rPr>
-            <w:webHidden/>
-          </w:rPr>
-          <w:fldChar w:fldCharType="end"/>
-        </w:r>
-      </w:hyperlink>
-    </w:p>
-    <w:p>
-      <w:pPr>
-        <w:pStyle w:val="Texto"/>
-        <w:rPr>
-          <w:rFonts w:eastAsia="Times New Roman"/>
-          <w:b/>
-          <w:noProof/>
-          <w:color w:val="auto"/>
-          <w:sz w:val="24"/>
-          <w:szCs w:val="24"/>
-        </w:rPr>
-      </w:pPr>
-      <w:r>
-        <w:rPr>
-          <w:rFonts w:eastAsia="Times New Roman"/>
-          <w:b/>
-          <w:noProof/>
-          <w:color w:val="auto"/>
-          <w:sz w:val="24"/>
-          <w:szCs w:val="24"/>
-        </w:rPr>
-        <w:t>6.</w:t>
-      </w:r>
-      <w:r>
-        <w:rPr>
-          <w:rFonts w:eastAsia="Times New Roman"/>
-          <w:b/>
-          <w:noProof/>
-          <w:color w:val="auto"/>
-          <w:sz w:val="24"/>
-          <w:szCs w:val="24"/>
-        </w:rPr>
-        <w:t>1 Trabalhos Futuros</w:t>
-      </w:r>
     </w:p>
     <w:p>
       <w:pPr>
@@ -5659,7 +6767,69 @@
           <w:szCs w:val="22"/>
         </w:rPr>
       </w:pPr>
-      <w:hyperlink w:anchor="_Toc202896297" w:history="1">
+      <w:hyperlink w:anchor="_Toc203431590" w:history="1">
+        <w:r>
+          <w:rPr>
+            <w:rStyle w:val="Hyperlink"/>
+          </w:rPr>
+          <w:t>6 Conclusão</w:t>
+        </w:r>
+        <w:r>
+          <w:rPr>
+            <w:webHidden/>
+          </w:rPr>
+          <w:tab/>
+        </w:r>
+        <w:r>
+          <w:rPr>
+            <w:webHidden/>
+          </w:rPr>
+          <w:fldChar w:fldCharType="begin"/>
+        </w:r>
+        <w:r>
+          <w:rPr>
+            <w:webHidden/>
+          </w:rPr>
+          <w:instrText xml:space="preserve"> PAGEREF _Toc203431590 \h </w:instrText>
+        </w:r>
+        <w:r>
+          <w:rPr>
+            <w:webHidden/>
+          </w:rPr>
+        </w:r>
+        <w:r>
+          <w:rPr>
+            <w:webHidden/>
+          </w:rPr>
+          <w:fldChar w:fldCharType="separate"/>
+        </w:r>
+        <w:r>
+          <w:rPr>
+            <w:webHidden/>
+          </w:rPr>
+          <w:t>29</w:t>
+        </w:r>
+        <w:r>
+          <w:rPr>
+            <w:webHidden/>
+          </w:rPr>
+          <w:fldChar w:fldCharType="end"/>
+        </w:r>
+      </w:hyperlink>
+    </w:p>
+    <w:p>
+      <w:pPr>
+        <w:pStyle w:val="Sumrio1"/>
+        <w:rPr>
+          <w:rFonts w:asciiTheme="minorHAnsi" w:eastAsiaTheme="minorEastAsia" w:hAnsiTheme="minorHAnsi" w:cstheme="minorBidi"/>
+          <w:b w:val="0"/>
+          <w:caps w:val="0"/>
+          <w:kern w:val="0"/>
+          <w:sz w:val="22"/>
+          <w:szCs w:val="22"/>
+        </w:rPr>
+      </w:pPr>
+      <w:hyperlink w:anchor="_Toc203431591" w:history="1">
         <w:r>
           <w:rPr>
             <w:rStyle w:val="Hyperlink"/>
@@ -5685,12 +6855,6 @@
         </w:r>
         <w:r>
           <w:rPr>
-            <w:rStyle w:val="Hyperlink"/>
-          </w:rPr>
-          <w:t xml:space="preserve"> </w:t>
-        </w:r>
-        <w:r>
-          <w:rPr>
             <w:webHidden/>
           </w:rPr>
           <w:tab/>
@@ -5705,7 +6869,7 @@
           <w:rPr>
             <w:webHidden/>
           </w:rPr>
-          <w:instrText xml:space="preserve"> PAGEREF _Toc202896297 \h </w:instrText>
+          <w:instrText xml:space="preserve"> PAGEREF _Toc203431591 \h </w:instrText>
         </w:r>
         <w:r>
           <w:rPr>
@@ -5722,67 +6886,7 @@
           <w:rPr>
             <w:webHidden/>
           </w:rPr>
-          <w:t>18</w:t>
-        </w:r>
-        <w:r>
-          <w:rPr>
-            <w:webHidden/>
-          </w:rPr>
-          <w:fldChar w:fldCharType="end"/>
-        </w:r>
-      </w:hyperlink>
-    </w:p>
-    <w:p>
-      <w:pPr>
-        <w:pStyle w:val="Sumrio5"/>
-        <w:rPr>
-          <w:rFonts w:asciiTheme="minorHAnsi" w:eastAsiaTheme="minorEastAsia" w:hAnsiTheme="minorHAnsi" w:cstheme="minorBidi"/>
-          <w:b w:val="0"/>
-          <w:sz w:val="22"/>
-          <w:szCs w:val="22"/>
-        </w:rPr>
-      </w:pPr>
-      <w:hyperlink w:anchor="_Toc202896298" w:history="1">
-        <w:r>
-          <w:rPr>
-            <w:rStyle w:val="Hyperlink"/>
-          </w:rPr>
-          <w:t>REFERÊNCIAS</w:t>
-        </w:r>
-        <w:r>
-          <w:rPr>
-            <w:webHidden/>
-          </w:rPr>
-          <w:tab/>
-        </w:r>
-        <w:r>
-          <w:rPr>
-            <w:webHidden/>
-          </w:rPr>
-          <w:fldChar w:fldCharType="begin"/>
-        </w:r>
-        <w:r>
-          <w:rPr>
-            <w:webHidden/>
-          </w:rPr>
-          <w:instrText xml:space="preserve"> PAGEREF _Toc202896298 \h </w:instrText>
-        </w:r>
-        <w:r>
-          <w:rPr>
-            <w:webHidden/>
-          </w:rPr>
-        </w:r>
-        <w:r>
-          <w:rPr>
-            <w:webHidden/>
-          </w:rPr>
-          <w:fldChar w:fldCharType="separate"/>
-        </w:r>
-        <w:r>
-          <w:rPr>
-            <w:webHidden/>
-          </w:rPr>
-          <w:t>19</w:t>
+          <w:t>30</w:t>
         </w:r>
         <w:r>
           <w:rPr>
@@ -5803,11 +6907,12 @@
           <w:szCs w:val="22"/>
         </w:rPr>
       </w:pPr>
-      <w:hyperlink w:anchor="_Toc202896299" w:history="1">
+      <w:hyperlink w:anchor="_Toc203431592" w:history="1">
         <w:r>
           <w:rPr>
             <w:rStyle w:val="Hyperlink"/>
             <w:noProof/>
+            <w:highlight w:val="yellow"/>
           </w:rPr>
           <w:t>APÊNDICE A – TÍTULO DO APÊNDICE</w:t>
         </w:r>
@@ -5830,7 +6935,7 @@
             <w:noProof/>
             <w:webHidden/>
           </w:rPr>
-          <w:instrText xml:space="preserve"> PAGEREF _Toc202896299 \h </w:instrText>
+          <w:instrText xml:space="preserve"> PAGEREF _Toc203431592 \h </w:instrText>
         </w:r>
         <w:r>
           <w:rPr>
@@ -5850,7 +6955,7 @@
             <w:noProof/>
             <w:webHidden/>
           </w:rPr>
-          <w:t>20</w:t>
+          <w:t>31</w:t>
         </w:r>
         <w:r>
           <w:rPr>
@@ -5872,11 +6977,12 @@
           <w:szCs w:val="22"/>
         </w:rPr>
       </w:pPr>
-      <w:hyperlink w:anchor="_Toc202896300" w:history="1">
+      <w:hyperlink w:anchor="_Toc203431593" w:history="1">
         <w:r>
           <w:rPr>
             <w:rStyle w:val="Hyperlink"/>
             <w:noProof/>
+            <w:highlight w:val="yellow"/>
           </w:rPr>
           <w:t>APÊNDICE B – ORIENTAÇÕES SOBRE APRESENTAÇÃO DO TRABALHO</w:t>
         </w:r>
@@ -5899,7 +7005,7 @@
             <w:noProof/>
             <w:webHidden/>
           </w:rPr>
-          <w:instrText xml:space="preserve"> PAGEREF _Toc202896300 \h </w:instrText>
+          <w:instrText xml:space="preserve"> PAGEREF _Toc203431593 \h </w:instrText>
         </w:r>
         <w:r>
           <w:rPr>
@@ -5919,7 +7025,7 @@
             <w:noProof/>
             <w:webHidden/>
           </w:rPr>
-          <w:t>21</w:t>
+          <w:t>32</w:t>
         </w:r>
         <w:r>
           <w:rPr>
@@ -5941,13 +7047,14 @@
           <w:szCs w:val="22"/>
         </w:rPr>
       </w:pPr>
-      <w:hyperlink w:anchor="_Toc202896301" w:history="1">
+      <w:hyperlink w:anchor="_Toc203431594" w:history="1">
         <w:r>
           <w:rPr>
             <w:rStyle w:val="Hyperlink"/>
             <w:noProof/>
-          </w:rPr>
-          <w:t>ANEXO A – TÍTULO DO ANEXO</w:t>
+            <w:highlight w:val="yellow"/>
+          </w:rPr>
+          <w:t>ANEXO B – MODELO DE SUMÁRIO</w:t>
         </w:r>
         <w:r>
           <w:rPr>
@@ -5968,7 +7075,7 @@
             <w:noProof/>
             <w:webHidden/>
           </w:rPr>
-          <w:instrText xml:space="preserve"> PAGEREF _Toc202896301 \h </w:instrText>
+          <w:instrText xml:space="preserve"> PAGEREF _Toc203431594 \h </w:instrText>
         </w:r>
         <w:r>
           <w:rPr>
@@ -5988,7 +7095,7 @@
             <w:noProof/>
             <w:webHidden/>
           </w:rPr>
-          <w:t>27</w:t>
+          <w:t>34</w:t>
         </w:r>
         <w:r>
           <w:rPr>
@@ -6010,13 +7117,14 @@
           <w:szCs w:val="22"/>
         </w:rPr>
       </w:pPr>
-      <w:hyperlink w:anchor="_Toc202896302" w:history="1">
+      <w:hyperlink w:anchor="_Toc203431595" w:history="1">
         <w:r>
           <w:rPr>
             <w:rStyle w:val="Hyperlink"/>
             <w:noProof/>
-          </w:rPr>
-          <w:t>ANEXO B – MODELO DE SUMÁRIO</w:t>
+            <w:highlight w:val="yellow"/>
+          </w:rPr>
+          <w:t>ANEXO C – MODELO DE LISTA DE REFERÊNCIAS</w:t>
         </w:r>
         <w:r>
           <w:rPr>
@@ -6037,7 +7145,7 @@
             <w:noProof/>
             <w:webHidden/>
           </w:rPr>
-          <w:instrText xml:space="preserve"> PAGEREF _Toc202896302 \h </w:instrText>
+          <w:instrText xml:space="preserve"> PAGEREF _Toc203431595 \h </w:instrText>
         </w:r>
         <w:r>
           <w:rPr>
@@ -6057,76 +7165,7 @@
             <w:noProof/>
             <w:webHidden/>
           </w:rPr>
-          <w:t>28</w:t>
-        </w:r>
-        <w:r>
-          <w:rPr>
-            <w:noProof/>
-            <w:webHidden/>
-          </w:rPr>
-          <w:fldChar w:fldCharType="end"/>
-        </w:r>
-      </w:hyperlink>
-    </w:p>
-    <w:p>
-      <w:pPr>
-        <w:pStyle w:val="Sumrio6"/>
-        <w:rPr>
-          <w:rFonts w:asciiTheme="minorHAnsi" w:eastAsiaTheme="minorEastAsia" w:hAnsiTheme="minorHAnsi" w:cstheme="minorBidi"/>
-          <w:b w:val="0"/>
-          <w:noProof/>
-          <w:sz w:val="22"/>
-          <w:szCs w:val="22"/>
-        </w:rPr>
-      </w:pPr>
-      <w:hyperlink w:anchor="_Toc202896303" w:history="1">
-        <w:r>
-          <w:rPr>
-            <w:rStyle w:val="Hyperlink"/>
-            <w:noProof/>
-          </w:rPr>
-          <w:t>ANEXO C – MODELO DE LISTA DE REFERÊNCIAS</w:t>
-        </w:r>
-        <w:r>
-          <w:rPr>
-            <w:noProof/>
-            <w:webHidden/>
-          </w:rPr>
-          <w:tab/>
-        </w:r>
-        <w:r>
-          <w:rPr>
-            <w:noProof/>
-            <w:webHidden/>
-          </w:rPr>
-          <w:fldChar w:fldCharType="begin"/>
-        </w:r>
-        <w:r>
-          <w:rPr>
-            <w:noProof/>
-            <w:webHidden/>
-          </w:rPr>
-          <w:instrText xml:space="preserve"> PAGEREF _Toc202896303 \h </w:instrText>
-        </w:r>
-        <w:r>
-          <w:rPr>
-            <w:noProof/>
-            <w:webHidden/>
-          </w:rPr>
-        </w:r>
-        <w:r>
-          <w:rPr>
-            <w:noProof/>
-            <w:webHidden/>
-          </w:rPr>
-          <w:fldChar w:fldCharType="separate"/>
-        </w:r>
-        <w:r>
-          <w:rPr>
-            <w:noProof/>
-            <w:webHidden/>
-          </w:rPr>
-          <w:t>29</w:t>
+          <w:t>35</w:t>
         </w:r>
         <w:r>
           <w:rPr>
@@ -6152,6 +7191,7 @@
           <w:kern w:val="32"/>
           <w:szCs w:val="20"/>
         </w:rPr>
+        <w:lastRenderedPageBreak/>
         <w:fldChar w:fldCharType="end"/>
       </w:r>
     </w:p>
@@ -6614,13 +7654,9 @@
     <w:p>
       <w:pPr>
         <w:pStyle w:val="Ttulo1"/>
-        <w:numPr>
-          <w:ilvl w:val="0"/>
-          <w:numId w:val="24"/>
-        </w:numPr>
       </w:pPr>
       <w:bookmarkStart w:id="7" w:name="_Toc14264351"/>
-      <w:bookmarkStart w:id="8" w:name="_Toc202896291"/>
+      <w:bookmarkStart w:id="8" w:name="_Toc203431567"/>
       <w:bookmarkEnd w:id="5"/>
       <w:r>
         <w:lastRenderedPageBreak/>
@@ -7318,157 +8354,111 @@
     </w:p>
     <w:p>
       <w:pPr>
+        <w:pStyle w:val="Ttulo2"/>
+      </w:pPr>
+      <w:r>
+        <w:t xml:space="preserve">Problema </w:t>
+      </w:r>
+    </w:p>
+    <w:p>
+      <w:pPr>
+        <w:pStyle w:val="CorpodoTexto"/>
+        <w:ind w:firstLine="708"/>
+      </w:pPr>
+      <w:r>
+        <w:t xml:space="preserve">O aumento constante dos casos de Síndrome Respiratória Aguda Grave (SRAG) reforça a necessidade de aprimorar as estratégias de monitoramento e previsão de desfechos clínicos, visando otimizar a assistência aos pacientes e a tomada de decisão na saúde pública. Diante disso, como as técnicas de análise preditiva podem ser aplicadas aos dados do </w:t>
+      </w:r>
+      <w:proofErr w:type="spellStart"/>
+      <w:r>
+        <w:t>DataSUS</w:t>
+      </w:r>
+      <w:proofErr w:type="spellEnd"/>
+      <w:r>
+        <w:t xml:space="preserve"> para prever desfechos clínicos de pacientes com SRAG? E quais </w:t>
+      </w:r>
+      <w:r>
+        <w:t>as variáveis</w:t>
+      </w:r>
+      <w:r>
+        <w:t xml:space="preserve"> disponíveis no conjunto de dados do </w:t>
+      </w:r>
+      <w:proofErr w:type="spellStart"/>
+      <w:r>
+        <w:t>DataSUS</w:t>
+      </w:r>
+      <w:proofErr w:type="spellEnd"/>
+      <w:r>
+        <w:t xml:space="preserve"> (SRAG 2021 a 2024) estão mais associadas ao desfecho clínico de óbito?</w:t>
+      </w:r>
+      <w:r>
+        <w:t xml:space="preserve"> </w:t>
+      </w:r>
+    </w:p>
+    <w:p>
+      <w:pPr>
         <w:rPr>
           <w:b/>
           <w:bCs/>
         </w:rPr>
       </w:pPr>
-      <w:r>
+    </w:p>
+    <w:p>
+      <w:pPr>
+        <w:pStyle w:val="Ttulo2"/>
+      </w:pPr>
+      <w:r>
+        <w:t>Objetivos</w:t>
+      </w:r>
+    </w:p>
+    <w:p>
+      <w:pPr>
+        <w:pStyle w:val="Ttulo3"/>
+      </w:pPr>
+      <w:r>
+        <w:t>Objetivo Geral</w:t>
+      </w:r>
+    </w:p>
+    <w:p>
+      <w:pPr>
+        <w:pStyle w:val="CorpodoTexto"/>
+        <w:ind w:firstLine="708"/>
+      </w:pPr>
+      <w:r>
+        <w:t>Investigar e definir uma abordagem metodológica para a análise preditiva de desfechos clínicos em pacientes com Síndrome Respiratória Aguda Grave (SRAG), por meio de técnicas de Ciência</w:t>
+      </w:r>
+      <w:r>
+        <w:t xml:space="preserve"> </w:t>
+      </w:r>
+      <w:r>
+        <w:t xml:space="preserve">de Dados e aprendizado de máquina, utilizando dados do </w:t>
+      </w:r>
+      <w:proofErr w:type="spellStart"/>
+      <w:r>
+        <w:t>DataSUS</w:t>
+      </w:r>
+      <w:proofErr w:type="spellEnd"/>
+      <w:r>
+        <w:t>.</w:t>
+      </w:r>
+    </w:p>
+    <w:p>
+      <w:pPr>
         <w:rPr>
           <w:b/>
           <w:bCs/>
         </w:rPr>
-        <w:t xml:space="preserve">1.1 Problema </w:t>
-      </w:r>
-    </w:p>
-    <w:p>
-      <w:pPr>
-        <w:pStyle w:val="CorpodoTexto"/>
-        <w:ind w:firstLine="708"/>
-      </w:pPr>
-      <w:r>
-        <w:t xml:space="preserve">O aumento constante dos casos de Síndrome Respiratória Aguda Grave (SRAG) reforça a necessidade de aprimorar as estratégias de monitoramento e previsão de desfechos clínicos, visando otimizar a assistência aos pacientes e a tomada de decisão na saúde pública. Diante disso, como as técnicas de análise preditiva podem ser aplicadas aos dados do </w:t>
-      </w:r>
+      </w:pPr>
+    </w:p>
+    <w:p>
+      <w:pPr>
+        <w:pStyle w:val="Ttulo3"/>
+      </w:pPr>
       <w:proofErr w:type="spellStart"/>
       <w:r>
-        <w:t>DataSUS</w:t>
+        <w:t>Obejtidos</w:t>
       </w:r>
       <w:proofErr w:type="spellEnd"/>
       <w:r>
-        <w:t xml:space="preserve"> para prever desfechos clínicos de pacientes com SRAG? E quais </w:t>
-      </w:r>
-      <w:r>
-        <w:t>as variáveis</w:t>
-      </w:r>
-      <w:r>
-        <w:t xml:space="preserve"> disponíveis no conjunto de dados do </w:t>
-      </w:r>
-      <w:proofErr w:type="spellStart"/>
-      <w:r>
-        <w:t>DataSUS</w:t>
-      </w:r>
-      <w:proofErr w:type="spellEnd"/>
-      <w:r>
-        <w:t xml:space="preserve"> (SRAG 2021 a 2024) estão mais associadas ao desfecho clínico de óbito?</w:t>
-      </w:r>
-      <w:r>
-        <w:t xml:space="preserve"> </w:t>
-      </w:r>
-    </w:p>
-    <w:p>
-      <w:pPr>
-        <w:rPr>
-          <w:b/>
-          <w:bCs/>
-        </w:rPr>
-      </w:pPr>
-    </w:p>
-    <w:p>
-      <w:pPr>
-        <w:rPr>
-          <w:b/>
-          <w:bCs/>
-        </w:rPr>
-      </w:pPr>
-      <w:r>
-        <w:rPr>
-          <w:b/>
-          <w:bCs/>
-        </w:rPr>
-        <w:t xml:space="preserve">1.2 </w:t>
-      </w:r>
-      <w:r>
-        <w:rPr>
-          <w:b/>
-          <w:bCs/>
-        </w:rPr>
-        <w:t>Objetivos</w:t>
-      </w:r>
-    </w:p>
-    <w:p>
-      <w:pPr>
-        <w:rPr>
-          <w:b/>
-          <w:i/>
-        </w:rPr>
-      </w:pPr>
-      <w:r>
-        <w:rPr>
-          <w:b/>
-          <w:i/>
-        </w:rPr>
-        <w:t>1.2.1 Objetivo Geral</w:t>
-      </w:r>
-    </w:p>
-    <w:p>
-      <w:pPr>
-        <w:pStyle w:val="CorpodoTexto"/>
-        <w:ind w:firstLine="708"/>
-      </w:pPr>
-      <w:r>
-        <w:t>Investigar e definir uma abordagem metodológica para a análise preditiva de desfechos clínicos em pacientes com Síndrome Respiratória Aguda Grave (SRAG), por meio de técnicas de Ciência</w:t>
-      </w:r>
-      <w:r>
-        <w:t xml:space="preserve"> </w:t>
-      </w:r>
-      <w:r>
-        <w:t xml:space="preserve">de Dados e aprendizado de máquina, utilizando dados do </w:t>
-      </w:r>
-      <w:proofErr w:type="spellStart"/>
-      <w:r>
-        <w:t>DataSUS</w:t>
-      </w:r>
-      <w:proofErr w:type="spellEnd"/>
-      <w:r>
-        <w:t>.</w:t>
-      </w:r>
-    </w:p>
-    <w:p>
-      <w:pPr>
-        <w:rPr>
-          <w:b/>
-          <w:bCs/>
-        </w:rPr>
-      </w:pPr>
-    </w:p>
-    <w:p>
-      <w:pPr>
-        <w:rPr>
-          <w:b/>
-          <w:i/>
-        </w:rPr>
-      </w:pPr>
-      <w:r>
-        <w:rPr>
-          <w:b/>
-          <w:i/>
-        </w:rPr>
-        <w:t xml:space="preserve">1.2.2 </w:t>
-      </w:r>
-      <w:proofErr w:type="spellStart"/>
-      <w:r>
-        <w:rPr>
-          <w:b/>
-          <w:i/>
-        </w:rPr>
-        <w:t>Obejtidos</w:t>
-      </w:r>
-      <w:proofErr w:type="spellEnd"/>
-      <w:r>
-        <w:rPr>
-          <w:b/>
-          <w:i/>
-        </w:rPr>
         <w:t xml:space="preserve"> Específicos</w:t>
       </w:r>
     </w:p>
@@ -7567,17 +8557,10 @@
     </w:p>
     <w:p>
       <w:pPr>
-        <w:rPr>
-          <w:b/>
-          <w:bCs/>
-        </w:rPr>
-      </w:pPr>
-      <w:r>
-        <w:rPr>
-          <w:b/>
-          <w:bCs/>
-        </w:rPr>
-        <w:t>1.3 Organização do Trabalho</w:t>
+        <w:pStyle w:val="Ttulo2"/>
+      </w:pPr>
+      <w:r>
+        <w:t>Organização do Trabalho</w:t>
       </w:r>
     </w:p>
     <w:p>
@@ -7613,7 +8596,6 @@
           <w:kern w:val="32"/>
         </w:rPr>
       </w:pPr>
-      <w:bookmarkStart w:id="12" w:name="_Toc202896292"/>
       <w:r>
         <w:br w:type="page"/>
       </w:r>
@@ -7622,38 +8604,36 @@
       <w:pPr>
         <w:pStyle w:val="Ttulo1"/>
       </w:pPr>
-      <w:r>
-        <w:lastRenderedPageBreak/>
-        <w:t>2</w:t>
-      </w:r>
-      <w:r>
-        <w:tab/>
-      </w:r>
+      <w:bookmarkStart w:id="12" w:name="_Toc203431568"/>
       <w:bookmarkEnd w:id="10"/>
       <w:bookmarkEnd w:id="11"/>
+      <w:r>
+        <w:lastRenderedPageBreak/>
+        <w:t>REVISÃO BIBLIOGRÁFICA</w:t>
+      </w:r>
       <w:bookmarkEnd w:id="12"/>
       <w:r>
-        <w:t xml:space="preserve">REVISÃO BIBLIOGRÁFICA </w:t>
-      </w:r>
-      <w:bookmarkStart w:id="13" w:name="_Toc343785717"/>
-      <w:bookmarkStart w:id="14" w:name="_Toc14264353"/>
-      <w:bookmarkStart w:id="15" w:name="_Toc16233499"/>
-      <w:bookmarkStart w:id="16" w:name="_Toc202896293"/>
-    </w:p>
-    <w:p>
-      <w:pPr>
-        <w:rPr>
-          <w:b/>
-          <w:bCs/>
-        </w:rPr>
-      </w:pPr>
-      <w:r>
-        <w:rPr>
-          <w:b/>
-          <w:bCs/>
-        </w:rPr>
-        <w:t>2.1 SRAG (Sindrome Respiratoria Aguda Grave)</w:t>
-      </w:r>
+        <w:t xml:space="preserve"> </w:t>
+      </w:r>
+      <w:bookmarkStart w:id="13" w:name="_Toc16233499"/>
+      <w:bookmarkStart w:id="14" w:name="_Toc343785717"/>
+      <w:bookmarkStart w:id="15" w:name="_Toc14264353"/>
+      <w:bookmarkStart w:id="16" w:name="_Toc203431569"/>
+    </w:p>
+    <w:p>
+      <w:pPr>
+        <w:pStyle w:val="Ttulo2"/>
+        <w:rPr>
+          <w:highlight w:val="yellow"/>
+        </w:rPr>
+      </w:pPr>
+      <w:r>
+        <w:rPr>
+          <w:highlight w:val="yellow"/>
+        </w:rPr>
+        <w:t>SRAG (Sindrome Respiratoria Aguda Grave)</w:t>
+      </w:r>
+      <w:bookmarkEnd w:id="16"/>
     </w:p>
     <w:p>
       <w:r>
@@ -8678,6 +9658,530 @@
             <w:r>
               <w:t>(</w:t>
             </w:r>
+            <w:fldSimple w:instr=" SEQ Eqn \* MERGEFORMAT ">
+              <w:r>
+                <w:rPr>
+                  <w:noProof/>
+                </w:rPr>
+                <w:t>1</w:t>
+              </w:r>
+            </w:fldSimple>
+            <w:r>
+              <w:t>)</w:t>
+            </w:r>
+          </w:p>
+        </w:tc>
+      </w:tr>
+    </w:tbl>
+    <w:p>
+      <w:pPr>
+        <w:pStyle w:val="CorpodoTexto"/>
+        <w:ind w:firstLine="0"/>
+        <w:rPr>
+          <w:rFonts w:eastAsiaTheme="minorEastAsia"/>
+        </w:rPr>
+      </w:pPr>
+    </w:p>
+    <w:p>
+      <w:pPr>
+        <w:pStyle w:val="CorpodoTexto"/>
+        <w:ind w:firstLine="0"/>
+      </w:pPr>
+      <w:r>
+        <w:t>Dessa forma, a idade é convertida para uma escala entre 0 e 1, facilitando a comparação entre variáveis de diferentes magnitudes em algoritmos de aprendizado de máquina.</w:t>
+      </w:r>
+    </w:p>
+    <w:p>
+      <w:pPr>
+        <w:pStyle w:val="CorpodoTexto"/>
+        <w:ind w:firstLine="0"/>
+      </w:pPr>
+    </w:p>
+    <w:p>
+      <w:pPr>
+        <w:pStyle w:val="CorpodoTexto"/>
+        <w:ind w:firstLine="0"/>
+      </w:pPr>
+      <w:r>
+        <w:t xml:space="preserve">O desbalanceamento de classes ocorre quando há uma disparidade significativa entre as categorias de um conjunto de dados, com a utilização de técnicas como </w:t>
+      </w:r>
+      <w:proofErr w:type="spellStart"/>
+      <w:r>
+        <w:rPr>
+          <w:i/>
+          <w:iCs/>
+        </w:rPr>
+        <w:t>Random</w:t>
+      </w:r>
+      <w:proofErr w:type="spellEnd"/>
+      <w:r>
+        <w:rPr>
+          <w:i/>
+          <w:iCs/>
+        </w:rPr>
+        <w:t xml:space="preserve"> </w:t>
+      </w:r>
+      <w:proofErr w:type="spellStart"/>
+      <w:r>
+        <w:rPr>
+          <w:i/>
+          <w:iCs/>
+        </w:rPr>
+        <w:t>UnderSampling</w:t>
+      </w:r>
+      <w:proofErr w:type="spellEnd"/>
+      <w:r>
+        <w:rPr>
+          <w:i/>
+          <w:iCs/>
+        </w:rPr>
+        <w:t xml:space="preserve"> </w:t>
+      </w:r>
+      <w:r>
+        <w:t>e SMOTE (</w:t>
+      </w:r>
+      <w:proofErr w:type="spellStart"/>
+      <w:r>
+        <w:rPr>
+          <w:i/>
+          <w:iCs/>
+        </w:rPr>
+        <w:t>Synthetic</w:t>
+      </w:r>
+      <w:proofErr w:type="spellEnd"/>
+      <w:r>
+        <w:rPr>
+          <w:i/>
+          <w:iCs/>
+        </w:rPr>
+        <w:t xml:space="preserve"> </w:t>
+      </w:r>
+      <w:proofErr w:type="spellStart"/>
+      <w:r>
+        <w:rPr>
+          <w:i/>
+          <w:iCs/>
+        </w:rPr>
+        <w:t>Minority</w:t>
+      </w:r>
+      <w:proofErr w:type="spellEnd"/>
+      <w:r>
+        <w:rPr>
+          <w:i/>
+          <w:iCs/>
+        </w:rPr>
+        <w:t xml:space="preserve"> Over-</w:t>
+      </w:r>
+      <w:proofErr w:type="spellStart"/>
+      <w:r>
+        <w:rPr>
+          <w:i/>
+          <w:iCs/>
+        </w:rPr>
+        <w:t>sampling</w:t>
+      </w:r>
+      <w:proofErr w:type="spellEnd"/>
+      <w:r>
+        <w:rPr>
+          <w:i/>
+          <w:iCs/>
+        </w:rPr>
+        <w:t xml:space="preserve"> </w:t>
+      </w:r>
+      <w:proofErr w:type="spellStart"/>
+      <w:r>
+        <w:rPr>
+          <w:i/>
+          <w:iCs/>
+        </w:rPr>
+        <w:t>Technique</w:t>
+      </w:r>
+      <w:proofErr w:type="spellEnd"/>
+      <w:r>
+        <w:t xml:space="preserve">) pode-se corrigir esse problema. O </w:t>
+      </w:r>
+      <w:proofErr w:type="spellStart"/>
+      <w:r>
+        <w:rPr>
+          <w:i/>
+          <w:iCs/>
+        </w:rPr>
+        <w:t>UnderSampling</w:t>
+      </w:r>
+      <w:proofErr w:type="spellEnd"/>
+      <w:r>
+        <w:t xml:space="preserve"> reduz a quantidade de dados, mas ainda mantém a qualidade, enquanto o SMOTE pode gerar dados sintéticos que não representam a realidade, proporcionando um melhor equilíbrio na aprendizagem do modelo (Júnior, 2024).</w:t>
+      </w:r>
+    </w:p>
+    <w:p>
+      <w:pPr>
+        <w:rPr>
+          <w:b/>
+          <w:bCs/>
+        </w:rPr>
+      </w:pPr>
+    </w:p>
+    <w:p>
+      <w:pPr>
+        <w:rPr>
+          <w:b/>
+          <w:bCs/>
+        </w:rPr>
+      </w:pPr>
+      <w:r>
+        <w:rPr>
+          <w:b/>
+          <w:bCs/>
+        </w:rPr>
+        <w:t>2.</w:t>
+      </w:r>
+      <w:r>
+        <w:rPr>
+          <w:b/>
+          <w:bCs/>
+        </w:rPr>
+        <w:t>4</w:t>
+      </w:r>
+      <w:r>
+        <w:rPr>
+          <w:b/>
+          <w:bCs/>
+        </w:rPr>
+        <w:t xml:space="preserve"> Analise de Dados</w:t>
+      </w:r>
+    </w:p>
+    <w:p>
+      <w:pPr>
+        <w:pStyle w:val="CorpodoTexto"/>
+        <w:ind w:firstLine="0"/>
+      </w:pPr>
+      <w:r>
+        <w:lastRenderedPageBreak/>
+        <w:t xml:space="preserve">A análise de dados é um processo que possui como principal objetivo transformar informações e números em insights que auxiliam na otimização e descoberta de conhecimento para tomada de decisões mais assertivas. Métodos como o aprendizado de máquina e mineração de dados são amplamente utilizados para identificar padrões ocultos e </w:t>
+      </w:r>
+      <w:r>
+        <w:t>gerar</w:t>
+      </w:r>
+      <w:r>
+        <w:rPr>
+          <w:i/>
+          <w:iCs/>
+        </w:rPr>
+        <w:t xml:space="preserve"> insights</w:t>
+      </w:r>
+      <w:r>
+        <w:t xml:space="preserve"> estratégicos a partir de grandes volumes de informação. </w:t>
+      </w:r>
+    </w:p>
+    <w:p>
+      <w:pPr>
+        <w:pStyle w:val="CorpodoTexto"/>
+        <w:ind w:firstLine="0"/>
+      </w:pPr>
+    </w:p>
+    <w:p>
+      <w:pPr>
+        <w:pStyle w:val="CorpodoTexto"/>
+        <w:ind w:firstLine="0"/>
+      </w:pPr>
+      <w:r>
+        <w:t>Na área da saúde, a análise de dados tem se tornado um campo fundamental para o monitoramento e tomada de decisões clínicas e epidemiológicas. O uso de dados estruturados permite a criação de modelos, como por exemplo modelos preditivos capazes de identificar padrões em grandes volumes de informações, auxiliando na prevenção e controle de doenças (</w:t>
+      </w:r>
+      <w:proofErr w:type="spellStart"/>
+      <w:r>
+        <w:t>Belini</w:t>
+      </w:r>
+      <w:proofErr w:type="spellEnd"/>
+      <w:r>
+        <w:t xml:space="preserve">, </w:t>
+      </w:r>
+      <w:proofErr w:type="spellStart"/>
+      <w:r>
+        <w:t>Ataide</w:t>
+      </w:r>
+      <w:proofErr w:type="spellEnd"/>
+      <w:r>
+        <w:t xml:space="preserve"> e </w:t>
+      </w:r>
+      <w:proofErr w:type="spellStart"/>
+      <w:r>
+        <w:t>Lochter</w:t>
+      </w:r>
+      <w:proofErr w:type="spellEnd"/>
+      <w:r>
+        <w:t>, 2024).</w:t>
+      </w:r>
+    </w:p>
+    <w:p>
+      <w:pPr>
+        <w:rPr>
+          <w:b/>
+          <w:bCs/>
+        </w:rPr>
+      </w:pPr>
+    </w:p>
+    <w:p>
+      <w:pPr>
+        <w:rPr>
+          <w:b/>
+          <w:bCs/>
+        </w:rPr>
+      </w:pPr>
+      <w:r>
+        <w:rPr>
+          <w:b/>
+          <w:bCs/>
+        </w:rPr>
+        <w:t>2.</w:t>
+      </w:r>
+      <w:r>
+        <w:rPr>
+          <w:b/>
+          <w:bCs/>
+        </w:rPr>
+        <w:t>5</w:t>
+      </w:r>
+      <w:r>
+        <w:rPr>
+          <w:b/>
+          <w:bCs/>
+        </w:rPr>
+        <w:t xml:space="preserve"> Técnicas de An</w:t>
+      </w:r>
+      <w:r>
+        <w:rPr>
+          <w:b/>
+          <w:bCs/>
+        </w:rPr>
+        <w:t>á</w:t>
+      </w:r>
+      <w:r>
+        <w:rPr>
+          <w:b/>
+          <w:bCs/>
+        </w:rPr>
+        <w:t>lise/ Aprendizado</w:t>
+      </w:r>
+    </w:p>
+    <w:p>
+      <w:pPr>
+        <w:pStyle w:val="CorpodoTexto"/>
+        <w:ind w:firstLine="0"/>
+      </w:pPr>
+      <w:r>
+        <w:t>A análise de dados envolve muitas abordagens que permitem extrair informações relevantes de grandes volumes de dados. Técnicas estatísticas e de aprendizado de máquina desempenham um papel fundamental nesse processo, pois possibilitam a construção de modelos e identificação de padrões diferentes aplicações, desde classificação e previsão até agrupamento e detecção de anomalias (Sena, 2021).</w:t>
+      </w:r>
+    </w:p>
+    <w:p>
+      <w:pPr>
+        <w:rPr>
+          <w:b/>
+          <w:bCs/>
+        </w:rPr>
+      </w:pPr>
+    </w:p>
+    <w:p>
+      <w:pPr>
+        <w:pStyle w:val="Ttulo2"/>
+        <w:rPr>
+          <w:highlight w:val="lightGray"/>
+        </w:rPr>
+      </w:pPr>
+      <w:bookmarkStart w:id="20" w:name="_Toc203431570"/>
+      <w:r>
+        <w:rPr>
+          <w:highlight w:val="lightGray"/>
+        </w:rPr>
+        <w:t>Algoritmos</w:t>
+      </w:r>
+      <w:bookmarkEnd w:id="20"/>
+    </w:p>
+    <w:p>
+      <w:r>
+        <w:rPr>
+          <w:highlight w:val="lightGray"/>
+        </w:rPr>
+        <w:t xml:space="preserve">Existem diversas técnicas de Análise de Dados que utilizam diferentes algoritmos, como por exemplo a análise estatística, mineração de dados, Aprendizado de Máquina, redes neurais e </w:t>
+      </w:r>
+      <w:proofErr w:type="spellStart"/>
+      <w:r>
+        <w:rPr>
+          <w:i/>
+          <w:iCs/>
+          <w:highlight w:val="lightGray"/>
+        </w:rPr>
+        <w:t>Deep</w:t>
+      </w:r>
+      <w:proofErr w:type="spellEnd"/>
+      <w:r>
+        <w:rPr>
+          <w:i/>
+          <w:iCs/>
+          <w:highlight w:val="lightGray"/>
+        </w:rPr>
+        <w:t xml:space="preserve"> Learning</w:t>
+      </w:r>
+      <w:r>
+        <w:rPr>
+          <w:highlight w:val="lightGray"/>
+        </w:rPr>
+        <w:t>.</w:t>
+      </w:r>
+    </w:p>
+    <w:p>
+      <w:pPr>
+        <w:rPr>
+          <w:b/>
+        </w:rPr>
+      </w:pPr>
+    </w:p>
+    <w:p>
+      <w:pPr>
+        <w:pStyle w:val="Ttulo3"/>
+      </w:pPr>
+      <w:bookmarkStart w:id="21" w:name="_Toc193304963"/>
+      <w:bookmarkStart w:id="22" w:name="_Toc203431571"/>
+      <w:r>
+        <w:t>ANÁLISE ESTATÍSTICA</w:t>
+      </w:r>
+      <w:bookmarkEnd w:id="21"/>
+      <w:bookmarkEnd w:id="22"/>
+    </w:p>
+    <w:p>
+      <w:pPr>
+        <w:pStyle w:val="Ttulo4"/>
+      </w:pPr>
+      <w:bookmarkStart w:id="23" w:name="_Toc203431572"/>
+      <w:commentRangeStart w:id="24"/>
+      <w:r>
+        <w:t>Regressão Linear</w:t>
+      </w:r>
+      <w:commentRangeEnd w:id="24"/>
+      <w:r>
+        <w:rPr>
+          <w:rStyle w:val="Refdecomentrio"/>
+        </w:rPr>
+        <w:commentReference w:id="24"/>
+      </w:r>
+      <w:bookmarkEnd w:id="23"/>
+    </w:p>
+    <w:p>
+      <w:pPr>
+        <w:pStyle w:val="CorpodoTexto"/>
+        <w:ind w:firstLine="0"/>
+      </w:pPr>
+      <w:r>
+        <w:t xml:space="preserve">A </w:t>
+      </w:r>
+      <w:r>
+        <w:t>R</w:t>
+      </w:r>
+      <w:r>
+        <w:t xml:space="preserve">egressão </w:t>
+      </w:r>
+      <w:r>
+        <w:t>L</w:t>
+      </w:r>
+      <w:r>
+        <w:t>inear é uma técnica estatística muito utilizada para previsão de valores numéricos com base em variáveis independentes. O algoritmo busca modelar a relação entre uma variável independente (ou mais variáveis) através de uma equação linear. Como por exemplo,</w:t>
+      </w:r>
+      <w:r>
+        <w:rPr>
+          <w:b/>
+          <w:bCs/>
+        </w:rPr>
+        <w:t xml:space="preserve"> </w:t>
+      </w:r>
+      <w:r>
+        <w:t>na equação (2)</w:t>
+      </w:r>
+      <w:r>
+        <w:t xml:space="preserve"> da regressão linear simples</w:t>
+      </w:r>
+      <w:r>
+        <w:t>, que</w:t>
+      </w:r>
+      <w:r>
+        <w:t xml:space="preserve"> demonstra a previsão do preço de uma casa com base em sua área. </w:t>
+      </w:r>
+    </w:p>
+    <w:p>
+      <w:pPr>
+        <w:pStyle w:val="CorpodoTexto"/>
+        <w:ind w:firstLine="0"/>
+      </w:pPr>
+    </w:p>
+    <w:tbl>
+      <w:tblPr>
+        <w:tblStyle w:val="Tabelacomgrade"/>
+        <w:tblW w:w="0" w:type="auto"/>
+        <w:tblBorders>
+          <w:top w:val="none" w:sz="0" w:space="0" w:color="auto"/>
+          <w:left w:val="none" w:sz="0" w:space="0" w:color="auto"/>
+          <w:bottom w:val="none" w:sz="0" w:space="0" w:color="auto"/>
+          <w:right w:val="none" w:sz="0" w:space="0" w:color="auto"/>
+          <w:insideH w:val="none" w:sz="0" w:space="0" w:color="auto"/>
+          <w:insideV w:val="none" w:sz="0" w:space="0" w:color="auto"/>
+        </w:tblBorders>
+        <w:tblLook w:val="04A0" w:firstRow="1" w:lastRow="0" w:firstColumn="1" w:lastColumn="0" w:noHBand="0" w:noVBand="1"/>
+      </w:tblPr>
+      <w:tblGrid>
+        <w:gridCol w:w="846"/>
+        <w:gridCol w:w="7371"/>
+        <w:gridCol w:w="844"/>
+      </w:tblGrid>
+      <w:tr>
+        <w:tc>
+          <w:tcPr>
+            <w:tcW w:w="846" w:type="dxa"/>
+          </w:tcPr>
+          <w:p>
+            <w:pPr>
+              <w:pStyle w:val="CorpodoTexto"/>
+              <w:ind w:firstLine="0"/>
+            </w:pPr>
+          </w:p>
+        </w:tc>
+        <w:tc>
+          <w:tcPr>
+            <w:tcW w:w="7371" w:type="dxa"/>
+            <w:vAlign w:val="center"/>
+          </w:tcPr>
+          <w:p>
+            <w:pPr>
+              <w:pStyle w:val="CorpodoTexto"/>
+              <w:ind w:firstLine="0"/>
+            </w:pPr>
+            <m:oMathPara>
+              <m:oMath>
+                <m:r>
+                  <m:rPr>
+                    <m:sty m:val="p"/>
+                  </m:rPr>
+                  <w:rPr>
+                    <w:rFonts w:ascii="Cambria Math" w:hAnsi="Cambria Math" w:cs="Arial"/>
+                    <w:color w:val="000000"/>
+                  </w:rPr>
+                  <m:t>y = β0​+β1​x+ϵ</m:t>
+                </m:r>
+              </m:oMath>
+            </m:oMathPara>
+          </w:p>
+        </w:tc>
+        <w:tc>
+          <w:tcPr>
+            <w:tcW w:w="844" w:type="dxa"/>
+            <w:vAlign w:val="center"/>
+          </w:tcPr>
+          <w:p>
+            <w:pPr>
+              <w:pStyle w:val="CorpodoTexto"/>
+              <w:ind w:firstLine="0"/>
+              <w:jc w:val="right"/>
+            </w:pPr>
+            <w:r>
+              <w:t>(</w:t>
+            </w:r>
             <w:r>
               <w:fldChar w:fldCharType="begin"/>
             </w:r>
@@ -8691,7 +10195,7 @@
               <w:rPr>
                 <w:noProof/>
               </w:rPr>
-              <w:t>1</w:t>
+              <w:t>2</w:t>
             </w:r>
             <w:r>
               <w:rPr>
@@ -8708,22 +10212,393 @@
     </w:tbl>
     <w:p>
       <w:pPr>
+        <w:spacing w:after="160" w:line="240" w:lineRule="auto"/>
+      </w:pPr>
+    </w:p>
+    <w:p>
+      <w:pPr>
+        <w:spacing w:after="160" w:line="240" w:lineRule="auto"/>
+      </w:pPr>
+      <w:r>
+        <w:t>Onde,</w:t>
+      </w:r>
+    </w:p>
+    <w:p>
+      <w:pPr>
+        <w:numPr>
+          <w:ilvl w:val="0"/>
+          <w:numId w:val="26"/>
+        </w:numPr>
+        <w:spacing w:line="240" w:lineRule="auto"/>
+        <w:textAlignment w:val="baseline"/>
+      </w:pPr>
+      <w:r>
+        <w:t>y representa uma variável dependente  </w:t>
+      </w:r>
+    </w:p>
+    <w:p>
+      <w:pPr>
+        <w:numPr>
+          <w:ilvl w:val="0"/>
+          <w:numId w:val="26"/>
+        </w:numPr>
+        <w:spacing w:line="240" w:lineRule="auto"/>
+        <w:textAlignment w:val="baseline"/>
+      </w:pPr>
+      <w:r>
+        <w:t>x representa a variável independente</w:t>
+      </w:r>
+    </w:p>
+    <w:p>
+      <w:pPr>
+        <w:numPr>
+          <w:ilvl w:val="0"/>
+          <w:numId w:val="26"/>
+        </w:numPr>
+        <w:spacing w:line="240" w:lineRule="auto"/>
+        <w:textAlignment w:val="baseline"/>
+      </w:pPr>
+      <w:r>
+        <w:t>β0​ é o intercepto</w:t>
+      </w:r>
+    </w:p>
+    <w:p>
+      <w:pPr>
+        <w:numPr>
+          <w:ilvl w:val="0"/>
+          <w:numId w:val="26"/>
+        </w:numPr>
+        <w:spacing w:line="240" w:lineRule="auto"/>
+        <w:textAlignment w:val="baseline"/>
+      </w:pPr>
+      <w:r>
+        <w:t>β1 é o coeficiente angular  </w:t>
+      </w:r>
+    </w:p>
+    <w:p>
+      <w:pPr>
+        <w:numPr>
+          <w:ilvl w:val="0"/>
+          <w:numId w:val="26"/>
+        </w:numPr>
+        <w:spacing w:after="160" w:line="240" w:lineRule="auto"/>
+        <w:textAlignment w:val="baseline"/>
+      </w:pPr>
+      <w:r>
+        <w:t>ϵ é o erro.​</w:t>
+      </w:r>
+    </w:p>
+    <w:p>
+      <w:pPr>
+        <w:spacing w:after="160" w:line="240" w:lineRule="auto"/>
+        <w:ind w:left="720"/>
+        <w:textAlignment w:val="baseline"/>
+      </w:pPr>
+    </w:p>
+    <w:p>
+      <w:pPr>
+        <w:pStyle w:val="Ttulo4"/>
+        <w:spacing w:after="200" w:line="276" w:lineRule="auto"/>
+        <w:jc w:val="left"/>
+      </w:pPr>
+      <w:bookmarkStart w:id="25" w:name="_Toc203431573"/>
+      <w:r>
+        <w:t>Regressão Logística</w:t>
+      </w:r>
+      <w:bookmarkEnd w:id="25"/>
+    </w:p>
+    <w:p>
+      <w:pPr>
+        <w:rPr>
+          <w:lang w:val="en-US"/>
+        </w:rPr>
+      </w:pPr>
+    </w:p>
+    <w:p>
+      <w:pPr>
         <w:pStyle w:val="CorpodoTexto"/>
         <w:ind w:firstLine="0"/>
-        <w:rPr>
-          <w:rFonts w:eastAsiaTheme="minorEastAsia"/>
-        </w:rPr>
-      </w:pPr>
+      </w:pPr>
+      <w:r>
+        <w:t xml:space="preserve">A Regressão Logística é um método estatístico amplamente utilizado para modelagem de variáveis categóricas cujo o principal objetivo é estimar a probabilidade de um evento ocorrer com base em variáveis independentes, sendo muito utilizada em problemas de classificação binária (Silva e Silva Neto, 2022). Como por </w:t>
+      </w:r>
+      <w:r>
+        <w:t>exemplo, na equação (3),</w:t>
+      </w:r>
+      <w:r>
+        <w:t xml:space="preserve"> temos que a regressão logística usa a </w:t>
+      </w:r>
+      <w:r>
+        <w:t>função sigm</w:t>
+      </w:r>
+      <w:r>
+        <w:t>o</w:t>
+      </w:r>
+      <w:r>
+        <w:t>ide (logística)</w:t>
+      </w:r>
+      <w:r>
+        <w:rPr>
+          <w:rStyle w:val="Refdenotaderodap"/>
+        </w:rPr>
+        <w:footnoteReference w:id="6"/>
+      </w:r>
+      <w:r>
+        <w:t xml:space="preserve"> </w:t>
+      </w:r>
+      <w:r>
+        <w:t>para</w:t>
+      </w:r>
+      <w:r>
+        <w:t xml:space="preserve"> transformar uma combinação linear de variáveis independentes em uma probabilidade; nesse caso utilizada para modelar a probabilidade de um evento binário ocorrer: prever se um paciente tem ou não uma determinada doença.</w:t>
+      </w:r>
     </w:p>
     <w:p>
       <w:pPr>
         <w:pStyle w:val="CorpodoTexto"/>
         <w:ind w:firstLine="0"/>
       </w:pPr>
-      <w:r>
-        <w:t>Dessa forma, a idade é convertida para uma escala entre 0 e 1, facilitando a comparação entre variáveis de diferentes magnitudes em algoritmos de aprendizado de máquina.</w:t>
-      </w:r>
-    </w:p>
+    </w:p>
+    <w:tbl>
+      <w:tblPr>
+        <w:tblStyle w:val="Tabelacomgrade"/>
+        <w:tblW w:w="0" w:type="auto"/>
+        <w:tblBorders>
+          <w:top w:val="none" w:sz="0" w:space="0" w:color="auto"/>
+          <w:left w:val="none" w:sz="0" w:space="0" w:color="auto"/>
+          <w:bottom w:val="none" w:sz="0" w:space="0" w:color="auto"/>
+          <w:right w:val="none" w:sz="0" w:space="0" w:color="auto"/>
+          <w:insideH w:val="none" w:sz="0" w:space="0" w:color="auto"/>
+          <w:insideV w:val="none" w:sz="0" w:space="0" w:color="auto"/>
+        </w:tblBorders>
+        <w:tblLook w:val="04A0" w:firstRow="1" w:lastRow="0" w:firstColumn="1" w:lastColumn="0" w:noHBand="0" w:noVBand="1"/>
+      </w:tblPr>
+      <w:tblGrid>
+        <w:gridCol w:w="846"/>
+        <w:gridCol w:w="7371"/>
+        <w:gridCol w:w="844"/>
+      </w:tblGrid>
+      <w:tr>
+        <w:tc>
+          <w:tcPr>
+            <w:tcW w:w="846" w:type="dxa"/>
+          </w:tcPr>
+          <w:p>
+            <w:pPr>
+              <w:pStyle w:val="CorpodoTexto"/>
+              <w:ind w:firstLine="0"/>
+            </w:pPr>
+          </w:p>
+        </w:tc>
+        <w:tc>
+          <w:tcPr>
+            <w:tcW w:w="7371" w:type="dxa"/>
+            <w:vAlign w:val="center"/>
+          </w:tcPr>
+          <w:p>
+            <w:pPr>
+              <w:pStyle w:val="CorpodoTexto"/>
+              <w:ind w:firstLine="0"/>
+            </w:pPr>
+            <m:oMathPara>
+              <m:oMath>
+                <m:r>
+                  <m:rPr>
+                    <m:sty m:val="p"/>
+                  </m:rPr>
+                  <w:rPr>
+                    <w:rFonts w:ascii="Cambria Math" w:hAnsi="Cambria Math" w:cs="Arial"/>
+                    <w:color w:val="000000"/>
+                    <w:sz w:val="22"/>
+                  </w:rPr>
+                  <m:t>P</m:t>
+                </m:r>
+                <m:d>
+                  <m:dPr>
+                    <m:sepChr m:val="∣"/>
+                    <m:ctrlPr>
+                      <w:rPr>
+                        <w:rFonts w:ascii="Cambria Math" w:hAnsi="Cambria Math" w:cs="Arial"/>
+                        <w:color w:val="000000"/>
+                        <w:sz w:val="22"/>
+                      </w:rPr>
+                    </m:ctrlPr>
+                  </m:dPr>
+                  <m:e>
+                    <m:r>
+                      <m:rPr>
+                        <m:sty m:val="p"/>
+                      </m:rPr>
+                      <w:rPr>
+                        <w:rFonts w:ascii="Cambria Math" w:hAnsi="Cambria Math" w:cs="Arial"/>
+                        <w:color w:val="000000"/>
+                        <w:sz w:val="22"/>
+                      </w:rPr>
+                      <m:t>y=1</m:t>
+                    </m:r>
+                    <m:ctrlPr>
+                      <w:rPr>
+                        <w:rFonts w:ascii="Cambria Math" w:hAnsi="Cambria Math" w:cs="Cambria Math"/>
+                        <w:color w:val="000000"/>
+                        <w:sz w:val="22"/>
+                      </w:rPr>
+                    </m:ctrlPr>
+                  </m:e>
+                  <m:e>
+                    <m:r>
+                      <m:rPr>
+                        <m:sty m:val="p"/>
+                      </m:rPr>
+                      <w:rPr>
+                        <w:rFonts w:ascii="Cambria Math" w:hAnsi="Cambria Math" w:cs="Arial"/>
+                        <w:color w:val="000000"/>
+                        <w:sz w:val="22"/>
+                      </w:rPr>
+                      <m:t>x</m:t>
+                    </m:r>
+                  </m:e>
+                </m:d>
+                <m:r>
+                  <m:rPr>
+                    <m:sty m:val="p"/>
+                  </m:rPr>
+                  <w:rPr>
+                    <w:rFonts w:ascii="Cambria Math" w:hAnsi="Cambria Math" w:cs="Arial"/>
+                    <w:color w:val="000000"/>
+                    <w:sz w:val="22"/>
+                  </w:rPr>
+                  <m:t>=</m:t>
+                </m:r>
+                <m:f>
+                  <m:fPr>
+                    <m:ctrlPr>
+                      <w:rPr>
+                        <w:rFonts w:ascii="Cambria Math" w:hAnsi="Cambria Math" w:cs="Arial"/>
+                        <w:color w:val="000000"/>
+                        <w:sz w:val="22"/>
+                      </w:rPr>
+                    </m:ctrlPr>
+                  </m:fPr>
+                  <m:num>
+                    <m:r>
+                      <w:rPr>
+                        <w:rFonts w:ascii="Cambria Math" w:hAnsi="Cambria Math" w:cs="Arial"/>
+                        <w:color w:val="000000"/>
+                        <w:sz w:val="22"/>
+                      </w:rPr>
+                      <m:t>1</m:t>
+                    </m:r>
+                  </m:num>
+                  <m:den>
+                    <m:r>
+                      <m:rPr>
+                        <m:sty m:val="p"/>
+                      </m:rPr>
+                      <w:rPr>
+                        <w:rFonts w:ascii="Cambria Math" w:hAnsi="Cambria Math" w:cs="Arial"/>
+                        <w:color w:val="000000"/>
+                        <w:sz w:val="22"/>
+                      </w:rPr>
+                      <m:t>  1+</m:t>
+                    </m:r>
+                    <m:sSup>
+                      <m:sSupPr>
+                        <m:ctrlPr>
+                          <w:rPr>
+                            <w:rFonts w:ascii="Cambria Math" w:hAnsi="Cambria Math" w:cs="Arial"/>
+                            <w:color w:val="000000"/>
+                            <w:sz w:val="22"/>
+                          </w:rPr>
+                        </m:ctrlPr>
+                      </m:sSupPr>
+                      <m:e>
+                        <m:r>
+                          <w:rPr>
+                            <w:rFonts w:ascii="Cambria Math" w:hAnsi="Cambria Math" w:cs="Arial"/>
+                            <w:color w:val="000000"/>
+                            <w:sz w:val="22"/>
+                          </w:rPr>
+                          <m:t>e</m:t>
+                        </m:r>
+                      </m:e>
+                      <m:sup>
+                        <m:r>
+                          <w:rPr>
+                            <w:rFonts w:ascii="Cambria Math" w:hAnsi="Cambria Math" w:cs="Arial"/>
+                            <w:color w:val="000000"/>
+                            <w:sz w:val="22"/>
+                          </w:rPr>
+                          <m:t>-</m:t>
+                        </m:r>
+                        <m:r>
+                          <m:rPr>
+                            <m:sty m:val="p"/>
+                          </m:rPr>
+                          <w:rPr>
+                            <w:rFonts w:ascii="Cambria Math" w:hAnsi="Cambria Math" w:cs="Arial"/>
+                            <w:color w:val="000000"/>
+                            <w:sz w:val="22"/>
+                          </w:rPr>
+                          <m:t>(β0​+β1​x)</m:t>
+                        </m:r>
+                      </m:sup>
+                    </m:sSup>
+                  </m:den>
+                </m:f>
+                <m:r>
+                  <w:rPr>
+                    <w:rFonts w:ascii="Cambria Math" w:hAnsi="Cambria Math" w:cs="Arial"/>
+                    <w:color w:val="000000"/>
+                    <w:sz w:val="22"/>
+                  </w:rPr>
+                  <m:t xml:space="preserve"> </m:t>
+                </m:r>
+              </m:oMath>
+            </m:oMathPara>
+          </w:p>
+        </w:tc>
+        <w:tc>
+          <w:tcPr>
+            <w:tcW w:w="844" w:type="dxa"/>
+            <w:vAlign w:val="center"/>
+          </w:tcPr>
+          <w:p>
+            <w:pPr>
+              <w:pStyle w:val="CorpodoTexto"/>
+              <w:ind w:firstLine="0"/>
+              <w:jc w:val="right"/>
+            </w:pPr>
+            <w:r>
+              <w:t>(</w:t>
+            </w:r>
+            <w:r>
+              <w:fldChar w:fldCharType="begin"/>
+            </w:r>
+            <w:r>
+              <w:instrText xml:space="preserve"> SEQ Eqn \* MERGEFORMAT </w:instrText>
+            </w:r>
+            <w:r>
+              <w:fldChar w:fldCharType="separate"/>
+            </w:r>
+            <w:r>
+              <w:rPr>
+                <w:noProof/>
+              </w:rPr>
+              <w:t>3</w:t>
+            </w:r>
+            <w:r>
+              <w:rPr>
+                <w:noProof/>
+              </w:rPr>
+              <w:fldChar w:fldCharType="end"/>
+            </w:r>
+            <w:r>
+              <w:t>)</w:t>
+            </w:r>
+          </w:p>
+        </w:tc>
+      </w:tr>
+    </w:tbl>
     <w:p>
       <w:pPr>
         <w:pStyle w:val="CorpodoTexto"/>
@@ -8732,46 +10607,1381 @@
     </w:p>
     <w:p>
       <w:pPr>
+        <w:spacing w:after="200" w:line="276" w:lineRule="auto"/>
+        <w:jc w:val="left"/>
+      </w:pPr>
+      <w:r>
+        <w:t>Onde,</w:t>
+      </w:r>
+    </w:p>
+    <w:p>
+      <w:pPr>
+        <w:numPr>
+          <w:ilvl w:val="0"/>
+          <w:numId w:val="26"/>
+        </w:numPr>
+        <w:spacing w:line="240" w:lineRule="auto"/>
+        <w:textAlignment w:val="baseline"/>
+      </w:pPr>
+      <m:oMath>
+        <m:r>
+          <m:rPr>
+            <m:sty m:val="p"/>
+          </m:rPr>
+          <w:rPr>
+            <w:rFonts w:ascii="Cambria Math" w:hAnsi="Cambria Math"/>
+          </w:rPr>
+          <m:t>P</m:t>
+        </m:r>
+        <m:d>
+          <m:dPr>
+            <m:sepChr m:val="∣"/>
+            <m:ctrlPr>
+              <w:rPr>
+                <w:rFonts w:ascii="Cambria Math" w:hAnsi="Cambria Math"/>
+              </w:rPr>
+            </m:ctrlPr>
+          </m:dPr>
+          <m:e>
+            <m:r>
+              <m:rPr>
+                <m:sty m:val="p"/>
+              </m:rPr>
+              <w:rPr>
+                <w:rFonts w:ascii="Cambria Math" w:hAnsi="Cambria Math"/>
+              </w:rPr>
+              <m:t>y =1</m:t>
+            </m:r>
+            <m:ctrlPr>
+              <w:rPr>
+                <w:rFonts w:ascii="Cambria Math" w:hAnsi="Cambria Math" w:cs="Cambria Math"/>
+              </w:rPr>
+            </m:ctrlPr>
+          </m:e>
+          <m:e>
+            <m:r>
+              <m:rPr>
+                <m:sty m:val="p"/>
+              </m:rPr>
+              <w:rPr>
+                <w:rFonts w:ascii="Cambria Math" w:hAnsi="Cambria Math"/>
+              </w:rPr>
+              <m:t>x</m:t>
+            </m:r>
+          </m:e>
+        </m:d>
+        <m:r>
+          <m:rPr>
+            <m:sty m:val="p"/>
+          </m:rPr>
+          <w:rPr>
+            <w:rFonts w:ascii="Cambria Math" w:hAnsi="Cambria Math"/>
+          </w:rPr>
+          <m:t xml:space="preserve"> :</m:t>
+        </m:r>
+      </m:oMath>
+      <w:r>
+        <w:t>é a probabilidade</w:t>
+      </w:r>
+      <w:r>
+        <w:t xml:space="preserve"> de o</w:t>
+      </w:r>
+      <w:r>
+        <w:t xml:space="preserve"> evento ocorrer (por exemplo, ter ou não a doença);</w:t>
+      </w:r>
+    </w:p>
+    <w:p>
+      <w:pPr>
+        <w:numPr>
+          <w:ilvl w:val="0"/>
+          <w:numId w:val="26"/>
+        </w:numPr>
+        <w:spacing w:line="240" w:lineRule="auto"/>
+        <w:textAlignment w:val="baseline"/>
+      </w:pPr>
+      <w:r>
+        <w:t>β0: intercepto (termo constante).</w:t>
+      </w:r>
+    </w:p>
+    <w:p>
+      <w:pPr>
+        <w:numPr>
+          <w:ilvl w:val="0"/>
+          <w:numId w:val="26"/>
+        </w:numPr>
+        <w:spacing w:line="240" w:lineRule="auto"/>
+        <w:textAlignment w:val="baseline"/>
+      </w:pPr>
+      <w:r>
+        <w:t xml:space="preserve">β1​: coeficiente que representa o impacto da variável </w:t>
+      </w:r>
+      <m:oMath>
+        <m:r>
+          <w:rPr>
+            <w:rFonts w:ascii="Cambria Math" w:hAnsi="Cambria Math"/>
+          </w:rPr>
+          <m:t>X</m:t>
+        </m:r>
+      </m:oMath>
+      <w:r>
+        <w:t>.</w:t>
+      </w:r>
+    </w:p>
+    <w:p>
+      <w:pPr>
+        <w:numPr>
+          <w:ilvl w:val="0"/>
+          <w:numId w:val="26"/>
+        </w:numPr>
+        <w:spacing w:after="200" w:line="276" w:lineRule="auto"/>
+        <w:jc w:val="left"/>
+        <w:textAlignment w:val="baseline"/>
+        <w:rPr>
+          <w:b/>
+        </w:rPr>
+      </w:pPr>
+      <w:r>
+        <w:t>e: base do logaritmo natural (aproximadamente 2,718).</w:t>
+      </w:r>
+    </w:p>
+    <w:p>
+      <w:pPr>
+        <w:spacing w:after="200" w:line="276" w:lineRule="auto"/>
+        <w:ind w:left="720"/>
+        <w:jc w:val="left"/>
+        <w:textAlignment w:val="baseline"/>
+        <w:rPr>
+          <w:b/>
+        </w:rPr>
+      </w:pPr>
+    </w:p>
+    <w:p>
+      <w:pPr>
+        <w:pStyle w:val="Ttulo3"/>
+      </w:pPr>
+      <w:bookmarkStart w:id="26" w:name="_Toc193304964"/>
+      <w:bookmarkStart w:id="27" w:name="_Toc203431574"/>
+      <w:r>
+        <w:t>MINERAÇÃO DE DADOS</w:t>
+      </w:r>
+      <w:bookmarkEnd w:id="26"/>
+      <w:bookmarkEnd w:id="27"/>
+    </w:p>
+    <w:p/>
+    <w:p>
+      <w:pPr>
+        <w:spacing w:line="240" w:lineRule="auto"/>
+        <w:textAlignment w:val="baseline"/>
+      </w:pPr>
+      <w:r>
+        <w:t>A mineração de dados é o processo de explorar grandes conjuntos de dados para descobrir padrões, correlações e informações úteis.</w:t>
+      </w:r>
+    </w:p>
+    <w:p>
+      <w:pPr>
+        <w:spacing w:line="240" w:lineRule="auto"/>
+        <w:textAlignment w:val="baseline"/>
+      </w:pPr>
+    </w:p>
+    <w:p>
+      <w:pPr>
+        <w:spacing w:line="240" w:lineRule="auto"/>
+        <w:textAlignment w:val="baseline"/>
+      </w:pPr>
+    </w:p>
+    <w:p>
+      <w:pPr>
+        <w:pStyle w:val="Ttulo4"/>
+        <w:spacing w:line="240" w:lineRule="auto"/>
+        <w:textAlignment w:val="baseline"/>
+      </w:pPr>
+      <w:bookmarkStart w:id="28" w:name="_Toc203431575"/>
+      <w:r>
+        <w:t>Aprior</w:t>
+      </w:r>
+      <w:r>
+        <w:t>i</w:t>
+      </w:r>
+      <w:bookmarkEnd w:id="28"/>
+    </w:p>
+    <w:p>
+      <w:pPr>
+        <w:rPr>
+          <w:lang w:val="en-US"/>
+        </w:rPr>
+      </w:pPr>
+    </w:p>
+    <w:p>
+      <w:pPr>
+        <w:pStyle w:val="Ttulo4"/>
+        <w:numPr>
+          <w:ilvl w:val="0"/>
+          <w:numId w:val="0"/>
+        </w:numPr>
+        <w:spacing w:line="240" w:lineRule="auto"/>
+        <w:textAlignment w:val="baseline"/>
+      </w:pPr>
+    </w:p>
+    <w:p>
+      <w:pPr>
+        <w:pStyle w:val="Ttulo4"/>
+        <w:numPr>
+          <w:ilvl w:val="0"/>
+          <w:numId w:val="0"/>
+        </w:numPr>
+        <w:spacing w:line="240" w:lineRule="auto"/>
+        <w:textAlignment w:val="baseline"/>
+        <w:rPr>
+          <w:b w:val="0"/>
+        </w:rPr>
+      </w:pPr>
+      <w:bookmarkStart w:id="29" w:name="_Toc203431576"/>
+      <w:r>
+        <w:rPr>
+          <w:b w:val="0"/>
+          <w:i/>
+          <w:iCs/>
+        </w:rPr>
+        <w:t>Apriori</w:t>
+      </w:r>
+      <w:r>
+        <w:rPr>
+          <w:b w:val="0"/>
+        </w:rPr>
+        <w:t xml:space="preserve"> é um algoritmo utilizado para encontrar padrões frequentes em bases de dados transacionais, alguns casos de uso comuns são sistemas de previsão e recomendação de doenças, como análise de cestas de mercado para plataformas de comércio eletrônico (</w:t>
+      </w:r>
+      <w:proofErr w:type="gramStart"/>
+      <w:r>
+        <w:rPr>
+          <w:b w:val="0"/>
+        </w:rPr>
+        <w:t>IBM,  2024</w:t>
+      </w:r>
+      <w:proofErr w:type="gramEnd"/>
+      <w:r>
+        <w:rPr>
+          <w:b w:val="0"/>
+        </w:rPr>
+        <w:t>).</w:t>
+      </w:r>
+      <w:bookmarkEnd w:id="29"/>
+    </w:p>
+    <w:p>
+      <w:pPr>
+        <w:spacing w:line="240" w:lineRule="auto"/>
+        <w:textAlignment w:val="baseline"/>
+      </w:pPr>
+    </w:p>
+    <w:p>
+      <w:pPr>
+        <w:spacing w:line="240" w:lineRule="auto"/>
+        <w:textAlignment w:val="baseline"/>
+      </w:pPr>
+    </w:p>
+    <w:p>
+      <w:pPr>
+        <w:pStyle w:val="Ttulo4"/>
+        <w:spacing w:after="200" w:line="276" w:lineRule="auto"/>
+        <w:jc w:val="left"/>
+      </w:pPr>
+      <w:bookmarkStart w:id="30" w:name="_Toc203431577"/>
+      <w:r>
+        <w:t>K-</w:t>
+      </w:r>
+      <w:proofErr w:type="spellStart"/>
+      <w:r>
+        <w:t>Means</w:t>
+      </w:r>
+      <w:bookmarkEnd w:id="30"/>
+      <w:proofErr w:type="spellEnd"/>
+    </w:p>
+    <w:p>
+      <w:pPr>
+        <w:rPr>
+          <w:lang w:val="en-US"/>
+        </w:rPr>
+      </w:pPr>
+    </w:p>
+    <w:p>
+      <w:pPr>
+        <w:spacing w:line="240" w:lineRule="auto"/>
+        <w:textAlignment w:val="baseline"/>
+      </w:pPr>
+      <w:r>
+        <w:t xml:space="preserve">O </w:t>
+      </w:r>
+      <w:r>
+        <w:rPr>
+          <w:i/>
+          <w:iCs/>
+        </w:rPr>
+        <w:t>K-</w:t>
+      </w:r>
+      <w:proofErr w:type="spellStart"/>
+      <w:r>
+        <w:rPr>
+          <w:i/>
+          <w:iCs/>
+        </w:rPr>
+        <w:t>Means</w:t>
+      </w:r>
+      <w:proofErr w:type="spellEnd"/>
+      <w:r>
+        <w:t xml:space="preserve"> é um algoritmo de agrupamento que divide dados, não rotulados, em “</w:t>
+      </w:r>
+      <w:r>
+        <w:rPr>
+          <w:i/>
+          <w:iCs/>
+        </w:rPr>
+        <w:t>K</w:t>
+      </w:r>
+      <w:r>
+        <w:t xml:space="preserve">” </w:t>
+      </w:r>
+      <w:r>
+        <w:rPr>
+          <w:i/>
+          <w:iCs/>
+        </w:rPr>
+        <w:t>clusters</w:t>
+      </w:r>
+      <w:r>
+        <w:t xml:space="preserve"> com base em características semelhantes, é muito utilizado em ciência de dados para segmentação de mercado, segmentação de imagens, agrupamento de documentos e compactação de imagens (IBM, 2024).</w:t>
+      </w:r>
+    </w:p>
+    <w:p>
+      <w:pPr>
+        <w:spacing w:line="240" w:lineRule="auto"/>
+        <w:textAlignment w:val="baseline"/>
+      </w:pPr>
+    </w:p>
+    <w:p>
+      <w:pPr>
+        <w:spacing w:line="240" w:lineRule="auto"/>
+        <w:textAlignment w:val="baseline"/>
+      </w:pPr>
+    </w:p>
+    <w:p>
+      <w:pPr>
+        <w:pStyle w:val="Ttulo3"/>
+      </w:pPr>
+      <w:bookmarkStart w:id="31" w:name="_Toc193304965"/>
+      <w:bookmarkStart w:id="32" w:name="_Toc203431578"/>
+      <w:r>
+        <w:t>APRENDIZADO DE MÁQUINA</w:t>
+      </w:r>
+      <w:bookmarkEnd w:id="31"/>
+      <w:bookmarkEnd w:id="32"/>
+    </w:p>
+    <w:p/>
+    <w:p>
+      <w:pPr>
+        <w:pStyle w:val="Ttulo4"/>
+      </w:pPr>
+      <w:bookmarkStart w:id="33" w:name="_Toc203431579"/>
+      <w:proofErr w:type="spellStart"/>
+      <w:r>
+        <w:t>Random</w:t>
+      </w:r>
+      <w:proofErr w:type="spellEnd"/>
+      <w:r>
+        <w:t xml:space="preserve"> Forest</w:t>
+      </w:r>
+      <w:bookmarkEnd w:id="33"/>
+    </w:p>
+    <w:p>
+      <w:pPr>
+        <w:rPr>
+          <w:lang w:val="en-US"/>
+        </w:rPr>
+      </w:pPr>
+    </w:p>
+    <w:p>
+      <w:pPr>
+        <w:spacing w:after="200" w:line="276" w:lineRule="auto"/>
+      </w:pPr>
+      <w:r>
+        <w:t xml:space="preserve">O algoritmo </w:t>
+      </w:r>
+      <w:proofErr w:type="spellStart"/>
+      <w:r>
+        <w:rPr>
+          <w:i/>
+          <w:iCs/>
+        </w:rPr>
+        <w:t>Random</w:t>
+      </w:r>
+      <w:proofErr w:type="spellEnd"/>
+      <w:r>
+        <w:rPr>
+          <w:i/>
+          <w:iCs/>
+        </w:rPr>
+        <w:t xml:space="preserve"> Forest</w:t>
+      </w:r>
+      <w:r>
+        <w:t xml:space="preserve"> (traduzido para Floresta Aleatória) é uma técnica baseada em um conjunto de árvores de decisão, sendo eficaz para problemas de classificação, previsão e regressão. Estudos indicam que esse método tem alto desempenho na predição de desfechos clínicos (</w:t>
+      </w:r>
+      <w:proofErr w:type="spellStart"/>
+      <w:r>
+        <w:t>Belini</w:t>
+      </w:r>
+      <w:proofErr w:type="spellEnd"/>
+      <w:r>
+        <w:t xml:space="preserve">, </w:t>
+      </w:r>
+      <w:proofErr w:type="spellStart"/>
+      <w:r>
+        <w:t>Ataide</w:t>
+      </w:r>
+      <w:proofErr w:type="spellEnd"/>
+      <w:r>
+        <w:t xml:space="preserve"> e </w:t>
+      </w:r>
+      <w:proofErr w:type="spellStart"/>
+      <w:r>
+        <w:t>Lochter</w:t>
+      </w:r>
+      <w:proofErr w:type="spellEnd"/>
+      <w:r>
+        <w:t>, 2024). Através dele é possível melhorar a precisão e reduzir o</w:t>
+      </w:r>
+      <w:r>
+        <w:rPr>
+          <w:i/>
+          <w:iCs/>
+        </w:rPr>
+        <w:t xml:space="preserve"> </w:t>
+      </w:r>
+      <w:proofErr w:type="spellStart"/>
+      <w:r>
+        <w:rPr>
+          <w:i/>
+          <w:iCs/>
+        </w:rPr>
+        <w:t>overfitting</w:t>
+      </w:r>
+      <w:proofErr w:type="spellEnd"/>
+      <w:r>
+        <w:rPr>
+          <w:rStyle w:val="Refdenotaderodap"/>
+        </w:rPr>
+        <w:footnoteReference w:id="7"/>
+      </w:r>
+      <w:r>
+        <w:t>, como por exemplo na previsão de uma espécie de uma flor com base em suas características.</w:t>
+      </w:r>
+    </w:p>
+    <w:p>
+      <w:pPr>
+        <w:pStyle w:val="Ttulo4"/>
+      </w:pPr>
+      <w:bookmarkStart w:id="34" w:name="_Toc203431580"/>
+      <w:proofErr w:type="spellStart"/>
+      <w:r>
+        <w:t>XGBoost</w:t>
+      </w:r>
+      <w:bookmarkEnd w:id="34"/>
+      <w:proofErr w:type="spellEnd"/>
+    </w:p>
+    <w:p>
+      <w:pPr>
+        <w:rPr>
+          <w:lang w:val="en-US"/>
+        </w:rPr>
+      </w:pPr>
+    </w:p>
+    <w:p>
+      <w:pPr>
+        <w:spacing w:line="240" w:lineRule="auto"/>
+        <w:textAlignment w:val="baseline"/>
+      </w:pPr>
+      <w:r>
+        <w:t xml:space="preserve">O </w:t>
+      </w:r>
+      <w:proofErr w:type="spellStart"/>
+      <w:r>
+        <w:rPr>
+          <w:i/>
+          <w:iCs/>
+        </w:rPr>
+        <w:t>XGBoost</w:t>
+      </w:r>
+      <w:proofErr w:type="spellEnd"/>
+      <w:r>
+        <w:t xml:space="preserve"> (</w:t>
+      </w:r>
+      <w:r>
+        <w:rPr>
+          <w:i/>
+          <w:iCs/>
+        </w:rPr>
+        <w:t xml:space="preserve">Extreme </w:t>
+      </w:r>
+      <w:proofErr w:type="spellStart"/>
+      <w:r>
+        <w:rPr>
+          <w:i/>
+          <w:iCs/>
+        </w:rPr>
+        <w:t>Gradient</w:t>
+      </w:r>
+      <w:proofErr w:type="spellEnd"/>
+      <w:r>
+        <w:rPr>
+          <w:i/>
+          <w:iCs/>
+        </w:rPr>
+        <w:t xml:space="preserve"> </w:t>
+      </w:r>
+      <w:proofErr w:type="spellStart"/>
+      <w:r>
+        <w:rPr>
+          <w:i/>
+          <w:iCs/>
+        </w:rPr>
+        <w:t>Boosting</w:t>
+      </w:r>
+      <w:proofErr w:type="spellEnd"/>
+      <w:r>
+        <w:t xml:space="preserve"> - traduzido para aumento de gradiente extremo) é um algoritmo baseado em árvores de decisão (que será explicado mais à frente) que utiliza </w:t>
+      </w:r>
+      <w:proofErr w:type="spellStart"/>
+      <w:r>
+        <w:rPr>
+          <w:i/>
+          <w:iCs/>
+        </w:rPr>
+        <w:t>boosting</w:t>
+      </w:r>
+      <w:proofErr w:type="spellEnd"/>
+      <w:r>
+        <w:t xml:space="preserve"> para aumentar a precisão preditiva. Ele é altamente otimizado e frequentemente utilizado em </w:t>
+      </w:r>
+      <w:r>
+        <w:lastRenderedPageBreak/>
+        <w:t>disciplinas do curso de ciência de dados, como por exemplo computação paralela e distribuída, devido ao seu alto desempenho e eficiência computacional (Silva, 2021). Um exemplo de utilização desse algoritmo pode ser para previsão de preço de ações com base em indicadores financeiros.</w:t>
+      </w:r>
+    </w:p>
+    <w:p>
+      <w:pPr>
+        <w:spacing w:line="240" w:lineRule="auto"/>
+        <w:textAlignment w:val="baseline"/>
+      </w:pPr>
+    </w:p>
+    <w:p>
+      <w:pPr>
+        <w:spacing w:line="240" w:lineRule="auto"/>
+        <w:textAlignment w:val="baseline"/>
+      </w:pPr>
+    </w:p>
+    <w:p>
+      <w:pPr>
+        <w:pStyle w:val="Ttulo4"/>
+      </w:pPr>
+      <w:bookmarkStart w:id="35" w:name="_Toc203431581"/>
+      <w:r>
+        <w:t>K</w:t>
+      </w:r>
+      <w:r>
+        <w:t xml:space="preserve"> -</w:t>
+      </w:r>
+      <w:proofErr w:type="spellStart"/>
+      <w:r>
+        <w:t>Nearest</w:t>
+      </w:r>
+      <w:proofErr w:type="spellEnd"/>
+      <w:r>
+        <w:t xml:space="preserve"> </w:t>
+      </w:r>
+      <w:proofErr w:type="spellStart"/>
+      <w:r>
+        <w:t>Neighbors</w:t>
+      </w:r>
+      <w:proofErr w:type="spellEnd"/>
+      <w:r>
+        <w:t xml:space="preserve"> (KNN)</w:t>
+      </w:r>
+      <w:bookmarkEnd w:id="35"/>
+    </w:p>
+    <w:p>
+      <w:pPr>
+        <w:rPr>
+          <w:lang w:val="en-US"/>
+        </w:rPr>
+      </w:pPr>
+    </w:p>
+    <w:p>
+      <w:pPr>
+        <w:spacing w:line="240" w:lineRule="auto"/>
+        <w:textAlignment w:val="baseline"/>
+      </w:pPr>
+      <w:r>
+        <w:t xml:space="preserve">O algoritmo </w:t>
+      </w:r>
+      <w:r>
+        <w:rPr>
+          <w:i/>
+          <w:iCs/>
+        </w:rPr>
+        <w:t>k-</w:t>
+      </w:r>
+      <w:proofErr w:type="spellStart"/>
+      <w:r>
+        <w:rPr>
+          <w:i/>
+          <w:iCs/>
+        </w:rPr>
+        <w:t>Nearest</w:t>
+      </w:r>
+      <w:proofErr w:type="spellEnd"/>
+      <w:r>
+        <w:rPr>
+          <w:i/>
+          <w:iCs/>
+        </w:rPr>
+        <w:t xml:space="preserve"> </w:t>
+      </w:r>
+      <w:proofErr w:type="spellStart"/>
+      <w:r>
+        <w:rPr>
+          <w:i/>
+          <w:iCs/>
+        </w:rPr>
+        <w:t>Neighbors</w:t>
+      </w:r>
+      <w:proofErr w:type="spellEnd"/>
+      <w:r>
+        <w:t xml:space="preserve"> (</w:t>
+      </w:r>
+      <w:proofErr w:type="spellStart"/>
+      <w:r>
+        <w:t>kNN</w:t>
+      </w:r>
+      <w:proofErr w:type="spellEnd"/>
+      <w:r>
+        <w:t xml:space="preserve"> - traduzido para </w:t>
+      </w:r>
+      <w:r>
+        <w:rPr>
+          <w:i/>
+          <w:iCs/>
+        </w:rPr>
+        <w:t>k</w:t>
+      </w:r>
+      <w:r>
+        <w:t>-vizinhos mais próximos) classifica novas amostras com base na proximidade em relação aos vizinhos mais próximos, muito utilizado para tarefas de reconhecimento de padrões. Ele classifica um novo dado considerando os "</w:t>
+      </w:r>
+      <w:r>
+        <w:rPr>
+          <w:i/>
+          <w:iCs/>
+        </w:rPr>
+        <w:t>k</w:t>
+      </w:r>
+      <w:r>
+        <w:t>" vizinhos mais próximos no espaço multidimensional, concedendo a ele o rótulo mais frequente entre os vizinhos. Como por exemplo, recomendar filmes a um usuário com base nas preferências de usuários semelhantes.</w:t>
+      </w:r>
+    </w:p>
+    <w:p>
+      <w:pPr>
+        <w:spacing w:line="240" w:lineRule="auto"/>
+        <w:textAlignment w:val="baseline"/>
+      </w:pPr>
+    </w:p>
+    <w:p>
+      <w:pPr>
+        <w:spacing w:line="240" w:lineRule="auto"/>
+        <w:textAlignment w:val="baseline"/>
+      </w:pPr>
+      <w:r>
+        <w:t xml:space="preserve">O método é simples e eficaz para reconhecimento de padrões, sendo utilizado em diversas aplicações, incluindo análises na área da saúde. Para calcular a proximidade entre instâncias, o </w:t>
+      </w:r>
+      <w:r>
+        <w:rPr>
+          <w:i/>
+          <w:iCs/>
+        </w:rPr>
+        <w:t>KNN</w:t>
+      </w:r>
+      <w:r>
+        <w:t xml:space="preserve"> faz a utilização de métricas como a distância euclidiana, o que pode impactar diretamente na acurácia do modelo (Silva, 2021). </w:t>
+      </w:r>
+    </w:p>
+    <w:p>
+      <w:pPr>
+        <w:spacing w:line="240" w:lineRule="auto"/>
+        <w:textAlignment w:val="baseline"/>
+      </w:pPr>
+    </w:p>
+    <w:p>
+      <w:pPr>
+        <w:spacing w:line="240" w:lineRule="auto"/>
+        <w:textAlignment w:val="baseline"/>
+      </w:pPr>
+    </w:p>
+    <w:p>
+      <w:pPr>
+        <w:pStyle w:val="Ttulo4"/>
+      </w:pPr>
+      <w:bookmarkStart w:id="36" w:name="_Toc203431582"/>
+      <w:proofErr w:type="spellStart"/>
+      <w:r>
+        <w:t>Support</w:t>
+      </w:r>
+      <w:proofErr w:type="spellEnd"/>
+      <w:r>
+        <w:t xml:space="preserve"> Vector </w:t>
+      </w:r>
+      <w:proofErr w:type="spellStart"/>
+      <w:r>
+        <w:t>Machine</w:t>
+      </w:r>
+      <w:proofErr w:type="spellEnd"/>
+      <w:r>
+        <w:t xml:space="preserve"> (SVM)</w:t>
+      </w:r>
+      <w:bookmarkEnd w:id="36"/>
+    </w:p>
+    <w:p>
+      <w:pPr>
+        <w:rPr>
+          <w:lang w:val="en-US"/>
+        </w:rPr>
+      </w:pPr>
+    </w:p>
+    <w:p>
+      <w:pPr>
+        <w:spacing w:line="240" w:lineRule="auto"/>
+        <w:textAlignment w:val="baseline"/>
+      </w:pPr>
+      <w:proofErr w:type="spellStart"/>
+      <w:r>
+        <w:rPr>
+          <w:i/>
+          <w:iCs/>
+        </w:rPr>
+        <w:t>Support</w:t>
+      </w:r>
+      <w:proofErr w:type="spellEnd"/>
+      <w:r>
+        <w:rPr>
+          <w:i/>
+          <w:iCs/>
+        </w:rPr>
+        <w:t xml:space="preserve"> Vector </w:t>
+      </w:r>
+      <w:proofErr w:type="spellStart"/>
+      <w:r>
+        <w:rPr>
+          <w:i/>
+          <w:iCs/>
+        </w:rPr>
+        <w:t>Machine</w:t>
+      </w:r>
+      <w:proofErr w:type="spellEnd"/>
+      <w:r>
+        <w:t xml:space="preserve"> (SVM - traduzido para máquina de vetores de suporte) é um algoritmo que encontra um hiperplano que faz a separação de classes de dados amplamente utilizados para tarefas de classificação e regressão. O principal objetivo do algoritmo é encontrar um </w:t>
+      </w:r>
+      <w:commentRangeStart w:id="37"/>
+      <w:r>
+        <w:t>hiperplano</w:t>
+      </w:r>
+      <w:commentRangeEnd w:id="37"/>
+      <w:r>
+        <w:rPr>
+          <w:rStyle w:val="Refdecomentrio"/>
+        </w:rPr>
+        <w:commentReference w:id="37"/>
+      </w:r>
+      <w:r>
+        <w:t xml:space="preserve"> ótimo que maximize a margem entre diferentes classes, permitindo uma separação eficiente dos dados. Esse método é frequentemente empregado em problemas médicos e de detecção de padrões devido à sua capacidade de generalização, boa seleção de atributos e alta acurácia (Silva, 2021).</w:t>
+      </w:r>
+    </w:p>
+    <w:p>
+      <w:pPr>
+        <w:spacing w:line="240" w:lineRule="auto"/>
+        <w:textAlignment w:val="baseline"/>
+      </w:pPr>
+    </w:p>
+    <w:p>
+      <w:pPr>
+        <w:spacing w:line="240" w:lineRule="auto"/>
+        <w:textAlignment w:val="baseline"/>
+      </w:pPr>
+    </w:p>
+    <w:p>
+      <w:pPr>
+        <w:pStyle w:val="Ttulo3"/>
+      </w:pPr>
+      <w:bookmarkStart w:id="38" w:name="_Toc193304966"/>
+      <w:bookmarkStart w:id="39" w:name="_Toc203431583"/>
+      <w:r>
+        <w:t>REDES NEURAIS E DEEP LEARNING</w:t>
+      </w:r>
+      <w:bookmarkEnd w:id="38"/>
+      <w:bookmarkEnd w:id="39"/>
+    </w:p>
+    <w:p>
+      <w:pPr>
+        <w:rPr>
+          <w:lang w:val="en-US"/>
+        </w:rPr>
+      </w:pPr>
+    </w:p>
+    <w:p>
+      <w:pPr>
+        <w:pStyle w:val="Ttulo4"/>
+      </w:pPr>
+      <w:bookmarkStart w:id="40" w:name="_Toc203431584"/>
+      <w:r>
+        <w:t>Artificial Neural Networks (</w:t>
+      </w:r>
+      <w:proofErr w:type="spellStart"/>
+      <w:r>
+        <w:t>ANNs</w:t>
+      </w:r>
+      <w:proofErr w:type="spellEnd"/>
+      <w:r>
+        <w:t>)</w:t>
+      </w:r>
+      <w:bookmarkEnd w:id="40"/>
+    </w:p>
+    <w:p>
+      <w:pPr>
+        <w:rPr>
+          <w:lang w:val="en-US"/>
+        </w:rPr>
+      </w:pPr>
+    </w:p>
+    <w:p>
+      <w:pPr>
+        <w:spacing w:line="240" w:lineRule="auto"/>
+        <w:textAlignment w:val="baseline"/>
+      </w:pPr>
+      <w:r>
+        <w:t xml:space="preserve">As </w:t>
+      </w:r>
+      <w:r>
+        <w:rPr>
+          <w:i/>
+          <w:iCs/>
+        </w:rPr>
+        <w:t>Artificial Neural Networks</w:t>
+      </w:r>
+      <w:r>
+        <w:t xml:space="preserve"> </w:t>
+      </w:r>
+      <w:r>
+        <w:t>(</w:t>
+      </w:r>
+      <w:proofErr w:type="spellStart"/>
+      <w:r>
+        <w:rPr>
+          <w:i/>
+          <w:iCs/>
+        </w:rPr>
+        <w:t>RNAs</w:t>
+      </w:r>
+      <w:proofErr w:type="spellEnd"/>
+      <w:r>
+        <w:t xml:space="preserve"> - </w:t>
+      </w:r>
+      <w:r>
+        <w:t>Redes Neurais Artificiais</w:t>
+      </w:r>
+      <w:r>
+        <w:t>)</w:t>
+      </w:r>
+      <w:r>
+        <w:t xml:space="preserve"> são modelos inspirados no funcionamento do cérebro humano e têm sido aplicadas com sucesso na predição de doenças, especialmente em problemas complexos como diagnóstico por imagem (Júnior, 2024). Um exemplo de utilização é o reconhecimento de escrita manual.</w:t>
+      </w:r>
+    </w:p>
+    <w:p>
+      <w:pPr>
+        <w:spacing w:line="240" w:lineRule="auto"/>
+        <w:textAlignment w:val="baseline"/>
+      </w:pPr>
+    </w:p>
+    <w:p>
+      <w:pPr>
+        <w:pStyle w:val="Ttulo4"/>
+      </w:pPr>
+      <w:bookmarkStart w:id="41" w:name="_Toc203431585"/>
+      <w:r>
+        <w:lastRenderedPageBreak/>
+        <w:t xml:space="preserve">Redes Neurais </w:t>
+      </w:r>
+      <w:proofErr w:type="spellStart"/>
+      <w:r>
+        <w:t>Convolucionais</w:t>
+      </w:r>
+      <w:proofErr w:type="spellEnd"/>
+      <w:r>
+        <w:t xml:space="preserve"> (</w:t>
+      </w:r>
+      <w:proofErr w:type="spellStart"/>
+      <w:r>
+        <w:t>CNNs</w:t>
+      </w:r>
+      <w:proofErr w:type="spellEnd"/>
+      <w:r>
+        <w:t>)</w:t>
+      </w:r>
+      <w:commentRangeStart w:id="42"/>
+      <w:r>
+        <w:rPr>
+          <w:highlight w:val="yellow"/>
+        </w:rPr>
+        <w:t xml:space="preserve"> </w:t>
+      </w:r>
+      <w:commentRangeEnd w:id="42"/>
+      <w:r>
+        <w:rPr>
+          <w:rStyle w:val="Refdecomentrio"/>
+        </w:rPr>
+        <w:commentReference w:id="42"/>
+      </w:r>
+      <w:bookmarkEnd w:id="41"/>
+    </w:p>
+    <w:p>
+      <w:pPr>
+        <w:rPr>
+          <w:lang w:val="en-US"/>
+        </w:rPr>
+      </w:pPr>
+    </w:p>
+    <w:p>
+      <w:pPr>
+        <w:spacing w:line="240" w:lineRule="auto"/>
+        <w:textAlignment w:val="baseline"/>
+      </w:pPr>
+      <w:r>
+        <w:t xml:space="preserve">As </w:t>
+      </w:r>
+      <w:r>
+        <w:t>R</w:t>
+      </w:r>
+      <w:r>
+        <w:t xml:space="preserve">edes </w:t>
+      </w:r>
+      <w:r>
+        <w:t>N</w:t>
+      </w:r>
+      <w:r>
+        <w:t xml:space="preserve">eurais </w:t>
+      </w:r>
+      <w:proofErr w:type="spellStart"/>
+      <w:r>
+        <w:t>C</w:t>
+      </w:r>
+      <w:r>
+        <w:t>onvolucionais</w:t>
+      </w:r>
+      <w:proofErr w:type="spellEnd"/>
+      <w:r>
+        <w:t xml:space="preserve"> (</w:t>
+      </w:r>
+      <w:proofErr w:type="spellStart"/>
+      <w:r>
+        <w:t>CNNs</w:t>
+      </w:r>
+      <w:proofErr w:type="spellEnd"/>
+      <w:r>
+        <w:t xml:space="preserve"> - </w:t>
+      </w:r>
+      <w:proofErr w:type="spellStart"/>
+      <w:r>
+        <w:rPr>
+          <w:i/>
+          <w:iCs/>
+        </w:rPr>
+        <w:t>Convolutional</w:t>
+      </w:r>
+      <w:proofErr w:type="spellEnd"/>
+      <w:r>
+        <w:rPr>
+          <w:i/>
+          <w:iCs/>
+        </w:rPr>
+        <w:t xml:space="preserve"> </w:t>
+      </w:r>
+      <w:r>
+        <w:rPr>
+          <w:i/>
+          <w:iCs/>
+        </w:rPr>
+        <w:t>N</w:t>
+      </w:r>
+      <w:r>
+        <w:rPr>
+          <w:i/>
+          <w:iCs/>
+        </w:rPr>
+        <w:t xml:space="preserve">eural </w:t>
+      </w:r>
+      <w:r>
+        <w:rPr>
+          <w:i/>
+          <w:iCs/>
+        </w:rPr>
+        <w:t>N</w:t>
+      </w:r>
+      <w:r>
+        <w:rPr>
+          <w:i/>
+          <w:iCs/>
+        </w:rPr>
+        <w:t>etwork</w:t>
+      </w:r>
+      <w:r>
+        <w:t>) é um subconjunto do aprendizado de máquina muito utilizado para tarefas de classificação e visão computacional, como por exemplo identificação de objetos em uma imagem (IBM, 2024).</w:t>
+      </w:r>
+    </w:p>
+    <w:p>
+      <w:pPr>
+        <w:rPr>
+          <w:b/>
+        </w:rPr>
+      </w:pPr>
+    </w:p>
+    <w:p>
+      <w:pPr>
+        <w:pStyle w:val="Ttulo4"/>
+      </w:pPr>
+      <w:bookmarkStart w:id="43" w:name="_Toc203431586"/>
+      <w:r>
+        <w:t>Redes Neurais Recorrentes (</w:t>
+      </w:r>
+      <w:proofErr w:type="spellStart"/>
+      <w:r>
+        <w:t>RNNs</w:t>
+      </w:r>
+      <w:proofErr w:type="spellEnd"/>
+      <w:r>
+        <w:t>)</w:t>
+      </w:r>
+      <w:bookmarkEnd w:id="43"/>
+    </w:p>
+    <w:p>
+      <w:pPr>
+        <w:rPr>
+          <w:lang w:val="en-US"/>
+        </w:rPr>
+      </w:pPr>
+    </w:p>
+    <w:p>
+      <w:pPr>
+        <w:spacing w:line="240" w:lineRule="auto"/>
+        <w:textAlignment w:val="baseline"/>
+      </w:pPr>
+      <w:r>
+        <w:t xml:space="preserve">A </w:t>
+      </w:r>
+      <w:r>
+        <w:t>R</w:t>
+      </w:r>
+      <w:r>
+        <w:t xml:space="preserve">ede </w:t>
+      </w:r>
+      <w:r>
+        <w:t>N</w:t>
+      </w:r>
+      <w:r>
+        <w:t xml:space="preserve">eural </w:t>
+      </w:r>
+      <w:r>
+        <w:t>R</w:t>
+      </w:r>
+      <w:r>
+        <w:t xml:space="preserve">ecorrente (RNN - </w:t>
+      </w:r>
+      <w:proofErr w:type="spellStart"/>
+      <w:r>
+        <w:rPr>
+          <w:i/>
+          <w:iCs/>
+        </w:rPr>
+        <w:t>Convolutional</w:t>
+      </w:r>
+      <w:proofErr w:type="spellEnd"/>
+      <w:r>
+        <w:rPr>
+          <w:i/>
+          <w:iCs/>
+        </w:rPr>
+        <w:t xml:space="preserve"> Neural Network</w:t>
+      </w:r>
+      <w:r>
+        <w:t xml:space="preserve">) é uma rede neural profunda treinada com a utilização de dados sequenciais ou com séries temporais, com o objetivo de criar um modelo de </w:t>
+      </w:r>
+      <w:r>
+        <w:t>A</w:t>
+      </w:r>
+      <w:r>
+        <w:t xml:space="preserve">prendizado de </w:t>
+      </w:r>
+      <w:r>
+        <w:t>M</w:t>
+      </w:r>
+      <w:r>
+        <w:t xml:space="preserve">áquina (ML) sendo capaz de fazer previsões com base em </w:t>
+      </w:r>
+      <w:r>
+        <w:rPr>
+          <w:i/>
+          <w:iCs/>
+        </w:rPr>
+        <w:t>inputs</w:t>
+      </w:r>
+      <w:r>
+        <w:t xml:space="preserve"> sequenciais. Podem ser utilizadas, como por exemplo, para prever níveis diários de inundação com base em dados anteriores de enchentes, marés e informações meteorológicas (IBM, 2024).</w:t>
+      </w:r>
+    </w:p>
+    <w:p/>
+    <w:p>
+      <w:pPr>
+        <w:rPr>
+          <w:b/>
+          <w:bCs/>
+        </w:rPr>
+      </w:pPr>
+    </w:p>
+    <w:p>
+      <w:pPr>
+        <w:rPr>
+          <w:b/>
+          <w:bCs/>
+        </w:rPr>
+      </w:pPr>
+      <w:r>
+        <w:rPr>
+          <w:b/>
+          <w:bCs/>
+        </w:rPr>
+        <w:t>2.</w:t>
+      </w:r>
+      <w:r>
+        <w:rPr>
+          <w:b/>
+          <w:bCs/>
+        </w:rPr>
+        <w:t>7</w:t>
+      </w:r>
+      <w:r>
+        <w:rPr>
+          <w:b/>
+          <w:bCs/>
+        </w:rPr>
+        <w:t xml:space="preserve"> Árvore de Decisão</w:t>
+      </w:r>
+    </w:p>
+    <w:p>
+      <w:pPr>
+        <w:rPr>
+          <w:b/>
+          <w:bCs/>
+        </w:rPr>
+      </w:pPr>
+    </w:p>
+    <w:p>
+      <w:pPr>
+        <w:spacing w:line="240" w:lineRule="auto"/>
+        <w:textAlignment w:val="baseline"/>
+      </w:pPr>
+      <w:r>
+        <w:t xml:space="preserve">Como </w:t>
+      </w:r>
+      <w:r>
+        <w:t>Á</w:t>
+      </w:r>
+      <w:r>
+        <w:t xml:space="preserve">rvore de </w:t>
+      </w:r>
+      <w:r>
+        <w:t>D</w:t>
+      </w:r>
+      <w:r>
+        <w:t xml:space="preserve">ecisão </w:t>
+      </w:r>
+      <w:r>
+        <w:t>(em inglês</w:t>
+      </w:r>
+      <w:r>
+        <w:t xml:space="preserve"> </w:t>
+      </w:r>
+      <w:proofErr w:type="spellStart"/>
+      <w:r>
+        <w:rPr>
+          <w:i/>
+          <w:iCs/>
+        </w:rPr>
+        <w:t>Decision</w:t>
+      </w:r>
+      <w:proofErr w:type="spellEnd"/>
+      <w:r>
+        <w:rPr>
+          <w:i/>
+          <w:iCs/>
+        </w:rPr>
+        <w:t xml:space="preserve"> </w:t>
+      </w:r>
+      <w:proofErr w:type="spellStart"/>
+      <w:r>
+        <w:rPr>
+          <w:i/>
+          <w:iCs/>
+        </w:rPr>
+        <w:t>Tree</w:t>
+      </w:r>
+      <w:proofErr w:type="spellEnd"/>
+      <w:r>
+        <w:t xml:space="preserve">) </w:t>
+      </w:r>
+      <w:r>
+        <w:t xml:space="preserve">é um algoritmo de aprendizado de máquina e ao mesmo tempo uma técnica de mineração de dados, utilizada para prever, classificar e extrair conhecimento a partir de dados foi criada esta seção para detalhar sua aplicação e importância. Pode-se dizer que as Árvores de Decisão são modelos hierárquicos que segmentam os dados com base em condições lógicas sucessivas. Elas são </w:t>
+      </w:r>
+      <w:proofErr w:type="gramStart"/>
+      <w:r>
+        <w:t>eficientes e interpretáveis</w:t>
+      </w:r>
+      <w:proofErr w:type="gramEnd"/>
+      <w:r>
+        <w:t xml:space="preserve"> para tarefas de classificação e regressão, sendo frequentemente utilizadas em conjunto com outros métodos para aumentar a robustez dos modelos (Silva e Silva Neto, 2022).</w:t>
+      </w:r>
+    </w:p>
+    <w:p>
+      <w:pPr>
+        <w:rPr>
+          <w:b/>
+          <w:bCs/>
+        </w:rPr>
+      </w:pPr>
+    </w:p>
+    <w:p>
+      <w:pPr>
+        <w:rPr>
+          <w:b/>
+          <w:bCs/>
+        </w:rPr>
+      </w:pPr>
+      <w:r>
+        <w:rPr>
+          <w:b/>
+          <w:bCs/>
+        </w:rPr>
+        <w:t>2.</w:t>
+      </w:r>
+      <w:r>
+        <w:rPr>
+          <w:b/>
+          <w:bCs/>
+        </w:rPr>
+        <w:t>8</w:t>
+      </w:r>
+      <w:r>
+        <w:rPr>
+          <w:b/>
+          <w:bCs/>
+        </w:rPr>
+        <w:t xml:space="preserve"> Aprendizado de Maquina</w:t>
+      </w:r>
+    </w:p>
+    <w:p>
+      <w:pPr>
         <w:pStyle w:val="CorpodoTexto"/>
         <w:ind w:firstLine="0"/>
       </w:pPr>
       <w:r>
-        <w:t xml:space="preserve">O desbalanceamento de classes ocorre quando há uma disparidade significativa entre as categorias de um conjunto de dados, com a utilização de técnicas como </w:t>
-      </w:r>
-      <w:proofErr w:type="spellStart"/>
+        <w:t>A Inteligência Artificial (</w:t>
+      </w:r>
       <w:r>
         <w:rPr>
           <w:i/>
           <w:iCs/>
         </w:rPr>
-        <w:t>Random</w:t>
-      </w:r>
-      <w:proofErr w:type="spellEnd"/>
+        <w:t>IA</w:t>
+      </w:r>
+      <w:r>
+        <w:t xml:space="preserve">) ou </w:t>
+      </w:r>
+      <w:proofErr w:type="spellStart"/>
       <w:r>
         <w:rPr>
           <w:i/>
           <w:iCs/>
         </w:rPr>
-        <w:t xml:space="preserve"> </w:t>
-      </w:r>
-      <w:proofErr w:type="spellStart"/>
+        <w:t>Machine</w:t>
+      </w:r>
+      <w:proofErr w:type="spellEnd"/>
       <w:r>
         <w:rPr>
           <w:i/>
           <w:iCs/>
         </w:rPr>
-        <w:t>UnderSampling</w:t>
-      </w:r>
-      <w:proofErr w:type="spellEnd"/>
+        <w:t xml:space="preserve"> Learning</w:t>
+      </w:r>
+      <w:r>
+        <w:t xml:space="preserve"> é um campo da ciência da computação que imita o pensamento humano na capacidade de aprender e tomar decisões. Atualmente, a medicina tem utilizado </w:t>
+      </w:r>
       <w:r>
         <w:rPr>
           <w:i/>
           <w:iCs/>
         </w:rPr>
-        <w:t xml:space="preserve"> </w:t>
-      </w:r>
-      <w:r>
-        <w:t>e SMOTE (</w:t>
+        <w:t>ML</w:t>
+      </w:r>
+      <w:r>
+        <w:t xml:space="preserve"> para aprimorar diagnósticos, prognósticos e no auxílio aos médicos para tratamentos em diversas especialidades como cardiologia, neurologia, oncologia e dermatologia (Vitoria, 2022).</w:t>
+      </w:r>
+    </w:p>
+    <w:p>
+      <w:pPr>
+        <w:pStyle w:val="CorpodoTexto"/>
+        <w:ind w:firstLine="0"/>
+      </w:pPr>
+    </w:p>
+    <w:p>
+      <w:pPr>
+        <w:pStyle w:val="CorpodoTexto"/>
+        <w:ind w:firstLine="0"/>
+      </w:pPr>
+      <w:r>
+        <w:t xml:space="preserve">Esses modelos podem ser aprendidos de maneira supervisionada ou não supervisionada. </w:t>
+      </w:r>
+    </w:p>
+    <w:p>
+      <w:pPr>
+        <w:pStyle w:val="CorpodoTexto"/>
+        <w:ind w:firstLine="0"/>
+      </w:pPr>
+    </w:p>
+    <w:p>
+      <w:pPr>
+        <w:pStyle w:val="CorpodoTexto"/>
+        <w:ind w:firstLine="0"/>
+      </w:pPr>
+      <w:r>
+        <w:t xml:space="preserve">O aprendizado supervisionado envolve o treinamento de modelos com dados rotulados, sendo amplamente utilizado na predição de doenças e no apoio à decisão médica. </w:t>
+      </w:r>
+      <w:commentRangeStart w:id="44"/>
+      <w:r>
+        <w:t xml:space="preserve">De acordo com Vitoria (2022) </w:t>
+      </w:r>
+      <w:commentRangeEnd w:id="44"/>
+      <w:r>
+        <w:rPr>
+          <w:rStyle w:val="Refdecomentrio"/>
+        </w:rPr>
+        <w:commentReference w:id="44"/>
+      </w:r>
+      <w:r>
+        <w:t xml:space="preserve">o objetivo central do aprendizado supervisionado é verificar qual é o modelo </w:t>
+      </w:r>
+      <w:r>
+        <w:lastRenderedPageBreak/>
+        <w:t xml:space="preserve">que, a partir de dados rotulados anteriormente em treinamentos, permita fazer previsões sobre os dados futuros. Modelos como Regressão Logística, </w:t>
       </w:r>
       <w:proofErr w:type="spellStart"/>
       <w:r>
@@ -8779,7 +11989,7 @@
           <w:i/>
           <w:iCs/>
         </w:rPr>
-        <w:t>Synthetic</w:t>
+        <w:t>Random</w:t>
       </w:r>
       <w:proofErr w:type="spellEnd"/>
       <w:r>
@@ -8787,63 +11997,55 @@
           <w:i/>
           <w:iCs/>
         </w:rPr>
-        <w:t xml:space="preserve"> </w:t>
+        <w:t xml:space="preserve"> Forest</w:t>
+      </w:r>
+      <w:r>
+        <w:t xml:space="preserve"> e Redes Neurais são frequentemente aplicados para classificação e predição de desfechos clínicos, proporcionando insights valiosos para profissionais de saúde (</w:t>
       </w:r>
       <w:proofErr w:type="spellStart"/>
       <w:r>
-        <w:rPr>
-          <w:i/>
-          <w:iCs/>
-        </w:rPr>
-        <w:t>Minority</w:t>
+        <w:t>Belini</w:t>
       </w:r>
       <w:proofErr w:type="spellEnd"/>
       <w:r>
-        <w:rPr>
-          <w:i/>
-          <w:iCs/>
-        </w:rPr>
-        <w:t xml:space="preserve"> Over-</w:t>
+        <w:t xml:space="preserve">, </w:t>
       </w:r>
       <w:proofErr w:type="spellStart"/>
       <w:r>
-        <w:rPr>
-          <w:i/>
-          <w:iCs/>
-        </w:rPr>
-        <w:t>sampling</w:t>
+        <w:t>Ataide</w:t>
       </w:r>
       <w:proofErr w:type="spellEnd"/>
       <w:r>
-        <w:rPr>
-          <w:i/>
-          <w:iCs/>
-        </w:rPr>
-        <w:t xml:space="preserve"> </w:t>
+        <w:t xml:space="preserve"> e </w:t>
       </w:r>
       <w:proofErr w:type="spellStart"/>
       <w:r>
-        <w:rPr>
-          <w:i/>
-          <w:iCs/>
-        </w:rPr>
-        <w:t>Technique</w:t>
+        <w:t>Lochter</w:t>
       </w:r>
       <w:proofErr w:type="spellEnd"/>
       <w:r>
-        <w:t xml:space="preserve">) pode-se corrigir esse problema. O </w:t>
-      </w:r>
-      <w:proofErr w:type="spellStart"/>
-      <w:r>
-        <w:rPr>
-          <w:i/>
-          <w:iCs/>
-        </w:rPr>
-        <w:t>UnderSampling</w:t>
-      </w:r>
-      <w:proofErr w:type="spellEnd"/>
-      <w:r>
-        <w:t xml:space="preserve"> reduz a quantidade de dados, mas ainda mantém a qualidade, enquanto o SMOTE pode gerar dados sintéticos que não representam a realidade, proporcionando um melhor equilíbrio na aprendizagem do modelo (Júnior, 2024).</w:t>
+        <w:t>, 2024).</w:t>
+      </w:r>
+    </w:p>
+    <w:p>
+      <w:pPr>
+        <w:pStyle w:val="CorpodoTexto"/>
+        <w:ind w:firstLine="0"/>
+      </w:pPr>
+    </w:p>
+    <w:p>
+      <w:pPr>
+        <w:pStyle w:val="CorpodoTexto"/>
+        <w:ind w:firstLine="0"/>
+      </w:pPr>
+      <w:r>
+        <w:t xml:space="preserve">Já o aprendizado não supervisionado é aplicado para identificar padrões ocultos nos dados sem a necessidade de rótulos predefinidos. </w:t>
+      </w:r>
+      <w:r>
+        <w:t>De acordo com Vitoria (2022),</w:t>
+      </w:r>
+      <w:r>
+        <w:t xml:space="preserve"> ao contrário do aprendizado supervisionado, os dados não têm rótulos identificadores, apenas os preditores estão disponíveis no conjunto de dados e não as saídas especificadas.</w:t>
       </w:r>
     </w:p>
     <w:p>
@@ -8873,551 +12075,36 @@
           <w:b/>
           <w:bCs/>
         </w:rPr>
-        <w:t>4</w:t>
+        <w:t>9</w:t>
       </w:r>
       <w:r>
         <w:rPr>
           <w:b/>
           <w:bCs/>
         </w:rPr>
-        <w:t xml:space="preserve"> Analise de Dados</w:t>
-      </w:r>
-    </w:p>
-    <w:p>
-      <w:pPr>
-        <w:pStyle w:val="CorpodoTexto"/>
-        <w:ind w:firstLine="0"/>
-      </w:pPr>
-      <w:r>
-        <w:lastRenderedPageBreak/>
-        <w:t xml:space="preserve">A análise de dados é um processo que possui como principal objetivo transformar informações e números em insights que auxiliam na otimização e descoberta de conhecimento para tomada de decisões mais assertivas. Métodos como o aprendizado de máquina e mineração de dados são amplamente utilizados para identificar padrões ocultos e </w:t>
-      </w:r>
-      <w:r>
-        <w:t>gerar</w:t>
-      </w:r>
-      <w:r>
-        <w:rPr>
-          <w:i/>
-          <w:iCs/>
-        </w:rPr>
-        <w:t xml:space="preserve"> insights</w:t>
-      </w:r>
-      <w:r>
-        <w:t xml:space="preserve"> estratégicos a partir de grandes volumes de informação. </w:t>
-      </w:r>
-    </w:p>
-    <w:p>
-      <w:pPr>
-        <w:pStyle w:val="CorpodoTexto"/>
-        <w:ind w:firstLine="0"/>
-      </w:pPr>
-    </w:p>
-    <w:p>
-      <w:pPr>
-        <w:pStyle w:val="CorpodoTexto"/>
-        <w:ind w:firstLine="0"/>
-      </w:pPr>
-      <w:r>
-        <w:t>Na área da saúde, a análise de dados tem se tornado um campo fundamental para o monitoramento e tomada de decisões clínicas e epidemiológicas. O uso de dados estruturados permite a criação de modelos, como por exemplo modelos preditivos capazes de identificar padrões em grandes volumes de informações, auxiliando na prevenção e controle de doenças (</w:t>
-      </w:r>
-      <w:proofErr w:type="spellStart"/>
-      <w:r>
-        <w:t>Belini</w:t>
-      </w:r>
-      <w:proofErr w:type="spellEnd"/>
-      <w:r>
-        <w:t xml:space="preserve">, </w:t>
-      </w:r>
-      <w:proofErr w:type="spellStart"/>
-      <w:r>
-        <w:t>Ataide</w:t>
-      </w:r>
-      <w:proofErr w:type="spellEnd"/>
-      <w:r>
-        <w:t xml:space="preserve"> e </w:t>
-      </w:r>
-      <w:proofErr w:type="spellStart"/>
-      <w:r>
-        <w:t>Lochter</w:t>
-      </w:r>
-      <w:proofErr w:type="spellEnd"/>
-      <w:r>
-        <w:t>, 2024).</w:t>
-      </w:r>
-    </w:p>
-    <w:p>
-      <w:pPr>
+        <w:t xml:space="preserve"> </w:t>
+      </w:r>
+      <w:commentRangeStart w:id="45"/>
+      <w:r>
         <w:rPr>
           <w:b/>
           <w:bCs/>
         </w:rPr>
-      </w:pPr>
-    </w:p>
-    <w:p>
-      <w:pPr>
+        <w:t>Métricas de Avaliação Preditiva</w:t>
+      </w:r>
+      <w:r>
         <w:rPr>
           <w:b/>
           <w:bCs/>
         </w:rPr>
-      </w:pPr>
-      <w:r>
-        <w:rPr>
-          <w:b/>
-          <w:bCs/>
-        </w:rPr>
-        <w:t>2.</w:t>
-      </w:r>
-      <w:r>
-        <w:rPr>
-          <w:b/>
-          <w:bCs/>
-        </w:rPr>
-        <w:t>5</w:t>
-      </w:r>
-      <w:r>
-        <w:rPr>
-          <w:b/>
-          <w:bCs/>
-        </w:rPr>
-        <w:t xml:space="preserve"> Técnicas de An</w:t>
-      </w:r>
-      <w:r>
-        <w:rPr>
-          <w:b/>
-          <w:bCs/>
-        </w:rPr>
-        <w:t>á</w:t>
-      </w:r>
-      <w:r>
-        <w:rPr>
-          <w:b/>
-          <w:bCs/>
-        </w:rPr>
-        <w:t>lise/ Aprendizado</w:t>
-      </w:r>
-    </w:p>
-    <w:p>
-      <w:pPr>
-        <w:pStyle w:val="CorpodoTexto"/>
-        <w:ind w:firstLine="0"/>
-      </w:pPr>
-      <w:r>
-        <w:t>A análise de dados envolve muitas abordagens que permitem extrair informações relevantes de grandes volumes de dados. Técnicas estatísticas e de aprendizado de máquina desempenham um papel fundamental nesse processo, pois possibilitam a construção de modelos e identificação de padrões diferentes aplicações, desde classificação e previsão até agrupamento e detecção de anomalias (Sena, 2021).</w:t>
-      </w:r>
-    </w:p>
-    <w:p>
-      <w:pPr>
-        <w:rPr>
-          <w:b/>
-          <w:bCs/>
-        </w:rPr>
-      </w:pPr>
-    </w:p>
-    <w:p>
-      <w:pPr>
-        <w:rPr>
-          <w:b/>
-          <w:bCs/>
-          <w:highlight w:val="lightGray"/>
-        </w:rPr>
-      </w:pPr>
-      <w:r>
-        <w:rPr>
-          <w:b/>
-          <w:bCs/>
-          <w:highlight w:val="lightGray"/>
-        </w:rPr>
-        <w:t>2.</w:t>
-      </w:r>
-      <w:r>
-        <w:rPr>
-          <w:b/>
-          <w:bCs/>
-          <w:highlight w:val="lightGray"/>
-        </w:rPr>
-        <w:t>6</w:t>
-      </w:r>
-      <w:r>
-        <w:rPr>
-          <w:b/>
-          <w:bCs/>
-          <w:highlight w:val="lightGray"/>
-        </w:rPr>
-        <w:t xml:space="preserve"> Algoritmos</w:t>
-      </w:r>
-    </w:p>
-    <w:p>
-      <w:r>
-        <w:rPr>
-          <w:highlight w:val="lightGray"/>
-        </w:rPr>
-        <w:t xml:space="preserve">Existem diversas técnicas de Análise de Dados que utilizam diferentes algoritmos, como por exemplo a análise estatística, mineração de dados, Aprendizado de Máquina, redes neurais e </w:t>
-      </w:r>
-      <w:proofErr w:type="spellStart"/>
-      <w:r>
-        <w:rPr>
-          <w:i/>
-          <w:iCs/>
-          <w:highlight w:val="lightGray"/>
-        </w:rPr>
-        <w:t>Deep</w:t>
-      </w:r>
-      <w:proofErr w:type="spellEnd"/>
-      <w:r>
-        <w:rPr>
-          <w:i/>
-          <w:iCs/>
-          <w:highlight w:val="lightGray"/>
-        </w:rPr>
-        <w:t xml:space="preserve"> Learning</w:t>
-      </w:r>
-      <w:r>
-        <w:rPr>
-          <w:highlight w:val="lightGray"/>
-        </w:rPr>
-        <w:t>.</w:t>
-      </w:r>
-    </w:p>
-    <w:p>
-      <w:pPr>
-        <w:rPr>
-          <w:b/>
-          <w:bCs/>
-        </w:rPr>
-      </w:pPr>
-    </w:p>
-    <w:p>
-      <w:pPr>
-        <w:rPr>
-          <w:b/>
-          <w:bCs/>
-        </w:rPr>
-      </w:pPr>
-      <w:r>
-        <w:rPr>
-          <w:b/>
-          <w:bCs/>
-        </w:rPr>
-        <w:t>2.</w:t>
-      </w:r>
-      <w:r>
-        <w:rPr>
-          <w:b/>
-          <w:bCs/>
-        </w:rPr>
-        <w:t>7</w:t>
-      </w:r>
-      <w:r>
-        <w:rPr>
-          <w:b/>
-          <w:bCs/>
-        </w:rPr>
-        <w:t xml:space="preserve"> Árvore de Decisão</w:t>
-      </w:r>
-    </w:p>
-    <w:p>
-      <w:pPr>
-        <w:rPr>
-          <w:b/>
-          <w:bCs/>
-        </w:rPr>
-      </w:pPr>
-    </w:p>
-    <w:p>
-      <w:pPr>
-        <w:spacing w:line="240" w:lineRule="auto"/>
-        <w:textAlignment w:val="baseline"/>
-      </w:pPr>
-      <w:r>
-        <w:t xml:space="preserve">Como </w:t>
-      </w:r>
-      <w:r>
-        <w:t>Á</w:t>
-      </w:r>
-      <w:r>
-        <w:t xml:space="preserve">rvore de </w:t>
-      </w:r>
-      <w:r>
-        <w:t>D</w:t>
-      </w:r>
-      <w:r>
-        <w:t xml:space="preserve">ecisão </w:t>
-      </w:r>
-      <w:r>
-        <w:t>(em inglês</w:t>
-      </w:r>
-      <w:r>
-        <w:t xml:space="preserve"> </w:t>
-      </w:r>
-      <w:proofErr w:type="spellStart"/>
-      <w:r>
-        <w:rPr>
-          <w:i/>
-          <w:iCs/>
-        </w:rPr>
-        <w:t>Decision</w:t>
-      </w:r>
-      <w:proofErr w:type="spellEnd"/>
-      <w:r>
-        <w:rPr>
-          <w:i/>
-          <w:iCs/>
-        </w:rPr>
-        <w:t xml:space="preserve"> </w:t>
-      </w:r>
-      <w:proofErr w:type="spellStart"/>
-      <w:r>
-        <w:rPr>
-          <w:i/>
-          <w:iCs/>
-        </w:rPr>
-        <w:t>Tree</w:t>
-      </w:r>
-      <w:proofErr w:type="spellEnd"/>
-      <w:r>
-        <w:t xml:space="preserve">) </w:t>
-      </w:r>
-      <w:r>
-        <w:t xml:space="preserve">é um algoritmo de aprendizado de máquina e ao mesmo tempo uma técnica de mineração de dados, utilizada para prever, classificar e extrair conhecimento a partir de dados foi criada esta seção para detalhar sua aplicação e importância. Pode-se dizer que as Árvores de Decisão são modelos hierárquicos que segmentam os dados com base em condições lógicas sucessivas. Elas são </w:t>
-      </w:r>
-      <w:proofErr w:type="gramStart"/>
-      <w:r>
-        <w:t>eficientes e interpretáveis</w:t>
-      </w:r>
-      <w:proofErr w:type="gramEnd"/>
-      <w:r>
-        <w:t xml:space="preserve"> para tarefas de classificação e regressão, sendo frequentemente utilizadas em conjunto com outros métodos para aumentar a robustez dos modelos (Silva e Silva Neto, 2022).</w:t>
-      </w:r>
-    </w:p>
-    <w:p>
-      <w:pPr>
-        <w:rPr>
-          <w:b/>
-          <w:bCs/>
-        </w:rPr>
-      </w:pPr>
-    </w:p>
-    <w:p>
-      <w:pPr>
-        <w:rPr>
-          <w:b/>
-          <w:bCs/>
-        </w:rPr>
-      </w:pPr>
-      <w:r>
-        <w:rPr>
-          <w:b/>
-          <w:bCs/>
-        </w:rPr>
-        <w:t>2.</w:t>
-      </w:r>
-      <w:r>
-        <w:rPr>
-          <w:b/>
-          <w:bCs/>
-        </w:rPr>
-        <w:t>8</w:t>
-      </w:r>
-      <w:r>
-        <w:rPr>
-          <w:b/>
-          <w:bCs/>
-        </w:rPr>
-        <w:t xml:space="preserve"> Aprendizado de Maquina</w:t>
-      </w:r>
-    </w:p>
-    <w:p>
-      <w:pPr>
-        <w:pStyle w:val="CorpodoTexto"/>
-        <w:ind w:firstLine="0"/>
-      </w:pPr>
-      <w:r>
-        <w:lastRenderedPageBreak/>
-        <w:t>A Inteligência Artificial (</w:t>
-      </w:r>
-      <w:r>
-        <w:rPr>
-          <w:i/>
-          <w:iCs/>
-        </w:rPr>
-        <w:t>IA</w:t>
-      </w:r>
-      <w:r>
-        <w:t xml:space="preserve">) ou </w:t>
-      </w:r>
-      <w:proofErr w:type="spellStart"/>
-      <w:r>
-        <w:rPr>
-          <w:i/>
-          <w:iCs/>
-        </w:rPr>
-        <w:t>Machine</w:t>
-      </w:r>
-      <w:proofErr w:type="spellEnd"/>
-      <w:r>
-        <w:rPr>
-          <w:i/>
-          <w:iCs/>
-        </w:rPr>
-        <w:t xml:space="preserve"> Learning</w:t>
-      </w:r>
-      <w:r>
-        <w:t xml:space="preserve"> é um campo da ciência da computação que imita o pensamento humano na capacidade de aprender e tomar decisões. Atualmente, a medicina tem utilizado </w:t>
-      </w:r>
-      <w:r>
-        <w:rPr>
-          <w:i/>
-          <w:iCs/>
-        </w:rPr>
-        <w:t>ML</w:t>
-      </w:r>
-      <w:r>
-        <w:t xml:space="preserve"> para aprimorar diagnósticos, prognósticos e no auxílio aos médicos para tratamentos em diversas especialidades como cardiologia, neurologia, oncologia e dermatologia (Vitoria, 2022).</w:t>
-      </w:r>
-    </w:p>
-    <w:p>
-      <w:pPr>
-        <w:pStyle w:val="CorpodoTexto"/>
-        <w:ind w:firstLine="0"/>
-      </w:pPr>
-    </w:p>
-    <w:p>
-      <w:pPr>
-        <w:pStyle w:val="CorpodoTexto"/>
-        <w:ind w:firstLine="0"/>
-      </w:pPr>
-      <w:r>
-        <w:t xml:space="preserve">Esses modelos podem ser aprendidos de maneira supervisionada ou não supervisionada. </w:t>
-      </w:r>
-    </w:p>
-    <w:p>
-      <w:pPr>
-        <w:pStyle w:val="CorpodoTexto"/>
-        <w:ind w:firstLine="0"/>
-      </w:pPr>
-    </w:p>
-    <w:p>
-      <w:pPr>
-        <w:pStyle w:val="CorpodoTexto"/>
-        <w:ind w:firstLine="0"/>
-      </w:pPr>
-      <w:r>
-        <w:t xml:space="preserve">O aprendizado supervisionado envolve o treinamento de modelos com dados rotulados, sendo amplamente utilizado na predição de doenças e no apoio à decisão médica. </w:t>
-      </w:r>
-      <w:commentRangeStart w:id="20"/>
-      <w:r>
-        <w:t xml:space="preserve">De acordo com Vitoria (2022) </w:t>
-      </w:r>
-      <w:commentRangeEnd w:id="20"/>
+        <w:t>/ Modelo</w:t>
+      </w:r>
+      <w:commentRangeEnd w:id="45"/>
       <w:r>
         <w:rPr>
           <w:rStyle w:val="Refdecomentrio"/>
         </w:rPr>
-        <w:commentReference w:id="20"/>
-      </w:r>
-      <w:r>
-        <w:t xml:space="preserve">o objetivo central do aprendizado supervisionado é verificar qual é o modelo que, a partir de dados rotulados anteriormente em treinamentos, permita fazer previsões sobre os dados futuros. Modelos como Regressão Logística, </w:t>
-      </w:r>
-      <w:proofErr w:type="spellStart"/>
-      <w:r>
-        <w:rPr>
-          <w:i/>
-          <w:iCs/>
-        </w:rPr>
-        <w:t>Random</w:t>
-      </w:r>
-      <w:proofErr w:type="spellEnd"/>
-      <w:r>
-        <w:rPr>
-          <w:i/>
-          <w:iCs/>
-        </w:rPr>
-        <w:t xml:space="preserve"> Forest</w:t>
-      </w:r>
-      <w:r>
-        <w:t xml:space="preserve"> e Redes Neurais são frequentemente aplicados para classificação e predição de desfechos clínicos, proporcionando insights valiosos para profissionais de saúde (</w:t>
-      </w:r>
-      <w:proofErr w:type="spellStart"/>
-      <w:r>
-        <w:t>Belini</w:t>
-      </w:r>
-      <w:proofErr w:type="spellEnd"/>
-      <w:r>
-        <w:t xml:space="preserve">, </w:t>
-      </w:r>
-      <w:proofErr w:type="spellStart"/>
-      <w:r>
-        <w:t>Ataide</w:t>
-      </w:r>
-      <w:proofErr w:type="spellEnd"/>
-      <w:r>
-        <w:t xml:space="preserve"> e </w:t>
-      </w:r>
-      <w:proofErr w:type="spellStart"/>
-      <w:r>
-        <w:t>Lochter</w:t>
-      </w:r>
-      <w:proofErr w:type="spellEnd"/>
-      <w:r>
-        <w:t>, 2024).</w:t>
-      </w:r>
-    </w:p>
-    <w:p>
-      <w:pPr>
-        <w:pStyle w:val="CorpodoTexto"/>
-        <w:ind w:firstLine="0"/>
-      </w:pPr>
-    </w:p>
-    <w:p>
-      <w:pPr>
-        <w:pStyle w:val="CorpodoTexto"/>
-        <w:ind w:firstLine="0"/>
-      </w:pPr>
-      <w:r>
-        <w:t xml:space="preserve">Já o aprendizado não supervisionado é aplicado para identificar padrões ocultos nos dados sem a necessidade de rótulos predefinidos. </w:t>
-      </w:r>
-      <w:r>
-        <w:t>De acordo com Vitoria (2022),</w:t>
-      </w:r>
-      <w:r>
-        <w:t xml:space="preserve"> ao contrário do aprendizado supervisionado, os dados não têm rótulos identificadores, apenas os preditores estão disponíveis no conjunto de dados e não as saídas especificadas.</w:t>
-      </w:r>
-    </w:p>
-    <w:p>
-      <w:pPr>
-        <w:rPr>
-          <w:b/>
-          <w:bCs/>
-        </w:rPr>
-      </w:pPr>
-    </w:p>
-    <w:p>
-      <w:pPr>
-        <w:rPr>
-          <w:b/>
-          <w:bCs/>
-        </w:rPr>
-      </w:pPr>
-      <w:r>
-        <w:rPr>
-          <w:b/>
-          <w:bCs/>
-        </w:rPr>
-        <w:t>2.</w:t>
-      </w:r>
-      <w:r>
-        <w:rPr>
-          <w:b/>
-          <w:bCs/>
-        </w:rPr>
-        <w:t>9</w:t>
-      </w:r>
-      <w:r>
-        <w:rPr>
-          <w:b/>
-          <w:bCs/>
-        </w:rPr>
-        <w:t xml:space="preserve"> Métricas de Avaliação Preditiva</w:t>
+        <w:commentReference w:id="45"/>
       </w:r>
     </w:p>
     <w:p>
@@ -9494,11 +12181,12 @@
         <w:br w:type="page"/>
       </w:r>
     </w:p>
-    <w:bookmarkEnd w:id="15"/>
     <w:p>
       <w:pPr>
         <w:pStyle w:val="Ttulo1"/>
       </w:pPr>
+      <w:bookmarkStart w:id="46" w:name="_Toc203431587"/>
+      <w:bookmarkEnd w:id="13"/>
       <w:r>
         <w:lastRenderedPageBreak/>
         <w:t>3</w:t>
@@ -9509,9 +12197,9 @@
       <w:r>
         <w:t>Metodologia</w:t>
       </w:r>
-      <w:bookmarkEnd w:id="13"/>
       <w:bookmarkEnd w:id="14"/>
-      <w:bookmarkEnd w:id="16"/>
+      <w:bookmarkEnd w:id="15"/>
+      <w:bookmarkEnd w:id="46"/>
       <w:r>
         <w:t xml:space="preserve"> </w:t>
       </w:r>
@@ -9631,8 +12319,8 @@
       </w:r>
     </w:p>
     <w:p>
-      <w:bookmarkStart w:id="21" w:name="_Toc343785718"/>
-      <w:bookmarkStart w:id="22" w:name="_Toc14264354"/>
+      <w:bookmarkStart w:id="47" w:name="_Toc343785718"/>
+      <w:bookmarkStart w:id="48" w:name="_Toc14264354"/>
     </w:p>
     <w:p>
       <w:pPr>
@@ -9776,7 +12464,6 @@
           <w:kern w:val="32"/>
         </w:rPr>
       </w:pPr>
-      <w:bookmarkStart w:id="23" w:name="_Toc202896294"/>
       <w:r>
         <w:br w:type="page"/>
       </w:r>
@@ -9785,6 +12472,7 @@
       <w:pPr>
         <w:pStyle w:val="Ttulo1"/>
       </w:pPr>
+      <w:bookmarkStart w:id="49" w:name="_Toc203431588"/>
       <w:r>
         <w:lastRenderedPageBreak/>
         <w:t>4</w:t>
@@ -9792,12 +12480,12 @@
       <w:r>
         <w:tab/>
       </w:r>
-      <w:bookmarkEnd w:id="21"/>
-      <w:bookmarkEnd w:id="22"/>
-      <w:bookmarkEnd w:id="23"/>
+      <w:bookmarkEnd w:id="47"/>
+      <w:bookmarkEnd w:id="48"/>
       <w:r>
         <w:t>Resultados</w:t>
       </w:r>
+      <w:bookmarkEnd w:id="49"/>
       <w:r>
         <w:t xml:space="preserve"> </w:t>
       </w:r>
@@ -9859,13 +12547,13 @@
       <w:r>
         <w:br w:type="page"/>
       </w:r>
-      <w:bookmarkStart w:id="24" w:name="_Toc14264364"/>
-      <w:bookmarkStart w:id="25" w:name="_Toc14264367"/>
-      <w:bookmarkStart w:id="26" w:name="_Toc343785723"/>
-      <w:bookmarkStart w:id="27" w:name="_Toc14264368"/>
-      <w:bookmarkStart w:id="28" w:name="_Toc14264355"/>
-      <w:bookmarkStart w:id="29" w:name="_Toc343785722"/>
-      <w:bookmarkStart w:id="30" w:name="_Toc202896295"/>
+      <w:bookmarkStart w:id="50" w:name="_Toc14264364"/>
+      <w:bookmarkStart w:id="51" w:name="_Toc14264367"/>
+      <w:bookmarkStart w:id="52" w:name="_Toc343785723"/>
+      <w:bookmarkStart w:id="53" w:name="_Toc14264368"/>
+      <w:bookmarkStart w:id="54" w:name="_Toc14264355"/>
+      <w:bookmarkStart w:id="55" w:name="_Toc343785722"/>
+      <w:bookmarkStart w:id="56" w:name="_Toc203431589"/>
       <w:r>
         <w:lastRenderedPageBreak/>
         <w:t>5</w:t>
@@ -9873,11 +12561,11 @@
       <w:r>
         <w:tab/>
       </w:r>
-      <w:bookmarkEnd w:id="24"/>
-      <w:bookmarkEnd w:id="30"/>
+      <w:bookmarkEnd w:id="50"/>
       <w:r>
         <w:t>Discussão</w:t>
       </w:r>
+      <w:bookmarkEnd w:id="56"/>
       <w:r>
         <w:t xml:space="preserve"> </w:t>
       </w:r>
@@ -9904,8 +12592,8 @@
       <w:r>
         <w:br w:type="page"/>
       </w:r>
-      <w:bookmarkStart w:id="31" w:name="_Toc14264365"/>
-      <w:bookmarkStart w:id="32" w:name="_Toc202896296"/>
+      <w:bookmarkStart w:id="57" w:name="_Toc14264365"/>
+      <w:bookmarkStart w:id="58" w:name="_Toc203431590"/>
       <w:r>
         <w:lastRenderedPageBreak/>
         <w:t>6</w:t>
@@ -9913,11 +12601,11 @@
       <w:r>
         <w:t xml:space="preserve"> </w:t>
       </w:r>
-      <w:bookmarkEnd w:id="31"/>
-      <w:bookmarkEnd w:id="32"/>
+      <w:bookmarkEnd w:id="57"/>
       <w:r>
         <w:t>Conclusão</w:t>
       </w:r>
+      <w:bookmarkEnd w:id="58"/>
     </w:p>
     <w:p>
       <w:pPr>
@@ -10026,20 +12714,20 @@
       <w:pPr>
         <w:pStyle w:val="Ttulo1"/>
       </w:pPr>
-      <w:bookmarkStart w:id="33" w:name="_Toc14264366"/>
-      <w:bookmarkStart w:id="34" w:name="_Toc202896297"/>
+      <w:bookmarkStart w:id="59" w:name="_Toc14264366"/>
+      <w:bookmarkStart w:id="60" w:name="_Toc203431591"/>
       <w:r>
         <w:t>7</w:t>
       </w:r>
       <w:r>
         <w:tab/>
       </w:r>
-      <w:bookmarkEnd w:id="33"/>
-      <w:bookmarkEnd w:id="34"/>
+      <w:bookmarkEnd w:id="59"/>
       <w:r>
         <w:t>Referências</w:t>
       </w:r>
-      <w:bookmarkEnd w:id="25"/>
+      <w:bookmarkEnd w:id="51"/>
+      <w:bookmarkEnd w:id="60"/>
     </w:p>
     <w:p>
       <w:pPr>
@@ -10637,7 +13325,7 @@
       <w:pPr>
         <w:pStyle w:val="Adendos"/>
       </w:pPr>
-      <w:bookmarkStart w:id="35" w:name="_Toc202896299"/>
+      <w:bookmarkStart w:id="61" w:name="_Toc203431592"/>
       <w:r>
         <w:rPr>
           <w:highlight w:val="yellow"/>
@@ -10651,8 +13339,8 @@
         </w:rPr>
         <w:t>–</w:t>
       </w:r>
-      <w:bookmarkEnd w:id="26"/>
-      <w:bookmarkEnd w:id="27"/>
+      <w:bookmarkEnd w:id="52"/>
+      <w:bookmarkEnd w:id="53"/>
       <w:r>
         <w:rPr>
           <w:highlight w:val="yellow"/>
@@ -10665,7 +13353,7 @@
         </w:rPr>
         <w:t>TÍTULO DO APÊNDICE</w:t>
       </w:r>
-      <w:bookmarkEnd w:id="35"/>
+      <w:bookmarkEnd w:id="61"/>
     </w:p>
     <w:p>
       <w:pPr>
@@ -10893,7 +13581,6 @@
           <w:kern w:val="32"/>
         </w:rPr>
       </w:pPr>
-      <w:bookmarkStart w:id="36" w:name="_Toc202896300"/>
       <w:r>
         <w:br w:type="page"/>
       </w:r>
@@ -10902,6 +13589,7 @@
       <w:pPr>
         <w:pStyle w:val="Adendos"/>
       </w:pPr>
+      <w:bookmarkStart w:id="62" w:name="_Toc203431593"/>
       <w:r>
         <w:rPr>
           <w:highlight w:val="yellow"/>
@@ -10915,7 +13603,7 @@
         </w:rPr>
         <w:t>–</w:t>
       </w:r>
-      <w:bookmarkEnd w:id="28"/>
+      <w:bookmarkEnd w:id="54"/>
       <w:r>
         <w:rPr>
           <w:highlight w:val="yellow"/>
@@ -10934,7 +13622,7 @@
         </w:rPr>
         <w:t>APRESENTAÇÃO DO TRABALHO</w:t>
       </w:r>
-      <w:bookmarkEnd w:id="36"/>
+      <w:bookmarkEnd w:id="62"/>
     </w:p>
     <w:p>
       <w:pPr>
@@ -11063,10 +13751,9 @@
       <w:r>
         <w:br w:type="page"/>
       </w:r>
-      <w:bookmarkStart w:id="37" w:name="_Toc343785724"/>
-      <w:bookmarkStart w:id="38" w:name="_Toc14264370"/>
-      <w:bookmarkStart w:id="39" w:name="_Toc202896301"/>
-      <w:bookmarkEnd w:id="29"/>
+      <w:bookmarkStart w:id="63" w:name="_Toc343785724"/>
+      <w:bookmarkStart w:id="64" w:name="_Toc14264370"/>
+      <w:bookmarkEnd w:id="55"/>
       <w:r>
         <w:rPr>
           <w:b/>
@@ -11088,8 +13775,8 @@
         </w:rPr>
         <w:t xml:space="preserve"> – </w:t>
       </w:r>
-      <w:bookmarkEnd w:id="37"/>
-      <w:bookmarkEnd w:id="38"/>
+      <w:bookmarkEnd w:id="63"/>
+      <w:bookmarkEnd w:id="64"/>
       <w:r>
         <w:rPr>
           <w:b/>
@@ -11100,7 +13787,6 @@
         </w:rPr>
         <w:t>TÍTULO DO ANEXO</w:t>
       </w:r>
-      <w:bookmarkEnd w:id="39"/>
     </w:p>
     <w:p>
       <w:pPr>
@@ -11179,11 +13865,11 @@
         <w:ind w:firstLine="709"/>
         <w:contextualSpacing/>
       </w:pPr>
-      <w:bookmarkStart w:id="40" w:name="_Toc16233522"/>
-      <w:bookmarkStart w:id="41" w:name="_Toc16235182"/>
-      <w:bookmarkStart w:id="42" w:name="_Toc16237998"/>
-      <w:bookmarkStart w:id="43" w:name="_Toc16238021"/>
-      <w:bookmarkStart w:id="44" w:name="_Toc16249237"/>
+      <w:bookmarkStart w:id="65" w:name="_Toc16233522"/>
+      <w:bookmarkStart w:id="66" w:name="_Toc16235182"/>
+      <w:bookmarkStart w:id="67" w:name="_Toc16237998"/>
+      <w:bookmarkStart w:id="68" w:name="_Toc16238021"/>
+      <w:bookmarkStart w:id="69" w:name="_Toc16249237"/>
       <w:r>
         <w:rPr>
           <w:noProof/>
@@ -11303,11 +13989,11 @@
           </mc:Fallback>
         </mc:AlternateContent>
       </w:r>
-      <w:bookmarkEnd w:id="40"/>
-      <w:bookmarkEnd w:id="41"/>
-      <w:bookmarkEnd w:id="42"/>
-      <w:bookmarkEnd w:id="43"/>
-      <w:bookmarkEnd w:id="44"/>
+      <w:bookmarkEnd w:id="65"/>
+      <w:bookmarkEnd w:id="66"/>
+      <w:bookmarkEnd w:id="67"/>
+      <w:bookmarkEnd w:id="68"/>
+      <w:bookmarkEnd w:id="69"/>
     </w:p>
     <w:p>
       <w:pPr>
@@ -11457,7 +14143,7 @@
       <w:pPr>
         <w:pStyle w:val="Adendos"/>
       </w:pPr>
-      <w:bookmarkStart w:id="45" w:name="_Toc202896302"/>
+      <w:bookmarkStart w:id="70" w:name="_Toc203431594"/>
       <w:r>
         <w:rPr>
           <w:highlight w:val="yellow"/>
@@ -11465,7 +14151,7 @@
         <w:lastRenderedPageBreak/>
         <w:t>ANEXO B – MODELO DE SUMÁRIO</w:t>
       </w:r>
-      <w:bookmarkEnd w:id="45"/>
+      <w:bookmarkEnd w:id="70"/>
     </w:p>
     <w:p>
       <w:pPr>
@@ -13125,7 +15811,7 @@
       <w:pPr>
         <w:pStyle w:val="Adendos"/>
       </w:pPr>
-      <w:bookmarkStart w:id="46" w:name="_Toc202896303"/>
+      <w:bookmarkStart w:id="71" w:name="_Toc203431595"/>
       <w:r>
         <w:rPr>
           <w:highlight w:val="yellow"/>
@@ -13133,7 +15819,7 @@
         <w:lastRenderedPageBreak/>
         <w:t>ANEXO C – MODELO DE LISTA DE REFERÊNCIAS</w:t>
       </w:r>
-      <w:bookmarkEnd w:id="46"/>
+      <w:bookmarkEnd w:id="71"/>
     </w:p>
     <w:p>
       <w:pPr>
@@ -13519,7 +16205,7 @@
       </w:r>
     </w:p>
   </w:comment>
-  <w:comment w:id="20" w:author="Iasmin Marques" w:date="2025-03-15T18:32:00Z" w:initials="IM">
+  <w:comment w:id="24" w:author="Iasmin Marques" w:date="2025-03-12T21:17:00Z" w:initials="IM">
     <w:p>
       <w:pPr>
         <w:pStyle w:val="Textodecomentrio"/>
@@ -13531,8 +16217,102 @@
         <w:annotationRef/>
       </w:r>
       <w:r>
+        <w:t>Verificar formatação</w:t>
+      </w:r>
+    </w:p>
+    <w:p>
+      <w:pPr>
+        <w:pStyle w:val="Textodecomentrio"/>
+      </w:pPr>
+    </w:p>
+  </w:comment>
+  <w:comment w:id="37" w:author="Iasmin Marques" w:date="2025-03-13T08:45:00Z" w:initials="IM">
+    <w:p>
+      <w:pPr>
+        <w:pStyle w:val="Textodecomentrio"/>
+      </w:pPr>
+      <w:r>
+        <w:rPr>
+          <w:rStyle w:val="Refdecomentrio"/>
+        </w:rPr>
+        <w:annotationRef/>
+      </w:r>
+      <w:r>
+        <w:t xml:space="preserve">Explicar o que é </w:t>
+      </w:r>
+      <w:proofErr w:type="gramStart"/>
+      <w:r>
+        <w:t>Hiperplano ?</w:t>
+      </w:r>
+      <w:proofErr w:type="gramEnd"/>
+    </w:p>
+    <w:p>
+      <w:pPr>
+        <w:pStyle w:val="Textodecomentrio"/>
+      </w:pPr>
+    </w:p>
+  </w:comment>
+  <w:comment w:id="42" w:author="Iasmin Marques" w:date="2025-03-12T21:17:00Z" w:initials="IM">
+    <w:p>
+      <w:pPr>
+        <w:pStyle w:val="Textodecomentrio"/>
+      </w:pPr>
+      <w:r>
+        <w:rPr>
+          <w:rStyle w:val="Refdecomentrio"/>
+        </w:rPr>
+        <w:annotationRef/>
+      </w:r>
+      <w:r>
+        <w:t>Verificar formatação</w:t>
+      </w:r>
+    </w:p>
+    <w:p>
+      <w:pPr>
+        <w:pStyle w:val="Textodecomentrio"/>
+      </w:pPr>
+    </w:p>
+  </w:comment>
+  <w:comment w:id="44" w:author="Iasmin Marques" w:date="2025-03-15T18:32:00Z" w:initials="IM">
+    <w:p>
+      <w:pPr>
+        <w:pStyle w:val="Textodecomentrio"/>
+      </w:pPr>
+      <w:r>
+        <w:rPr>
+          <w:rStyle w:val="Refdecomentrio"/>
+        </w:rPr>
+        <w:annotationRef/>
+      </w:r>
+      <w:r>
         <w:t>Verificar se pode ser assim?</w:t>
       </w:r>
+    </w:p>
+    <w:p>
+      <w:pPr>
+        <w:pStyle w:val="Textodecomentrio"/>
+      </w:pPr>
+    </w:p>
+  </w:comment>
+  <w:comment w:id="45" w:author="Iasmin Marques" w:date="2025-07-14T23:32:00Z" w:initials="IM">
+    <w:p>
+      <w:pPr>
+        <w:pStyle w:val="Textodecomentrio"/>
+      </w:pPr>
+      <w:r>
+        <w:rPr>
+          <w:rStyle w:val="Refdecomentrio"/>
+        </w:rPr>
+        <w:annotationRef/>
+      </w:r>
+      <w:r>
+        <w:t xml:space="preserve">Preditiva ou </w:t>
+      </w:r>
+      <w:proofErr w:type="gramStart"/>
+      <w:r>
+        <w:t>modelo ?</w:t>
+      </w:r>
+      <w:proofErr w:type="gramEnd"/>
     </w:p>
     <w:p>
       <w:pPr>
@@ -13548,7 +16328,11 @@
   <w15:commentEx w15:paraId="10DE9708" w15:done="0"/>
   <w15:commentEx w15:paraId="341D0C1D" w15:done="0"/>
   <w15:commentEx w15:paraId="69F57B8A" w15:paraIdParent="341D0C1D" w15:done="0"/>
+  <w15:commentEx w15:paraId="60E920C5" w15:done="1"/>
+  <w15:commentEx w15:paraId="584D7E8E" w15:done="0"/>
+  <w15:commentEx w15:paraId="14E24B4A" w15:done="1"/>
   <w15:commentEx w15:paraId="19B201F6" w15:done="0"/>
+  <w15:commentEx w15:paraId="3B2FFB85" w15:done="0"/>
 </w15:commentsEx>
 </file>
 
@@ -13557,7 +16341,11 @@
   <w16cex:commentExtensible w16cex:durableId="2C1A9A95" w16cex:dateUtc="2025-07-10T23:01:00Z"/>
   <w16cex:commentExtensible w16cex:durableId="2C1A99CE" w16cex:dateUtc="2025-07-10T22:58:00Z"/>
   <w16cex:commentExtensible w16cex:durableId="2C1A99DB" w16cex:dateUtc="2025-07-10T22:58:00Z"/>
+  <w16cex:commentExtensible w16cex:durableId="2B7C7877" w16cex:dateUtc="2025-03-13T00:17:00Z"/>
+  <w16cex:commentExtensible w16cex:durableId="2B7D19C7" w16cex:dateUtc="2025-03-13T11:45:00Z"/>
+  <w16cex:commentExtensible w16cex:durableId="2B7D1A03" w16cex:dateUtc="2025-03-13T00:17:00Z"/>
   <w16cex:commentExtensible w16cex:durableId="2B804643" w16cex:dateUtc="2025-03-15T21:32:00Z"/>
+  <w16cex:commentExtensible w16cex:durableId="2C201222" w16cex:dateUtc="2025-07-15T02:32:00Z"/>
 </w16cex:commentsExtensible>
 </file>
 
@@ -13566,7 +16354,11 @@
   <w16cid:commentId w16cid:paraId="10DE9708" w16cid:durableId="2C1A9A95"/>
   <w16cid:commentId w16cid:paraId="341D0C1D" w16cid:durableId="2C1A99CE"/>
   <w16cid:commentId w16cid:paraId="69F57B8A" w16cid:durableId="2C1A99DB"/>
+  <w16cid:commentId w16cid:paraId="60E920C5" w16cid:durableId="2B7C7877"/>
+  <w16cid:commentId w16cid:paraId="584D7E8E" w16cid:durableId="2B7D19C7"/>
+  <w16cid:commentId w16cid:paraId="14E24B4A" w16cid:durableId="2B7D1A03"/>
   <w16cid:commentId w16cid:paraId="19B201F6" w16cid:durableId="2B804643"/>
+  <w16cid:commentId w16cid:paraId="3B2FFB85" w16cid:durableId="2C201222"/>
 </w16cid:commentsIds>
 </file>
 
@@ -13624,53 +16416,35 @@
         <w:rPr>
           <w:rFonts w:ascii="Times New Roman" w:hAnsi="Times New Roman"/>
         </w:rPr>
-        <w:t xml:space="preserve"> </w:t>
-      </w:r>
+        <w:t xml:space="preserve"> SARS-COV-2: pertence à família </w:t>
+      </w:r>
+      <w:proofErr w:type="spellStart"/>
       <w:r>
         <w:rPr>
           <w:rFonts w:ascii="Times New Roman" w:hAnsi="Times New Roman"/>
         </w:rPr>
-        <w:t xml:space="preserve">SARS-COV-2: pertence à família </w:t>
+        <w:t>Coronaviridae</w:t>
+      </w:r>
+      <w:proofErr w:type="spellEnd"/>
+      <w:r>
+        <w:rPr>
+          <w:rFonts w:ascii="Times New Roman" w:hAnsi="Times New Roman"/>
+        </w:rPr>
+        <w:t xml:space="preserve">, subgênero </w:t>
       </w:r>
       <w:proofErr w:type="spellStart"/>
       <w:r>
         <w:rPr>
           <w:rFonts w:ascii="Times New Roman" w:hAnsi="Times New Roman"/>
         </w:rPr>
-        <w:t>Coronaviridae</w:t>
+        <w:t>Sarbecovírus</w:t>
       </w:r>
       <w:proofErr w:type="spellEnd"/>
       <w:r>
         <w:rPr>
           <w:rFonts w:ascii="Times New Roman" w:hAnsi="Times New Roman"/>
         </w:rPr>
-        <w:t xml:space="preserve">, subgênero </w:t>
-      </w:r>
-      <w:proofErr w:type="spellStart"/>
-      <w:r>
-        <w:rPr>
-          <w:rFonts w:ascii="Times New Roman" w:hAnsi="Times New Roman"/>
-        </w:rPr>
-        <w:t>Sarbecovírus</w:t>
-      </w:r>
-      <w:proofErr w:type="spellEnd"/>
-      <w:r>
-        <w:rPr>
-          <w:rFonts w:ascii="Times New Roman" w:hAnsi="Times New Roman"/>
-        </w:rPr>
-        <w:t>, e é o sétimo coronavírus</w:t>
-      </w:r>
-      <w:r>
-        <w:rPr>
-          <w:rFonts w:ascii="Times New Roman" w:hAnsi="Times New Roman"/>
-        </w:rPr>
-        <w:t xml:space="preserve"> </w:t>
-      </w:r>
-      <w:r>
-        <w:rPr>
-          <w:rFonts w:ascii="Times New Roman" w:hAnsi="Times New Roman"/>
-        </w:rPr>
-        <w:t>conhecido a infectar humanos.</w:t>
+        <w:t>, e é o sétimo coronavírus conhecido a infectar humanos.</w:t>
       </w:r>
     </w:p>
   </w:footnote>
@@ -13693,13 +16467,7 @@
         <w:rPr>
           <w:rFonts w:ascii="Times New Roman" w:hAnsi="Times New Roman"/>
         </w:rPr>
-        <w:t xml:space="preserve"> </w:t>
-      </w:r>
-      <w:r>
-        <w:rPr>
-          <w:rFonts w:ascii="Times New Roman" w:hAnsi="Times New Roman"/>
-        </w:rPr>
-        <w:t>Influenza: A influenza, também conhecida como gripe, é uma doença viral que afeta o sistema respiratório.</w:t>
+        <w:t xml:space="preserve"> Influenza: A influenza, também conhecida como gripe, é uma doença viral que afeta o sistema respiratório.</w:t>
       </w:r>
     </w:p>
   </w:footnote>
@@ -13719,19 +16487,7 @@
         <w:rPr>
           <w:rFonts w:ascii="Times New Roman" w:hAnsi="Times New Roman"/>
         </w:rPr>
-        <w:t xml:space="preserve"> </w:t>
-      </w:r>
-      <w:r>
-        <w:rPr>
-          <w:rFonts w:ascii="Times New Roman" w:hAnsi="Times New Roman"/>
-        </w:rPr>
-        <w:t>UTI: Unidade hospitalar de pacientes gravemente doente</w:t>
-      </w:r>
-      <w:r>
-        <w:rPr>
-          <w:rFonts w:ascii="Times New Roman" w:hAnsi="Times New Roman"/>
-        </w:rPr>
-        <w:t>.</w:t>
+        <w:t xml:space="preserve"> UTI: Unidade hospitalar de pacientes gravemente doente.</w:t>
       </w:r>
     </w:p>
   </w:footnote>
@@ -13775,6 +16531,58 @@
           <w:rFonts w:ascii="Times New Roman" w:hAnsi="Times New Roman"/>
         </w:rPr>
         <w:t xml:space="preserve"> SIVEP-Gripe: Sistema de Informação da Vigilância Epidemiológica da Gripe.</w:t>
+      </w:r>
+    </w:p>
+  </w:footnote>
+  <w:footnote w:id="6">
+    <w:p>
+      <w:pPr>
+        <w:pStyle w:val="Textodenotaderodap"/>
+      </w:pPr>
+      <w:r>
+        <w:rPr>
+          <w:rStyle w:val="Refdenotaderodap"/>
+        </w:rPr>
+        <w:footnoteRef/>
+      </w:r>
+      <w:r>
+        <w:t xml:space="preserve"> </w:t>
+      </w:r>
+      <w:r>
+        <w:t>Função sigm</w:t>
+      </w:r>
+      <w:r>
+        <w:t>o</w:t>
+      </w:r>
+      <w:r>
+        <w:t>ide é uma função matemática que gera uma curva em forma de "S”</w:t>
+      </w:r>
+    </w:p>
+  </w:footnote>
+  <w:footnote w:id="7">
+    <w:p>
+      <w:pPr>
+        <w:pStyle w:val="Textodenotaderodap"/>
+      </w:pPr>
+      <w:r>
+        <w:rPr>
+          <w:rStyle w:val="Refdenotaderodap"/>
+        </w:rPr>
+        <w:footnoteRef/>
+      </w:r>
+      <w:r>
+        <w:t xml:space="preserve"> </w:t>
+      </w:r>
+      <w:proofErr w:type="spellStart"/>
+      <w:r>
+        <w:t>Overfitting</w:t>
+      </w:r>
+      <w:proofErr w:type="spellEnd"/>
+      <w:r>
+        <w:t>: o</w:t>
+      </w:r>
+      <w:r>
+        <w:t>corre quando um algoritmo se ajusta muito de perto aos seus dados de treinamento;</w:t>
       </w:r>
     </w:p>
   </w:footnote>
@@ -14688,10 +17496,11 @@
   <w:abstractNum w:abstractNumId="7" w15:restartNumberingAfterBreak="0">
     <w:nsid w:val="331319E3"/>
     <w:multiLevelType w:val="multilevel"/>
-    <w:tmpl w:val="AAB0BCF0"/>
+    <w:tmpl w:val="88FA72A4"/>
     <w:lvl w:ilvl="0">
       <w:start w:val="1"/>
       <w:numFmt w:val="decimal"/>
+      <w:pStyle w:val="Ttulo1"/>
       <w:lvlText w:val="%1"/>
       <w:lvlJc w:val="left"/>
       <w:pPr>
@@ -14807,6 +17616,155 @@
     </w:lvl>
   </w:abstractNum>
   <w:abstractNum w:abstractNumId="8" w15:restartNumberingAfterBreak="0">
+    <w:nsid w:val="357D3648"/>
+    <w:multiLevelType w:val="multilevel"/>
+    <w:tmpl w:val="6A84E08E"/>
+    <w:lvl w:ilvl="0">
+      <w:start w:val="1"/>
+      <w:numFmt w:val="bullet"/>
+      <w:lvlText w:val=""/>
+      <w:lvlJc w:val="left"/>
+      <w:pPr>
+        <w:tabs>
+          <w:tab w:val="num" w:pos="720"/>
+        </w:tabs>
+        <w:ind w:left="720" w:hanging="360"/>
+      </w:pPr>
+      <w:rPr>
+        <w:rFonts w:ascii="Symbol" w:hAnsi="Symbol" w:hint="default"/>
+        <w:sz w:val="20"/>
+      </w:rPr>
+    </w:lvl>
+    <w:lvl w:ilvl="1" w:tentative="1">
+      <w:start w:val="1"/>
+      <w:numFmt w:val="bullet"/>
+      <w:lvlText w:val="o"/>
+      <w:lvlJc w:val="left"/>
+      <w:pPr>
+        <w:tabs>
+          <w:tab w:val="num" w:pos="1440"/>
+        </w:tabs>
+        <w:ind w:left="1440" w:hanging="360"/>
+      </w:pPr>
+      <w:rPr>
+        <w:rFonts w:ascii="Courier New" w:hAnsi="Courier New" w:hint="default"/>
+        <w:sz w:val="20"/>
+      </w:rPr>
+    </w:lvl>
+    <w:lvl w:ilvl="2" w:tentative="1">
+      <w:start w:val="1"/>
+      <w:numFmt w:val="bullet"/>
+      <w:lvlText w:val=""/>
+      <w:lvlJc w:val="left"/>
+      <w:pPr>
+        <w:tabs>
+          <w:tab w:val="num" w:pos="2160"/>
+        </w:tabs>
+        <w:ind w:left="2160" w:hanging="360"/>
+      </w:pPr>
+      <w:rPr>
+        <w:rFonts w:ascii="Wingdings" w:hAnsi="Wingdings" w:hint="default"/>
+        <w:sz w:val="20"/>
+      </w:rPr>
+    </w:lvl>
+    <w:lvl w:ilvl="3" w:tentative="1">
+      <w:start w:val="1"/>
+      <w:numFmt w:val="bullet"/>
+      <w:lvlText w:val=""/>
+      <w:lvlJc w:val="left"/>
+      <w:pPr>
+        <w:tabs>
+          <w:tab w:val="num" w:pos="2880"/>
+        </w:tabs>
+        <w:ind w:left="2880" w:hanging="360"/>
+      </w:pPr>
+      <w:rPr>
+        <w:rFonts w:ascii="Wingdings" w:hAnsi="Wingdings" w:hint="default"/>
+        <w:sz w:val="20"/>
+      </w:rPr>
+    </w:lvl>
+    <w:lvl w:ilvl="4" w:tentative="1">
+      <w:start w:val="1"/>
+      <w:numFmt w:val="bullet"/>
+      <w:lvlText w:val=""/>
+      <w:lvlJc w:val="left"/>
+      <w:pPr>
+        <w:tabs>
+          <w:tab w:val="num" w:pos="3600"/>
+        </w:tabs>
+        <w:ind w:left="3600" w:hanging="360"/>
+      </w:pPr>
+      <w:rPr>
+        <w:rFonts w:ascii="Wingdings" w:hAnsi="Wingdings" w:hint="default"/>
+        <w:sz w:val="20"/>
+      </w:rPr>
+    </w:lvl>
+    <w:lvl w:ilvl="5" w:tentative="1">
+      <w:start w:val="1"/>
+      <w:numFmt w:val="bullet"/>
+      <w:lvlText w:val=""/>
+      <w:lvlJc w:val="left"/>
+      <w:pPr>
+        <w:tabs>
+          <w:tab w:val="num" w:pos="4320"/>
+        </w:tabs>
+        <w:ind w:left="4320" w:hanging="360"/>
+      </w:pPr>
+      <w:rPr>
+        <w:rFonts w:ascii="Wingdings" w:hAnsi="Wingdings" w:hint="default"/>
+        <w:sz w:val="20"/>
+      </w:rPr>
+    </w:lvl>
+    <w:lvl w:ilvl="6" w:tentative="1">
+      <w:start w:val="1"/>
+      <w:numFmt w:val="bullet"/>
+      <w:lvlText w:val=""/>
+      <w:lvlJc w:val="left"/>
+      <w:pPr>
+        <w:tabs>
+          <w:tab w:val="num" w:pos="5040"/>
+        </w:tabs>
+        <w:ind w:left="5040" w:hanging="360"/>
+      </w:pPr>
+      <w:rPr>
+        <w:rFonts w:ascii="Wingdings" w:hAnsi="Wingdings" w:hint="default"/>
+        <w:sz w:val="20"/>
+      </w:rPr>
+    </w:lvl>
+    <w:lvl w:ilvl="7" w:tentative="1">
+      <w:start w:val="1"/>
+      <w:numFmt w:val="bullet"/>
+      <w:lvlText w:val=""/>
+      <w:lvlJc w:val="left"/>
+      <w:pPr>
+        <w:tabs>
+          <w:tab w:val="num" w:pos="5760"/>
+        </w:tabs>
+        <w:ind w:left="5760" w:hanging="360"/>
+      </w:pPr>
+      <w:rPr>
+        <w:rFonts w:ascii="Wingdings" w:hAnsi="Wingdings" w:hint="default"/>
+        <w:sz w:val="20"/>
+      </w:rPr>
+    </w:lvl>
+    <w:lvl w:ilvl="8" w:tentative="1">
+      <w:start w:val="1"/>
+      <w:numFmt w:val="bullet"/>
+      <w:lvlText w:val=""/>
+      <w:lvlJc w:val="left"/>
+      <w:pPr>
+        <w:tabs>
+          <w:tab w:val="num" w:pos="6480"/>
+        </w:tabs>
+        <w:ind w:left="6480" w:hanging="360"/>
+      </w:pPr>
+      <w:rPr>
+        <w:rFonts w:ascii="Wingdings" w:hAnsi="Wingdings" w:hint="default"/>
+        <w:sz w:val="20"/>
+      </w:rPr>
+    </w:lvl>
+  </w:abstractNum>
+  <w:abstractNum w:abstractNumId="9" w15:restartNumberingAfterBreak="0">
     <w:nsid w:val="38113564"/>
     <w:multiLevelType w:val="multilevel"/>
     <w:tmpl w:val="E2C40C44"/>
@@ -14955,7 +17913,7 @@
       </w:rPr>
     </w:lvl>
   </w:abstractNum>
-  <w:abstractNum w:abstractNumId="9" w15:restartNumberingAfterBreak="0">
+  <w:abstractNum w:abstractNumId="10" w15:restartNumberingAfterBreak="0">
     <w:nsid w:val="3D564E2C"/>
     <w:multiLevelType w:val="hybridMultilevel"/>
     <w:tmpl w:val="9766C516"/>
@@ -15044,7 +18002,7 @@
       </w:pPr>
     </w:lvl>
   </w:abstractNum>
-  <w:abstractNum w:abstractNumId="10" w15:restartNumberingAfterBreak="0">
+  <w:abstractNum w:abstractNumId="11" w15:restartNumberingAfterBreak="0">
     <w:nsid w:val="43F561B2"/>
     <w:multiLevelType w:val="multilevel"/>
     <w:tmpl w:val="CC2AE7E0"/>
@@ -15130,7 +18088,7 @@
       </w:pPr>
     </w:lvl>
   </w:abstractNum>
-  <w:abstractNum w:abstractNumId="11" w15:restartNumberingAfterBreak="0">
+  <w:abstractNum w:abstractNumId="12" w15:restartNumberingAfterBreak="0">
     <w:nsid w:val="482750CF"/>
     <w:multiLevelType w:val="multilevel"/>
     <w:tmpl w:val="B2C85220"/>
@@ -15279,7 +18237,7 @@
       </w:rPr>
     </w:lvl>
   </w:abstractNum>
-  <w:abstractNum w:abstractNumId="12" w15:restartNumberingAfterBreak="0">
+  <w:abstractNum w:abstractNumId="13" w15:restartNumberingAfterBreak="0">
     <w:nsid w:val="498953AB"/>
     <w:multiLevelType w:val="multilevel"/>
     <w:tmpl w:val="084A5E2C"/>
@@ -15428,7 +18386,7 @@
       </w:rPr>
     </w:lvl>
   </w:abstractNum>
-  <w:abstractNum w:abstractNumId="13" w15:restartNumberingAfterBreak="0">
+  <w:abstractNum w:abstractNumId="14" w15:restartNumberingAfterBreak="0">
     <w:nsid w:val="4CA1077D"/>
     <w:multiLevelType w:val="hybridMultilevel"/>
     <w:tmpl w:val="3528AD0E"/>
@@ -15517,7 +18475,7 @@
       </w:pPr>
     </w:lvl>
   </w:abstractNum>
-  <w:abstractNum w:abstractNumId="14" w15:restartNumberingAfterBreak="0">
+  <w:abstractNum w:abstractNumId="15" w15:restartNumberingAfterBreak="0">
     <w:nsid w:val="4E1C46F0"/>
     <w:multiLevelType w:val="hybridMultilevel"/>
     <w:tmpl w:val="F1F6F502"/>
@@ -15630,7 +18588,7 @@
       </w:rPr>
     </w:lvl>
   </w:abstractNum>
-  <w:abstractNum w:abstractNumId="15" w15:restartNumberingAfterBreak="0">
+  <w:abstractNum w:abstractNumId="16" w15:restartNumberingAfterBreak="0">
     <w:nsid w:val="4FB81C96"/>
     <w:multiLevelType w:val="hybridMultilevel"/>
     <w:tmpl w:val="BC685C14"/>
@@ -15716,10 +18674,10 @@
       </w:pPr>
     </w:lvl>
   </w:abstractNum>
-  <w:abstractNum w:abstractNumId="16" w15:restartNumberingAfterBreak="0">
+  <w:abstractNum w:abstractNumId="17" w15:restartNumberingAfterBreak="0">
     <w:nsid w:val="5A193188"/>
     <w:multiLevelType w:val="multilevel"/>
-    <w:tmpl w:val="C59437A0"/>
+    <w:tmpl w:val="6F6C1BD2"/>
     <w:lvl w:ilvl="0">
       <w:start w:val="1"/>
       <w:numFmt w:val="decimal"/>
@@ -15813,7 +18771,7 @@
       </w:pPr>
     </w:lvl>
   </w:abstractNum>
-  <w:abstractNum w:abstractNumId="17" w15:restartNumberingAfterBreak="0">
+  <w:abstractNum w:abstractNumId="18" w15:restartNumberingAfterBreak="0">
     <w:nsid w:val="6CC221C8"/>
     <w:multiLevelType w:val="hybridMultilevel"/>
     <w:tmpl w:val="E8B2AA58"/>
@@ -15926,7 +18884,7 @@
       </w:rPr>
     </w:lvl>
   </w:abstractNum>
-  <w:abstractNum w:abstractNumId="18" w15:restartNumberingAfterBreak="0">
+  <w:abstractNum w:abstractNumId="19" w15:restartNumberingAfterBreak="0">
     <w:nsid w:val="6FBE15A5"/>
     <w:multiLevelType w:val="hybridMultilevel"/>
     <w:tmpl w:val="0A48D176"/>
@@ -16039,7 +18997,7 @@
       </w:rPr>
     </w:lvl>
   </w:abstractNum>
-  <w:abstractNum w:abstractNumId="19" w15:restartNumberingAfterBreak="0">
+  <w:abstractNum w:abstractNumId="20" w15:restartNumberingAfterBreak="0">
     <w:nsid w:val="7061060C"/>
     <w:multiLevelType w:val="hybridMultilevel"/>
     <w:tmpl w:val="D58E3CBC"/>
@@ -16152,7 +19110,7 @@
       </w:rPr>
     </w:lvl>
   </w:abstractNum>
-  <w:abstractNum w:abstractNumId="20" w15:restartNumberingAfterBreak="0">
+  <w:abstractNum w:abstractNumId="21" w15:restartNumberingAfterBreak="0">
     <w:nsid w:val="7324087A"/>
     <w:multiLevelType w:val="multilevel"/>
     <w:tmpl w:val="3FB45D72"/>
@@ -16238,7 +19196,7 @@
       </w:pPr>
     </w:lvl>
   </w:abstractNum>
-  <w:abstractNum w:abstractNumId="21" w15:restartNumberingAfterBreak="0">
+  <w:abstractNum w:abstractNumId="22" w15:restartNumberingAfterBreak="0">
     <w:nsid w:val="75B91AD3"/>
     <w:multiLevelType w:val="multilevel"/>
     <w:tmpl w:val="A79ED60E"/>
@@ -16387,7 +19345,7 @@
       </w:rPr>
     </w:lvl>
   </w:abstractNum>
-  <w:abstractNum w:abstractNumId="22" w15:restartNumberingAfterBreak="0">
+  <w:abstractNum w:abstractNumId="23" w15:restartNumberingAfterBreak="0">
     <w:nsid w:val="7778767E"/>
     <w:multiLevelType w:val="multilevel"/>
     <w:tmpl w:val="18222010"/>
@@ -16536,7 +19494,7 @@
       </w:rPr>
     </w:lvl>
   </w:abstractNum>
-  <w:abstractNum w:abstractNumId="23" w15:restartNumberingAfterBreak="0">
+  <w:abstractNum w:abstractNumId="24" w15:restartNumberingAfterBreak="0">
     <w:nsid w:val="77ED21D2"/>
     <w:multiLevelType w:val="hybridMultilevel"/>
     <w:tmpl w:val="C832A7D4"/>
@@ -16625,7 +19583,7 @@
       </w:pPr>
     </w:lvl>
   </w:abstractNum>
-  <w:abstractNum w:abstractNumId="24" w15:restartNumberingAfterBreak="0">
+  <w:abstractNum w:abstractNumId="25" w15:restartNumberingAfterBreak="0">
     <w:nsid w:val="7F0F345D"/>
     <w:multiLevelType w:val="multilevel"/>
     <w:tmpl w:val="BE509BB2"/>
@@ -16715,25 +19673,25 @@
     </w:lvl>
   </w:abstractNum>
   <w:num w:numId="1">
-    <w:abstractNumId w:val="19"/>
+    <w:abstractNumId w:val="20"/>
   </w:num>
   <w:num w:numId="2">
-    <w:abstractNumId w:val="17"/>
+    <w:abstractNumId w:val="18"/>
   </w:num>
   <w:num w:numId="3">
-    <w:abstractNumId w:val="14"/>
+    <w:abstractNumId w:val="15"/>
   </w:num>
   <w:num w:numId="4">
     <w:abstractNumId w:val="6"/>
   </w:num>
   <w:num w:numId="5">
-    <w:abstractNumId w:val="9"/>
+    <w:abstractNumId w:val="10"/>
   </w:num>
   <w:num w:numId="6">
     <w:abstractNumId w:val="5"/>
   </w:num>
   <w:num w:numId="7">
-    <w:abstractNumId w:val="18"/>
+    <w:abstractNumId w:val="19"/>
   </w:num>
   <w:num w:numId="8">
     <w:abstractNumId w:val="1"/>
@@ -16742,52 +19700,58 @@
     <w:abstractNumId w:val="2"/>
   </w:num>
   <w:num w:numId="10">
-    <w:abstractNumId w:val="15"/>
+    <w:abstractNumId w:val="16"/>
   </w:num>
   <w:num w:numId="11">
-    <w:abstractNumId w:val="20"/>
+    <w:abstractNumId w:val="21"/>
   </w:num>
   <w:num w:numId="12">
-    <w:abstractNumId w:val="24"/>
+    <w:abstractNumId w:val="25"/>
   </w:num>
   <w:num w:numId="13">
-    <w:abstractNumId w:val="10"/>
+    <w:abstractNumId w:val="11"/>
   </w:num>
   <w:num w:numId="14">
     <w:abstractNumId w:val="4"/>
   </w:num>
   <w:num w:numId="15">
-    <w:abstractNumId w:val="23"/>
+    <w:abstractNumId w:val="24"/>
   </w:num>
   <w:num w:numId="16">
-    <w:abstractNumId w:val="16"/>
+    <w:abstractNumId w:val="17"/>
   </w:num>
   <w:num w:numId="17">
-    <w:abstractNumId w:val="13"/>
+    <w:abstractNumId w:val="14"/>
   </w:num>
   <w:num w:numId="18">
     <w:abstractNumId w:val="3"/>
   </w:num>
   <w:num w:numId="19">
-    <w:abstractNumId w:val="8"/>
+    <w:abstractNumId w:val="9"/>
   </w:num>
   <w:num w:numId="20">
     <w:abstractNumId w:val="0"/>
   </w:num>
   <w:num w:numId="21">
-    <w:abstractNumId w:val="21"/>
+    <w:abstractNumId w:val="22"/>
   </w:num>
   <w:num w:numId="22">
-    <w:abstractNumId w:val="11"/>
+    <w:abstractNumId w:val="12"/>
   </w:num>
   <w:num w:numId="23">
-    <w:abstractNumId w:val="22"/>
+    <w:abstractNumId w:val="23"/>
   </w:num>
   <w:num w:numId="24">
     <w:abstractNumId w:val="7"/>
   </w:num>
   <w:num w:numId="25">
-    <w:abstractNumId w:val="12"/>
+    <w:abstractNumId w:val="13"/>
+  </w:num>
+  <w:num w:numId="26">
+    <w:abstractNumId w:val="8"/>
+  </w:num>
+  <w:num w:numId="27">
+    <w:abstractNumId w:val="7"/>
   </w:num>
 </w:numbering>
 </file>
@@ -16842,6 +19806,7 @@
     <w:lsdException w:name="Emphasis" w:uiPriority="20" w:qFormat="1"/>
     <w:lsdException w:name="Normal (Web)" w:uiPriority="99"/>
     <w:lsdException w:name="HTML Keyboard" w:semiHidden="1" w:unhideWhenUsed="1"/>
+    <w:lsdException w:name="Normal Table" w:semiHidden="1" w:unhideWhenUsed="1"/>
     <w:lsdException w:name="annotation subject" w:semiHidden="1" w:unhideWhenUsed="1"/>
     <w:lsdException w:name="No List" w:semiHidden="1" w:unhideWhenUsed="1"/>
     <w:lsdException w:name="Outline List 1" w:semiHidden="1" w:unhideWhenUsed="1"/>
@@ -16884,8 +19849,11 @@
     <w:lsdException w:name="Table Contemporary" w:semiHidden="1" w:unhideWhenUsed="1"/>
     <w:lsdException w:name="Table Elegant" w:semiHidden="1" w:unhideWhenUsed="1"/>
     <w:lsdException w:name="Table Professional" w:semiHidden="1" w:unhideWhenUsed="1"/>
+    <w:lsdException w:name="Table Subtle 1" w:semiHidden="1" w:unhideWhenUsed="1"/>
     <w:lsdException w:name="Table Subtle 2" w:semiHidden="1" w:unhideWhenUsed="1"/>
     <w:lsdException w:name="Table Web 1" w:semiHidden="1" w:unhideWhenUsed="1"/>
+    <w:lsdException w:name="Table Web 2" w:semiHidden="1" w:unhideWhenUsed="1"/>
+    <w:lsdException w:name="Table Web 3" w:semiHidden="1" w:unhideWhenUsed="1"/>
     <w:lsdException w:name="Balloon Text" w:semiHidden="1" w:unhideWhenUsed="1"/>
     <w:lsdException w:name="Table Grid" w:uiPriority="59"/>
     <w:lsdException w:name="Table Theme" w:semiHidden="1" w:unhideWhenUsed="1"/>
@@ -17129,11 +20097,13 @@
     <w:link w:val="Ttulo1Char"/>
     <w:autoRedefine/>
     <w:qFormat/>
-    <w:rsid w:val="00486459"/>
+    <w:rsid w:val="00A00FA3"/>
     <w:pPr>
       <w:keepNext/>
+      <w:numPr>
+        <w:numId w:val="24"/>
+      </w:numPr>
       <w:spacing w:line="360" w:lineRule="auto"/>
-      <w:ind w:left="284" w:hanging="284"/>
       <w:contextualSpacing/>
       <w:jc w:val="both"/>
       <w:outlineLvl w:val="0"/>
@@ -17151,9 +20121,10 @@
   <w:style w:type="paragraph" w:styleId="Ttulo2">
     <w:name w:val="heading 2"/>
     <w:next w:val="Texto"/>
+    <w:link w:val="Ttulo2Char"/>
     <w:autoRedefine/>
     <w:qFormat/>
-    <w:rsid w:val="006725F4"/>
+    <w:rsid w:val="002926B0"/>
     <w:pPr>
       <w:keepNext/>
       <w:numPr>
@@ -17200,7 +20171,6 @@
     <w:basedOn w:val="Normal"/>
     <w:next w:val="Normal"/>
     <w:link w:val="Ttulo4Char"/>
-    <w:semiHidden/>
     <w:unhideWhenUsed/>
     <w:qFormat/>
     <w:rsid w:val="00565A85"/>
@@ -17343,6 +20313,7 @@
   <w:style w:type="character" w:default="1" w:styleId="Fontepargpadro">
     <w:name w:val="Default Paragraph Font"/>
     <w:uiPriority w:val="1"/>
+    <w:semiHidden/>
     <w:unhideWhenUsed/>
   </w:style>
   <w:style w:type="table" w:default="1" w:styleId="Tabelanormal">
@@ -17977,7 +20948,6 @@
   <w:style w:type="character" w:customStyle="1" w:styleId="Ttulo4Char">
     <w:name w:val="Título 4 Char"/>
     <w:link w:val="Ttulo4"/>
-    <w:semiHidden/>
     <w:rsid w:val="00565A85"/>
     <w:rPr>
       <w:rFonts w:ascii="Calibri" w:eastAsia="Times New Roman" w:hAnsi="Calibri" w:cs="Times New Roman"/>
@@ -18278,7 +21248,7 @@
     <w:name w:val="Título 1 Char"/>
     <w:basedOn w:val="Fontepargpadro"/>
     <w:link w:val="Ttulo1"/>
-    <w:rsid w:val="00225A0E"/>
+    <w:rsid w:val="00A00FA3"/>
     <w:rPr>
       <w:b/>
       <w:bCs/>
@@ -18332,6 +21302,54 @@
       <w:sz w:val="20"/>
       <w:szCs w:val="20"/>
       <w:lang w:eastAsia="en-US"/>
+    </w:rPr>
+  </w:style>
+  <w:style w:type="paragraph" w:styleId="Subttulo">
+    <w:name w:val="Subtitle"/>
+    <w:basedOn w:val="Normal"/>
+    <w:next w:val="Normal"/>
+    <w:link w:val="SubttuloChar"/>
+    <w:qFormat/>
+    <w:rsid w:val="00A00FA3"/>
+    <w:pPr>
+      <w:numPr>
+        <w:ilvl w:val="1"/>
+      </w:numPr>
+      <w:spacing w:after="160"/>
+    </w:pPr>
+    <w:rPr>
+      <w:rFonts w:asciiTheme="minorHAnsi" w:eastAsiaTheme="minorEastAsia" w:hAnsiTheme="minorHAnsi" w:cstheme="minorBidi"/>
+      <w:color w:val="5A5A5A" w:themeColor="text1" w:themeTint="A5"/>
+      <w:spacing w:val="15"/>
+      <w:sz w:val="22"/>
+      <w:szCs w:val="22"/>
+    </w:rPr>
+  </w:style>
+  <w:style w:type="character" w:customStyle="1" w:styleId="SubttuloChar">
+    <w:name w:val="Subtítulo Char"/>
+    <w:basedOn w:val="Fontepargpadro"/>
+    <w:link w:val="Subttulo"/>
+    <w:rsid w:val="00A00FA3"/>
+    <w:rPr>
+      <w:rFonts w:asciiTheme="minorHAnsi" w:eastAsiaTheme="minorEastAsia" w:hAnsiTheme="minorHAnsi" w:cstheme="minorBidi"/>
+      <w:color w:val="5A5A5A" w:themeColor="text1" w:themeTint="A5"/>
+      <w:spacing w:val="15"/>
+      <w:sz w:val="22"/>
+      <w:szCs w:val="22"/>
+    </w:rPr>
+  </w:style>
+  <w:style w:type="character" w:customStyle="1" w:styleId="Ttulo2Char">
+    <w:name w:val="Título 2 Char"/>
+    <w:basedOn w:val="Fontepargpadro"/>
+    <w:link w:val="Ttulo2"/>
+    <w:rsid w:val="002926B0"/>
+    <w:rPr>
+      <w:rFonts w:cs="Arial"/>
+      <w:b/>
+      <w:bCs/>
+      <w:kern w:val="32"/>
+      <w:sz w:val="24"/>
+      <w:szCs w:val="24"/>
     </w:rPr>
   </w:style>
 </w:styles>
